--- a/Node.docx
+++ b/Node.docx
@@ -823,8 +823,6 @@
       <w:pPr>
         <w:jc w:val="both"/>
         <w:rPr>
-          <w:b/>
-          <w:bCs/>
           <w:sz w:val="28"/>
           <w:szCs w:val="28"/>
         </w:rPr>
@@ -837,6 +835,45 @@
           <w:szCs w:val="28"/>
         </w:rPr>
         <w:t>What is ECMAScript?</w:t>
+      </w:r>
+    </w:p>
+    <w:p>
+      <w:pPr>
+        <w:jc w:val="both"/>
+        <w:rPr>
+          <w:sz w:val="28"/>
+          <w:szCs w:val="28"/>
+        </w:rPr>
+      </w:pPr>
+      <w:r>
+        <w:rPr>
+          <w:sz w:val="28"/>
+          <w:szCs w:val="28"/>
+        </w:rPr>
+        <w:t>ECMAScript is the foundational</w:t>
+      </w:r>
+      <w:r>
+        <w:rPr>
+          <w:sz w:val="28"/>
+          <w:szCs w:val="28"/>
+        </w:rPr>
+        <w:t xml:space="preserve"> rulebook for modern web development. It provides the standardized Specification that ensure JS code is consistent, efficient and Compatible across different browsers and environments.</w:t>
+      </w:r>
+    </w:p>
+    <w:p>
+      <w:pPr>
+        <w:jc w:val="both"/>
+        <w:rPr>
+          <w:sz w:val="28"/>
+          <w:szCs w:val="28"/>
+        </w:rPr>
+      </w:pPr>
+      <w:r>
+        <w:rPr>
+          <w:sz w:val="28"/>
+          <w:szCs w:val="28"/>
+        </w:rPr>
+        <w:t>Specification: Defining the core syntax, data types, op and how object and built-in features like arrays, maps and promises should behave. It also standardizes newer features like classes and modules</w:t>
       </w:r>
     </w:p>
     <w:p>
@@ -993,6 +1030,7 @@
           <w:sz w:val="28"/>
           <w:szCs w:val="28"/>
         </w:rPr>
+        <w:lastRenderedPageBreak/>
         <w:t xml:space="preserve">ES6, also known as ECMAScript 2015, is the sixth version of the ECMAScript standard. It introduced major features like let and </w:t>
       </w:r>
       <w:proofErr w:type="spellStart"/>
@@ -1090,7 +1128,6 @@
           <w:sz w:val="28"/>
           <w:szCs w:val="28"/>
         </w:rPr>
-        <w:lastRenderedPageBreak/>
         <w:t>In practice, we use modern JavaScript (ES6 and above). Since ECMAScript is updated yearly, we rely on the features supported by the runtime environment like Node.js or browsers rather than targeting a specific version.</w:t>
       </w:r>
     </w:p>
@@ -1388,7 +1425,6 @@
         </w:rPr>
       </w:pPr>
       <w:proofErr w:type="spellStart"/>
-      <w:proofErr w:type="gramStart"/>
       <w:r>
         <w:rPr>
           <w:sz w:val="28"/>
@@ -1402,62 +1438,39 @@
           <w:sz w:val="28"/>
           <w:szCs w:val="28"/>
         </w:rPr>
-        <w:t>(</w:t>
-      </w:r>
-      <w:proofErr w:type="gramEnd"/>
-      <w:r>
-        <w:rPr>
-          <w:sz w:val="28"/>
-          <w:szCs w:val="28"/>
-        </w:rPr>
-        <w:t>() =&gt; {</w:t>
-      </w:r>
-    </w:p>
-    <w:p>
-      <w:pPr>
-        <w:jc w:val="both"/>
-        <w:rPr>
-          <w:sz w:val="28"/>
-          <w:szCs w:val="28"/>
-        </w:rPr>
-      </w:pPr>
-      <w:r>
-        <w:rPr>
-          <w:sz w:val="28"/>
-          <w:szCs w:val="28"/>
-        </w:rPr>
-        <w:t xml:space="preserve">  </w:t>
-      </w:r>
-      <w:proofErr w:type="gramStart"/>
-      <w:r>
-        <w:rPr>
-          <w:sz w:val="28"/>
-          <w:szCs w:val="28"/>
-        </w:rPr>
-        <w:t>console.log(</w:t>
-      </w:r>
-      <w:proofErr w:type="gramEnd"/>
-      <w:r>
-        <w:rPr>
-          <w:sz w:val="28"/>
-          <w:szCs w:val="28"/>
-        </w:rPr>
-        <w:t>"Timeout done");</w:t>
-      </w:r>
-    </w:p>
-    <w:p>
-      <w:pPr>
-        <w:jc w:val="both"/>
-        <w:rPr>
-          <w:sz w:val="28"/>
-          <w:szCs w:val="28"/>
-        </w:rPr>
-      </w:pPr>
-      <w:r>
-        <w:rPr>
-          <w:sz w:val="28"/>
-          <w:szCs w:val="28"/>
-        </w:rPr>
+        <w:t>(() =&gt; {</w:t>
+      </w:r>
+    </w:p>
+    <w:p>
+      <w:pPr>
+        <w:jc w:val="both"/>
+        <w:rPr>
+          <w:sz w:val="28"/>
+          <w:szCs w:val="28"/>
+        </w:rPr>
+      </w:pPr>
+      <w:r>
+        <w:rPr>
+          <w:sz w:val="28"/>
+          <w:szCs w:val="28"/>
+        </w:rPr>
+        <w:t xml:space="preserve">  console.log("Timeout done");</w:t>
+      </w:r>
+    </w:p>
+    <w:p>
+      <w:pPr>
+        <w:jc w:val="both"/>
+        <w:rPr>
+          <w:sz w:val="28"/>
+          <w:szCs w:val="28"/>
+        </w:rPr>
+      </w:pPr>
+      <w:r>
+        <w:rPr>
+          <w:sz w:val="28"/>
+          <w:szCs w:val="28"/>
+        </w:rPr>
+        <w:lastRenderedPageBreak/>
         <w:t>}, 2000);</w:t>
       </w:r>
     </w:p>
@@ -1538,7 +1551,6 @@
           <w:sz w:val="28"/>
           <w:szCs w:val="28"/>
         </w:rPr>
-        <w:lastRenderedPageBreak/>
         <w:t>Start</w:t>
       </w:r>
       <w:r>
@@ -1695,24 +1707,4614 @@
       <w:pPr>
         <w:jc w:val="both"/>
         <w:rPr>
-          <w:sz w:val="28"/>
-          <w:szCs w:val="28"/>
-        </w:rPr>
-      </w:pPr>
-    </w:p>
-    <w:p>
-      <w:pPr>
-        <w:jc w:val="both"/>
-        <w:rPr>
-          <w:sz w:val="28"/>
-          <w:szCs w:val="28"/>
-        </w:rPr>
-      </w:pPr>
-    </w:p>
-    <w:p>
-      <w:pPr>
-        <w:jc w:val="both"/>
-        <w:rPr>
+          <w:b/>
+          <w:bCs/>
+          <w:sz w:val="28"/>
+          <w:szCs w:val="28"/>
+        </w:rPr>
+      </w:pPr>
+      <w:r>
+        <w:rPr>
+          <w:b/>
+          <w:bCs/>
+          <w:sz w:val="28"/>
+          <w:szCs w:val="28"/>
+        </w:rPr>
+        <w:t>1️</w:t>
+      </w:r>
+      <w:r>
+        <w:rPr>
+          <w:rFonts w:ascii="Segoe UI Symbol" w:hAnsi="Segoe UI Symbol" w:cs="Segoe UI Symbol"/>
+          <w:b/>
+          <w:bCs/>
+          <w:sz w:val="28"/>
+          <w:szCs w:val="28"/>
+        </w:rPr>
+        <w:t>⃣</w:t>
+      </w:r>
+      <w:r>
+        <w:rPr>
+          <w:b/>
+          <w:bCs/>
+          <w:sz w:val="28"/>
+          <w:szCs w:val="28"/>
+        </w:rPr>
+        <w:t xml:space="preserve"> Node.js Architecture</w:t>
+      </w:r>
+    </w:p>
+    <w:p>
+      <w:pPr>
+        <w:jc w:val="both"/>
+        <w:rPr>
+          <w:sz w:val="28"/>
+          <w:szCs w:val="28"/>
+        </w:rPr>
+      </w:pPr>
+      <w:r>
+        <w:rPr>
+          <w:sz w:val="28"/>
+          <w:szCs w:val="28"/>
+        </w:rPr>
+        <w:t>Node.js architecture is event-driven and non-blocking, meaning it can handle many requests at the same time without waiting for one task to finish before starting another.</w:t>
+      </w:r>
+    </w:p>
+    <w:p>
+      <w:pPr>
+        <w:jc w:val="both"/>
+        <w:rPr>
+          <w:sz w:val="28"/>
+          <w:szCs w:val="28"/>
+        </w:rPr>
+      </w:pPr>
+      <w:r>
+        <w:rPr>
+          <w:sz w:val="28"/>
+          <w:szCs w:val="28"/>
+        </w:rPr>
+        <w:t>Unlike traditional servers that create multiple threads, Node.js uses:</w:t>
+      </w:r>
+    </w:p>
+    <w:p>
+      <w:pPr>
+        <w:numPr>
+          <w:ilvl w:val="0"/>
+          <w:numId w:val="10"/>
+        </w:numPr>
+        <w:jc w:val="both"/>
+        <w:rPr>
+          <w:sz w:val="28"/>
+          <w:szCs w:val="28"/>
+        </w:rPr>
+      </w:pPr>
+      <w:r>
+        <w:rPr>
+          <w:sz w:val="28"/>
+          <w:szCs w:val="28"/>
+        </w:rPr>
+        <w:t xml:space="preserve">Single Thread </w:t>
+      </w:r>
+    </w:p>
+    <w:p>
+      <w:pPr>
+        <w:numPr>
+          <w:ilvl w:val="0"/>
+          <w:numId w:val="10"/>
+        </w:numPr>
+        <w:jc w:val="both"/>
+        <w:rPr>
+          <w:sz w:val="28"/>
+          <w:szCs w:val="28"/>
+        </w:rPr>
+      </w:pPr>
+      <w:r>
+        <w:rPr>
+          <w:sz w:val="28"/>
+          <w:szCs w:val="28"/>
+        </w:rPr>
+        <w:t xml:space="preserve">Event Loop </w:t>
+      </w:r>
+    </w:p>
+    <w:p>
+      <w:pPr>
+        <w:numPr>
+          <w:ilvl w:val="0"/>
+          <w:numId w:val="10"/>
+        </w:numPr>
+        <w:jc w:val="both"/>
+        <w:rPr>
+          <w:sz w:val="28"/>
+          <w:szCs w:val="28"/>
+        </w:rPr>
+      </w:pPr>
+      <w:r>
+        <w:rPr>
+          <w:sz w:val="28"/>
+          <w:szCs w:val="28"/>
+        </w:rPr>
+        <w:t xml:space="preserve">Non-Blocking I/O </w:t>
+      </w:r>
+    </w:p>
+    <w:p>
+      <w:pPr>
+        <w:jc w:val="both"/>
+        <w:rPr>
+          <w:sz w:val="28"/>
+          <w:szCs w:val="28"/>
+        </w:rPr>
+      </w:pPr>
+      <w:r>
+        <w:rPr>
+          <w:sz w:val="28"/>
+          <w:szCs w:val="28"/>
+        </w:rPr>
+        <w:t>This makes Node.js very fast and scalable.</w:t>
+      </w:r>
+    </w:p>
+    <w:p>
+      <w:pPr>
+        <w:jc w:val="both"/>
+        <w:rPr>
+          <w:b/>
+          <w:bCs/>
+          <w:sz w:val="28"/>
+          <w:szCs w:val="28"/>
+        </w:rPr>
+      </w:pPr>
+      <w:r>
+        <w:rPr>
+          <w:sz w:val="28"/>
+          <w:szCs w:val="28"/>
+        </w:rPr>
+        <w:pict w14:anchorId="685DA26F">
+          <v:rect id="_x0000_i1031" style="width:0;height:1.5pt" o:hralign="center" o:hrstd="t" o:hr="t" fillcolor="#a0a0a0" stroked="f"/>
+        </w:pict>
+      </w:r>
+    </w:p>
+    <w:p>
+      <w:pPr>
+        <w:jc w:val="both"/>
+        <w:rPr>
+          <w:b/>
+          <w:bCs/>
+          <w:sz w:val="28"/>
+          <w:szCs w:val="28"/>
+        </w:rPr>
+      </w:pPr>
+      <w:r>
+        <w:rPr>
+          <w:b/>
+          <w:bCs/>
+          <w:sz w:val="28"/>
+          <w:szCs w:val="28"/>
+        </w:rPr>
+        <w:t>Main Components of Node.js Architecture</w:t>
+      </w:r>
+    </w:p>
+    <w:p>
+      <w:pPr>
+        <w:jc w:val="both"/>
+        <w:rPr>
+          <w:b/>
+          <w:bCs/>
+          <w:sz w:val="28"/>
+          <w:szCs w:val="28"/>
+        </w:rPr>
+      </w:pPr>
+      <w:r>
+        <w:rPr>
+          <w:b/>
+          <w:bCs/>
+          <w:sz w:val="28"/>
+          <w:szCs w:val="28"/>
+        </w:rPr>
+        <w:t>1️</w:t>
+      </w:r>
+      <w:r>
+        <w:rPr>
+          <w:rFonts w:ascii="Segoe UI Symbol" w:hAnsi="Segoe UI Symbol" w:cs="Segoe UI Symbol"/>
+          <w:b/>
+          <w:bCs/>
+          <w:sz w:val="28"/>
+          <w:szCs w:val="28"/>
+        </w:rPr>
+        <w:t>⃣</w:t>
+      </w:r>
+      <w:r>
+        <w:rPr>
+          <w:b/>
+          <w:bCs/>
+          <w:sz w:val="28"/>
+          <w:szCs w:val="28"/>
+        </w:rPr>
+        <w:t xml:space="preserve"> Client Requests</w:t>
+      </w:r>
+    </w:p>
+    <w:p>
+      <w:pPr>
+        <w:jc w:val="both"/>
+        <w:rPr>
+          <w:sz w:val="28"/>
+          <w:szCs w:val="28"/>
+        </w:rPr>
+      </w:pPr>
+      <w:r>
+        <w:rPr>
+          <w:sz w:val="28"/>
+          <w:szCs w:val="28"/>
+        </w:rPr>
+        <w:lastRenderedPageBreak/>
+        <w:t>Clients send requests to the server.</w:t>
+      </w:r>
+    </w:p>
+    <w:p>
+      <w:pPr>
+        <w:jc w:val="both"/>
+        <w:rPr>
+          <w:sz w:val="28"/>
+          <w:szCs w:val="28"/>
+        </w:rPr>
+      </w:pPr>
+      <w:r>
+        <w:rPr>
+          <w:sz w:val="28"/>
+          <w:szCs w:val="28"/>
+        </w:rPr>
+        <w:t>Example:</w:t>
+      </w:r>
+    </w:p>
+    <w:p>
+      <w:pPr>
+        <w:numPr>
+          <w:ilvl w:val="0"/>
+          <w:numId w:val="11"/>
+        </w:numPr>
+        <w:jc w:val="both"/>
+        <w:rPr>
+          <w:sz w:val="28"/>
+          <w:szCs w:val="28"/>
+        </w:rPr>
+      </w:pPr>
+      <w:r>
+        <w:rPr>
+          <w:sz w:val="28"/>
+          <w:szCs w:val="28"/>
+        </w:rPr>
+        <w:t xml:space="preserve">Browser </w:t>
+      </w:r>
+    </w:p>
+    <w:p>
+      <w:pPr>
+        <w:numPr>
+          <w:ilvl w:val="0"/>
+          <w:numId w:val="11"/>
+        </w:numPr>
+        <w:jc w:val="both"/>
+        <w:rPr>
+          <w:sz w:val="28"/>
+          <w:szCs w:val="28"/>
+        </w:rPr>
+      </w:pPr>
+      <w:r>
+        <w:rPr>
+          <w:sz w:val="28"/>
+          <w:szCs w:val="28"/>
+        </w:rPr>
+        <w:t xml:space="preserve">Mobile App </w:t>
+      </w:r>
+    </w:p>
+    <w:p>
+      <w:pPr>
+        <w:numPr>
+          <w:ilvl w:val="0"/>
+          <w:numId w:val="11"/>
+        </w:numPr>
+        <w:jc w:val="both"/>
+        <w:rPr>
+          <w:sz w:val="28"/>
+          <w:szCs w:val="28"/>
+        </w:rPr>
+      </w:pPr>
+      <w:r>
+        <w:rPr>
+          <w:sz w:val="28"/>
+          <w:szCs w:val="28"/>
+        </w:rPr>
+        <w:t xml:space="preserve">API request </w:t>
+      </w:r>
+    </w:p>
+    <w:p>
+      <w:pPr>
+        <w:jc w:val="both"/>
+        <w:rPr>
+          <w:b/>
+          <w:bCs/>
+          <w:sz w:val="28"/>
+          <w:szCs w:val="28"/>
+        </w:rPr>
+      </w:pPr>
+      <w:r>
+        <w:rPr>
+          <w:b/>
+          <w:bCs/>
+          <w:sz w:val="28"/>
+          <w:szCs w:val="28"/>
+        </w:rPr>
+        <w:t>Client → Node Server</w:t>
+      </w:r>
+    </w:p>
+    <w:p>
+      <w:pPr>
+        <w:jc w:val="both"/>
+        <w:rPr>
+          <w:b/>
+          <w:bCs/>
+          <w:sz w:val="28"/>
+          <w:szCs w:val="28"/>
+        </w:rPr>
+      </w:pPr>
+      <w:r>
+        <w:rPr>
+          <w:b/>
+          <w:bCs/>
+          <w:sz w:val="28"/>
+          <w:szCs w:val="28"/>
+        </w:rPr>
+        <w:pict w14:anchorId="6B2D7CC0">
+          <v:rect id="_x0000_i1032" style="width:0;height:1.5pt" o:hralign="center" o:hrstd="t" o:hr="t" fillcolor="#a0a0a0" stroked="f"/>
+        </w:pict>
+      </w:r>
+    </w:p>
+    <w:p>
+      <w:pPr>
+        <w:jc w:val="both"/>
+        <w:rPr>
+          <w:b/>
+          <w:bCs/>
+          <w:sz w:val="28"/>
+          <w:szCs w:val="28"/>
+        </w:rPr>
+      </w:pPr>
+      <w:r>
+        <w:rPr>
+          <w:b/>
+          <w:bCs/>
+          <w:sz w:val="28"/>
+          <w:szCs w:val="28"/>
+        </w:rPr>
+        <w:t>2️</w:t>
+      </w:r>
+      <w:r>
+        <w:rPr>
+          <w:rFonts w:ascii="Segoe UI Symbol" w:hAnsi="Segoe UI Symbol" w:cs="Segoe UI Symbol"/>
+          <w:b/>
+          <w:bCs/>
+          <w:sz w:val="28"/>
+          <w:szCs w:val="28"/>
+        </w:rPr>
+        <w:t>⃣</w:t>
+      </w:r>
+      <w:r>
+        <w:rPr>
+          <w:b/>
+          <w:bCs/>
+          <w:sz w:val="28"/>
+          <w:szCs w:val="28"/>
+        </w:rPr>
+        <w:t xml:space="preserve"> Event Queue</w:t>
+      </w:r>
+    </w:p>
+    <w:p>
+      <w:pPr>
+        <w:jc w:val="both"/>
+        <w:rPr>
+          <w:sz w:val="28"/>
+          <w:szCs w:val="28"/>
+        </w:rPr>
+      </w:pPr>
+      <w:r>
+        <w:rPr>
+          <w:sz w:val="28"/>
+          <w:szCs w:val="28"/>
+        </w:rPr>
+        <w:t>All incoming requests are placed into an Event Queue.</w:t>
+      </w:r>
+    </w:p>
+    <w:p>
+      <w:pPr>
+        <w:jc w:val="both"/>
+        <w:rPr>
+          <w:sz w:val="28"/>
+          <w:szCs w:val="28"/>
+        </w:rPr>
+      </w:pPr>
+      <w:r>
+        <w:rPr>
+          <w:sz w:val="28"/>
+          <w:szCs w:val="28"/>
+        </w:rPr>
+        <w:t>The queue stores tasks such as:</w:t>
+      </w:r>
+    </w:p>
+    <w:p>
+      <w:pPr>
+        <w:numPr>
+          <w:ilvl w:val="0"/>
+          <w:numId w:val="12"/>
+        </w:numPr>
+        <w:jc w:val="both"/>
+        <w:rPr>
+          <w:sz w:val="28"/>
+          <w:szCs w:val="28"/>
+        </w:rPr>
+      </w:pPr>
+      <w:r>
+        <w:rPr>
+          <w:sz w:val="28"/>
+          <w:szCs w:val="28"/>
+        </w:rPr>
+        <w:t xml:space="preserve">File reading </w:t>
+      </w:r>
+    </w:p>
+    <w:p>
+      <w:pPr>
+        <w:numPr>
+          <w:ilvl w:val="0"/>
+          <w:numId w:val="12"/>
+        </w:numPr>
+        <w:jc w:val="both"/>
+        <w:rPr>
+          <w:sz w:val="28"/>
+          <w:szCs w:val="28"/>
+        </w:rPr>
+      </w:pPr>
+      <w:r>
+        <w:rPr>
+          <w:sz w:val="28"/>
+          <w:szCs w:val="28"/>
+        </w:rPr>
+        <w:t xml:space="preserve">Database query </w:t>
+      </w:r>
+    </w:p>
+    <w:p>
+      <w:pPr>
+        <w:numPr>
+          <w:ilvl w:val="0"/>
+          <w:numId w:val="12"/>
+        </w:numPr>
+        <w:jc w:val="both"/>
+        <w:rPr>
+          <w:sz w:val="28"/>
+          <w:szCs w:val="28"/>
+        </w:rPr>
+      </w:pPr>
+      <w:r>
+        <w:rPr>
+          <w:sz w:val="28"/>
+          <w:szCs w:val="28"/>
+        </w:rPr>
+        <w:t xml:space="preserve">API request </w:t>
+      </w:r>
+    </w:p>
+    <w:p>
+      <w:pPr>
+        <w:jc w:val="both"/>
+        <w:rPr>
+          <w:b/>
+          <w:bCs/>
+          <w:sz w:val="28"/>
+          <w:szCs w:val="28"/>
+        </w:rPr>
+      </w:pPr>
+      <w:r>
+        <w:rPr>
+          <w:sz w:val="28"/>
+          <w:szCs w:val="28"/>
+        </w:rPr>
+        <w:pict w14:anchorId="4B17B854">
+          <v:rect id="_x0000_i1033" style="width:0;height:1.5pt" o:hralign="center" o:hrstd="t" o:hr="t" fillcolor="#a0a0a0" stroked="f"/>
+        </w:pict>
+      </w:r>
+    </w:p>
+    <w:p>
+      <w:pPr>
+        <w:jc w:val="both"/>
+        <w:rPr>
+          <w:b/>
+          <w:bCs/>
+          <w:sz w:val="28"/>
+          <w:szCs w:val="28"/>
+        </w:rPr>
+      </w:pPr>
+      <w:r>
+        <w:rPr>
+          <w:b/>
+          <w:bCs/>
+          <w:sz w:val="28"/>
+          <w:szCs w:val="28"/>
+        </w:rPr>
+        <w:t>3️</w:t>
+      </w:r>
+      <w:r>
+        <w:rPr>
+          <w:rFonts w:ascii="Segoe UI Symbol" w:hAnsi="Segoe UI Symbol" w:cs="Segoe UI Symbol"/>
+          <w:b/>
+          <w:bCs/>
+          <w:sz w:val="28"/>
+          <w:szCs w:val="28"/>
+        </w:rPr>
+        <w:t>⃣</w:t>
+      </w:r>
+      <w:r>
+        <w:rPr>
+          <w:b/>
+          <w:bCs/>
+          <w:sz w:val="28"/>
+          <w:szCs w:val="28"/>
+        </w:rPr>
+        <w:t xml:space="preserve"> Event Loop (Heart of Node.js)</w:t>
+      </w:r>
+    </w:p>
+    <w:p>
+      <w:pPr>
+        <w:jc w:val="both"/>
+        <w:rPr>
+          <w:b/>
+          <w:bCs/>
+          <w:sz w:val="28"/>
+          <w:szCs w:val="28"/>
+        </w:rPr>
+      </w:pPr>
+      <w:r>
+        <w:rPr>
+          <w:b/>
+          <w:bCs/>
+          <w:sz w:val="28"/>
+          <w:szCs w:val="28"/>
+        </w:rPr>
+        <w:t>The Event Loop continuously checks the queue and processes tasks.</w:t>
+      </w:r>
+    </w:p>
+    <w:p>
+      <w:pPr>
+        <w:jc w:val="both"/>
+        <w:rPr>
+          <w:b/>
+          <w:bCs/>
+          <w:sz w:val="28"/>
+          <w:szCs w:val="28"/>
+        </w:rPr>
+      </w:pPr>
+      <w:r>
+        <w:rPr>
+          <w:b/>
+          <w:bCs/>
+          <w:sz w:val="28"/>
+          <w:szCs w:val="28"/>
+        </w:rPr>
+        <w:t>Process:</w:t>
+      </w:r>
+    </w:p>
+    <w:p>
+      <w:pPr>
+        <w:jc w:val="both"/>
+        <w:rPr>
+          <w:sz w:val="28"/>
+          <w:szCs w:val="28"/>
+        </w:rPr>
+      </w:pPr>
+      <w:r>
+        <w:rPr>
+          <w:b/>
+          <w:bCs/>
+          <w:sz w:val="28"/>
+          <w:szCs w:val="28"/>
+        </w:rPr>
+        <w:t xml:space="preserve">1 </w:t>
+      </w:r>
+      <w:r>
+        <w:rPr>
+          <w:sz w:val="28"/>
+          <w:szCs w:val="28"/>
+        </w:rPr>
+        <w:t>Request arrives</w:t>
+      </w:r>
+    </w:p>
+    <w:p>
+      <w:pPr>
+        <w:jc w:val="both"/>
+        <w:rPr>
+          <w:sz w:val="28"/>
+          <w:szCs w:val="28"/>
+        </w:rPr>
+      </w:pPr>
+      <w:r>
+        <w:rPr>
+          <w:sz w:val="28"/>
+          <w:szCs w:val="28"/>
+        </w:rPr>
+        <w:t>2 Event Loop checks queue</w:t>
+      </w:r>
+    </w:p>
+    <w:p>
+      <w:pPr>
+        <w:jc w:val="both"/>
+        <w:rPr>
+          <w:sz w:val="28"/>
+          <w:szCs w:val="28"/>
+        </w:rPr>
+      </w:pPr>
+      <w:r>
+        <w:rPr>
+          <w:sz w:val="28"/>
+          <w:szCs w:val="28"/>
+        </w:rPr>
+        <w:t>3 Task executed</w:t>
+      </w:r>
+    </w:p>
+    <w:p>
+      <w:pPr>
+        <w:jc w:val="both"/>
+        <w:rPr>
+          <w:sz w:val="28"/>
+          <w:szCs w:val="28"/>
+        </w:rPr>
+      </w:pPr>
+      <w:r>
+        <w:rPr>
+          <w:sz w:val="28"/>
+          <w:szCs w:val="28"/>
+        </w:rPr>
+        <w:t>4 Callback returned</w:t>
+      </w:r>
+    </w:p>
+    <w:p>
+      <w:pPr>
+        <w:jc w:val="both"/>
+        <w:rPr>
+          <w:b/>
+          <w:bCs/>
+          <w:sz w:val="28"/>
+          <w:szCs w:val="28"/>
+        </w:rPr>
+      </w:pPr>
+      <w:r>
+        <w:rPr>
+          <w:b/>
+          <w:bCs/>
+          <w:sz w:val="28"/>
+          <w:szCs w:val="28"/>
+        </w:rPr>
+        <w:pict w14:anchorId="68073B9D">
+          <v:rect id="_x0000_i1034" style="width:0;height:1.5pt" o:hralign="center" o:hrstd="t" o:hr="t" fillcolor="#a0a0a0" stroked="f"/>
+        </w:pict>
+      </w:r>
+    </w:p>
+    <w:p>
+      <w:pPr>
+        <w:jc w:val="both"/>
+        <w:rPr>
+          <w:b/>
+          <w:bCs/>
+          <w:sz w:val="28"/>
+          <w:szCs w:val="28"/>
+        </w:rPr>
+      </w:pPr>
+      <w:r>
+        <w:rPr>
+          <w:b/>
+          <w:bCs/>
+          <w:sz w:val="28"/>
+          <w:szCs w:val="28"/>
+        </w:rPr>
+        <w:t>4️</w:t>
+      </w:r>
+      <w:r>
+        <w:rPr>
+          <w:rFonts w:ascii="Segoe UI Symbol" w:hAnsi="Segoe UI Symbol" w:cs="Segoe UI Symbol"/>
+          <w:b/>
+          <w:bCs/>
+          <w:sz w:val="28"/>
+          <w:szCs w:val="28"/>
+        </w:rPr>
+        <w:t>⃣</w:t>
+      </w:r>
+      <w:r>
+        <w:rPr>
+          <w:b/>
+          <w:bCs/>
+          <w:sz w:val="28"/>
+          <w:szCs w:val="28"/>
+        </w:rPr>
+        <w:t xml:space="preserve"> Thread Pool</w:t>
+      </w:r>
+    </w:p>
+    <w:p>
+      <w:pPr>
+        <w:jc w:val="both"/>
+        <w:rPr>
+          <w:sz w:val="28"/>
+          <w:szCs w:val="28"/>
+        </w:rPr>
+      </w:pPr>
+      <w:r>
+        <w:rPr>
+          <w:sz w:val="28"/>
+          <w:szCs w:val="28"/>
+        </w:rPr>
+        <w:t xml:space="preserve">Some heavy tasks are handled by </w:t>
+      </w:r>
+      <w:proofErr w:type="spellStart"/>
+      <w:r>
+        <w:rPr>
+          <w:sz w:val="28"/>
+          <w:szCs w:val="28"/>
+        </w:rPr>
+        <w:t>libuv</w:t>
+      </w:r>
+      <w:proofErr w:type="spellEnd"/>
+      <w:r>
+        <w:rPr>
+          <w:sz w:val="28"/>
+          <w:szCs w:val="28"/>
+        </w:rPr>
+        <w:t xml:space="preserve"> thread pool.</w:t>
+      </w:r>
+    </w:p>
+    <w:p>
+      <w:pPr>
+        <w:jc w:val="both"/>
+        <w:rPr>
+          <w:sz w:val="28"/>
+          <w:szCs w:val="28"/>
+        </w:rPr>
+      </w:pPr>
+      <w:r>
+        <w:rPr>
+          <w:sz w:val="28"/>
+          <w:szCs w:val="28"/>
+        </w:rPr>
+        <w:t>Examples:</w:t>
+      </w:r>
+    </w:p>
+    <w:p>
+      <w:pPr>
+        <w:numPr>
+          <w:ilvl w:val="0"/>
+          <w:numId w:val="13"/>
+        </w:numPr>
+        <w:jc w:val="both"/>
+        <w:rPr>
+          <w:sz w:val="28"/>
+          <w:szCs w:val="28"/>
+        </w:rPr>
+      </w:pPr>
+      <w:r>
+        <w:rPr>
+          <w:sz w:val="28"/>
+          <w:szCs w:val="28"/>
+        </w:rPr>
+        <w:lastRenderedPageBreak/>
+        <w:t xml:space="preserve">File system operations </w:t>
+      </w:r>
+    </w:p>
+    <w:p>
+      <w:pPr>
+        <w:numPr>
+          <w:ilvl w:val="0"/>
+          <w:numId w:val="13"/>
+        </w:numPr>
+        <w:jc w:val="both"/>
+        <w:rPr>
+          <w:sz w:val="28"/>
+          <w:szCs w:val="28"/>
+        </w:rPr>
+      </w:pPr>
+      <w:r>
+        <w:rPr>
+          <w:sz w:val="28"/>
+          <w:szCs w:val="28"/>
+        </w:rPr>
+        <w:t xml:space="preserve">DNS lookup </w:t>
+      </w:r>
+    </w:p>
+    <w:p>
+      <w:pPr>
+        <w:numPr>
+          <w:ilvl w:val="0"/>
+          <w:numId w:val="13"/>
+        </w:numPr>
+        <w:jc w:val="both"/>
+        <w:rPr>
+          <w:sz w:val="28"/>
+          <w:szCs w:val="28"/>
+        </w:rPr>
+      </w:pPr>
+      <w:r>
+        <w:rPr>
+          <w:sz w:val="28"/>
+          <w:szCs w:val="28"/>
+        </w:rPr>
+        <w:t xml:space="preserve">Compression </w:t>
+      </w:r>
+    </w:p>
+    <w:p>
+      <w:pPr>
+        <w:jc w:val="both"/>
+        <w:rPr>
+          <w:sz w:val="28"/>
+          <w:szCs w:val="28"/>
+        </w:rPr>
+      </w:pPr>
+      <w:r>
+        <w:rPr>
+          <w:sz w:val="28"/>
+          <w:szCs w:val="28"/>
+        </w:rPr>
+        <w:t>These run in background threads.</w:t>
+      </w:r>
+    </w:p>
+    <w:p>
+      <w:pPr>
+        <w:jc w:val="both"/>
+        <w:rPr>
+          <w:b/>
+          <w:bCs/>
+          <w:sz w:val="28"/>
+          <w:szCs w:val="28"/>
+        </w:rPr>
+      </w:pPr>
+      <w:r>
+        <w:rPr>
+          <w:b/>
+          <w:bCs/>
+          <w:sz w:val="28"/>
+          <w:szCs w:val="28"/>
+        </w:rPr>
+        <w:pict w14:anchorId="7886F2B6">
+          <v:rect id="_x0000_i1035" style="width:0;height:1.5pt" o:hralign="center" o:hrstd="t" o:hr="t" fillcolor="#a0a0a0" stroked="f"/>
+        </w:pict>
+      </w:r>
+    </w:p>
+    <w:p>
+      <w:pPr>
+        <w:jc w:val="both"/>
+        <w:rPr>
+          <w:b/>
+          <w:bCs/>
+          <w:sz w:val="28"/>
+          <w:szCs w:val="28"/>
+        </w:rPr>
+      </w:pPr>
+      <w:r>
+        <w:rPr>
+          <w:b/>
+          <w:bCs/>
+          <w:sz w:val="28"/>
+          <w:szCs w:val="28"/>
+        </w:rPr>
+        <w:t>5️</w:t>
+      </w:r>
+      <w:r>
+        <w:rPr>
+          <w:rFonts w:ascii="Segoe UI Symbol" w:hAnsi="Segoe UI Symbol" w:cs="Segoe UI Symbol"/>
+          <w:b/>
+          <w:bCs/>
+          <w:sz w:val="28"/>
+          <w:szCs w:val="28"/>
+        </w:rPr>
+        <w:t>⃣</w:t>
+      </w:r>
+      <w:r>
+        <w:rPr>
+          <w:b/>
+          <w:bCs/>
+          <w:sz w:val="28"/>
+          <w:szCs w:val="28"/>
+        </w:rPr>
+        <w:t xml:space="preserve"> V8 Engine</w:t>
+      </w:r>
+    </w:p>
+    <w:p>
+      <w:pPr>
+        <w:jc w:val="both"/>
+        <w:rPr>
+          <w:sz w:val="28"/>
+          <w:szCs w:val="28"/>
+        </w:rPr>
+      </w:pPr>
+      <w:r>
+        <w:rPr>
+          <w:sz w:val="28"/>
+          <w:szCs w:val="28"/>
+        </w:rPr>
+        <w:t>Node.js uses Google Chrome's V8 engine to execute JavaScript.</w:t>
+      </w:r>
+    </w:p>
+    <w:p>
+      <w:pPr>
+        <w:jc w:val="both"/>
+        <w:rPr>
+          <w:sz w:val="28"/>
+          <w:szCs w:val="28"/>
+        </w:rPr>
+      </w:pPr>
+      <w:r>
+        <w:rPr>
+          <w:sz w:val="28"/>
+          <w:szCs w:val="28"/>
+        </w:rPr>
+        <w:t>It converts JavaScript into machine code for fast execution.</w:t>
+      </w:r>
+    </w:p>
+    <w:p>
+      <w:pPr>
+        <w:jc w:val="both"/>
+        <w:rPr>
+          <w:b/>
+          <w:bCs/>
+          <w:sz w:val="28"/>
+          <w:szCs w:val="28"/>
+        </w:rPr>
+      </w:pPr>
+      <w:r>
+        <w:rPr>
+          <w:b/>
+          <w:bCs/>
+          <w:sz w:val="28"/>
+          <w:szCs w:val="28"/>
+        </w:rPr>
+        <w:pict w14:anchorId="6C1A39E8">
+          <v:rect id="_x0000_i1036" style="width:0;height:1.5pt" o:hralign="center" o:hrstd="t" o:hr="t" fillcolor="#a0a0a0" stroked="f"/>
+        </w:pict>
+      </w:r>
+    </w:p>
+    <w:p>
+      <w:pPr>
+        <w:jc w:val="both"/>
+        <w:rPr>
+          <w:b/>
+          <w:bCs/>
+          <w:sz w:val="28"/>
+          <w:szCs w:val="28"/>
+        </w:rPr>
+      </w:pPr>
+      <w:r>
+        <w:rPr>
+          <w:b/>
+          <w:bCs/>
+          <w:sz w:val="28"/>
+          <w:szCs w:val="28"/>
+        </w:rPr>
+        <w:t>Formal Definition (Interview)</w:t>
+      </w:r>
+    </w:p>
+    <w:p>
+      <w:pPr>
+        <w:jc w:val="both"/>
+        <w:rPr>
+          <w:b/>
+          <w:bCs/>
+          <w:sz w:val="28"/>
+          <w:szCs w:val="28"/>
+        </w:rPr>
+      </w:pPr>
+      <w:r>
+        <w:rPr>
+          <w:sz w:val="28"/>
+          <w:szCs w:val="28"/>
+        </w:rPr>
+        <w:t xml:space="preserve">Node.js architecture is a single-threaded, event-driven, non-blocking I/O architecture built on the V8 engine and </w:t>
+      </w:r>
+      <w:proofErr w:type="spellStart"/>
+      <w:r>
+        <w:rPr>
+          <w:sz w:val="28"/>
+          <w:szCs w:val="28"/>
+        </w:rPr>
+        <w:t>libuv</w:t>
+      </w:r>
+      <w:proofErr w:type="spellEnd"/>
+      <w:r>
+        <w:rPr>
+          <w:sz w:val="28"/>
+          <w:szCs w:val="28"/>
+        </w:rPr>
+        <w:t xml:space="preserve"> library, designed to handle multiple concurrent connections efficiently</w:t>
+      </w:r>
+      <w:r>
+        <w:rPr>
+          <w:b/>
+          <w:bCs/>
+          <w:sz w:val="28"/>
+          <w:szCs w:val="28"/>
+        </w:rPr>
+        <w:t>.</w:t>
+      </w:r>
+    </w:p>
+    <w:p>
+      <w:pPr>
+        <w:jc w:val="both"/>
+        <w:rPr>
+          <w:b/>
+          <w:bCs/>
+          <w:sz w:val="28"/>
+          <w:szCs w:val="28"/>
+        </w:rPr>
+      </w:pPr>
+      <w:r>
+        <w:rPr>
+          <w:b/>
+          <w:bCs/>
+          <w:sz w:val="28"/>
+          <w:szCs w:val="28"/>
+        </w:rPr>
+        <w:t>2️</w:t>
+      </w:r>
+      <w:r>
+        <w:rPr>
+          <w:rFonts w:ascii="Segoe UI Symbol" w:hAnsi="Segoe UI Symbol" w:cs="Segoe UI Symbol"/>
+          <w:b/>
+          <w:bCs/>
+          <w:sz w:val="28"/>
+          <w:szCs w:val="28"/>
+        </w:rPr>
+        <w:t>⃣</w:t>
+      </w:r>
+      <w:r>
+        <w:rPr>
+          <w:b/>
+          <w:bCs/>
+          <w:sz w:val="28"/>
+          <w:szCs w:val="28"/>
+        </w:rPr>
+        <w:t xml:space="preserve"> Blocking System (Blocking I/O)</w:t>
+      </w:r>
+    </w:p>
+    <w:p>
+      <w:pPr>
+        <w:jc w:val="both"/>
+        <w:rPr>
+          <w:rFonts w:ascii="Times New Roman" w:hAnsi="Times New Roman" w:cs="Times New Roman"/>
+          <w:sz w:val="28"/>
+          <w:szCs w:val="28"/>
+        </w:rPr>
+      </w:pPr>
+      <w:r>
+        <w:rPr>
+          <w:rFonts w:ascii="Times New Roman" w:hAnsi="Times New Roman" w:cs="Times New Roman"/>
+          <w:sz w:val="28"/>
+          <w:szCs w:val="28"/>
+        </w:rPr>
+        <w:t>Simple Explanation</w:t>
+      </w:r>
+    </w:p>
+    <w:p>
+      <w:pPr>
+        <w:jc w:val="both"/>
+        <w:rPr>
+          <w:rFonts w:ascii="Times New Roman" w:hAnsi="Times New Roman" w:cs="Times New Roman"/>
+          <w:sz w:val="28"/>
+          <w:szCs w:val="28"/>
+        </w:rPr>
+      </w:pPr>
+      <w:r>
+        <w:rPr>
+          <w:rFonts w:ascii="Times New Roman" w:hAnsi="Times New Roman" w:cs="Times New Roman"/>
+          <w:sz w:val="28"/>
+          <w:szCs w:val="28"/>
+        </w:rPr>
+        <w:t>A blocking operation stops the execution of the program until the task is completed.</w:t>
+      </w:r>
+    </w:p>
+    <w:p>
+      <w:pPr>
+        <w:jc w:val="both"/>
+        <w:rPr>
+          <w:rFonts w:ascii="Times New Roman" w:hAnsi="Times New Roman" w:cs="Times New Roman"/>
+          <w:sz w:val="28"/>
+          <w:szCs w:val="28"/>
+        </w:rPr>
+      </w:pPr>
+      <w:r>
+        <w:rPr>
+          <w:rFonts w:ascii="Times New Roman" w:hAnsi="Times New Roman" w:cs="Times New Roman"/>
+          <w:sz w:val="28"/>
+          <w:szCs w:val="28"/>
+        </w:rPr>
+        <w:t>During blocking operations:</w:t>
+      </w:r>
+    </w:p>
+    <w:p>
+      <w:pPr>
+        <w:numPr>
+          <w:ilvl w:val="0"/>
+          <w:numId w:val="14"/>
+        </w:numPr>
+        <w:jc w:val="both"/>
+        <w:rPr>
+          <w:rFonts w:ascii="Times New Roman" w:hAnsi="Times New Roman" w:cs="Times New Roman"/>
+          <w:sz w:val="28"/>
+          <w:szCs w:val="28"/>
+        </w:rPr>
+      </w:pPr>
+      <w:r>
+        <w:rPr>
+          <w:rFonts w:ascii="Times New Roman" w:hAnsi="Times New Roman" w:cs="Times New Roman"/>
+          <w:sz w:val="28"/>
+          <w:szCs w:val="28"/>
+        </w:rPr>
+        <w:t xml:space="preserve">The program cannot handle other requests </w:t>
+      </w:r>
+    </w:p>
+    <w:p>
+      <w:pPr>
+        <w:numPr>
+          <w:ilvl w:val="0"/>
+          <w:numId w:val="14"/>
+        </w:numPr>
+        <w:jc w:val="both"/>
+        <w:rPr>
+          <w:rFonts w:ascii="Times New Roman" w:hAnsi="Times New Roman" w:cs="Times New Roman"/>
+          <w:sz w:val="28"/>
+          <w:szCs w:val="28"/>
+        </w:rPr>
+      </w:pPr>
+      <w:r>
+        <w:rPr>
+          <w:rFonts w:ascii="Times New Roman" w:hAnsi="Times New Roman" w:cs="Times New Roman"/>
+          <w:sz w:val="28"/>
+          <w:szCs w:val="28"/>
+        </w:rPr>
+        <w:t xml:space="preserve">Everything waits until the task finishes </w:t>
+      </w:r>
+    </w:p>
+    <w:p>
+      <w:pPr>
+        <w:jc w:val="both"/>
+        <w:rPr>
+          <w:rFonts w:ascii="Times New Roman" w:hAnsi="Times New Roman" w:cs="Times New Roman"/>
+          <w:sz w:val="28"/>
+          <w:szCs w:val="28"/>
+        </w:rPr>
+      </w:pPr>
+      <w:r>
+        <w:rPr>
+          <w:rFonts w:ascii="Times New Roman" w:hAnsi="Times New Roman" w:cs="Times New Roman"/>
+          <w:sz w:val="28"/>
+          <w:szCs w:val="28"/>
+        </w:rPr>
+        <w:pict w14:anchorId="552A3B60">
+          <v:rect id="_x0000_i1037" style="width:0;height:1.5pt" o:hralign="center" o:hrstd="t" o:hr="t" fillcolor="#a0a0a0" stroked="f"/>
+        </w:pict>
+      </w:r>
+    </w:p>
+    <w:p>
+      <w:pPr>
+        <w:jc w:val="both"/>
+        <w:rPr>
+          <w:rFonts w:ascii="Times New Roman" w:hAnsi="Times New Roman" w:cs="Times New Roman"/>
+          <w:b/>
+          <w:bCs/>
+          <w:sz w:val="28"/>
+          <w:szCs w:val="28"/>
+        </w:rPr>
+      </w:pPr>
+      <w:r>
+        <w:rPr>
+          <w:rFonts w:ascii="Times New Roman" w:hAnsi="Times New Roman" w:cs="Times New Roman"/>
+          <w:b/>
+          <w:bCs/>
+          <w:sz w:val="28"/>
+          <w:szCs w:val="28"/>
+        </w:rPr>
+        <w:t>Example of Blocking Code</w:t>
+      </w:r>
+    </w:p>
+    <w:p>
+      <w:pPr>
+        <w:rPr>
+          <w:rFonts w:ascii="Times New Roman" w:hAnsi="Times New Roman" w:cs="Times New Roman"/>
+          <w:sz w:val="28"/>
+          <w:szCs w:val="28"/>
+        </w:rPr>
+      </w:pPr>
+      <w:proofErr w:type="spellStart"/>
+      <w:r>
+        <w:rPr>
+          <w:rFonts w:ascii="Times New Roman" w:hAnsi="Times New Roman" w:cs="Times New Roman"/>
+          <w:sz w:val="28"/>
+          <w:szCs w:val="28"/>
+        </w:rPr>
+        <w:t>const</w:t>
+      </w:r>
+      <w:proofErr w:type="spellEnd"/>
+      <w:r>
+        <w:rPr>
+          <w:rFonts w:ascii="Times New Roman" w:hAnsi="Times New Roman" w:cs="Times New Roman"/>
+          <w:sz w:val="28"/>
+          <w:szCs w:val="28"/>
+        </w:rPr>
+        <w:t xml:space="preserve"> fs = require("fs");</w:t>
+      </w:r>
+      <w:r>
+        <w:rPr>
+          <w:rFonts w:ascii="Times New Roman" w:hAnsi="Times New Roman" w:cs="Times New Roman"/>
+          <w:sz w:val="28"/>
+          <w:szCs w:val="28"/>
+        </w:rPr>
+        <w:br/>
+      </w:r>
+      <w:r>
+        <w:rPr>
+          <w:rFonts w:ascii="Times New Roman" w:hAnsi="Times New Roman" w:cs="Times New Roman"/>
+          <w:sz w:val="28"/>
+          <w:szCs w:val="28"/>
+        </w:rPr>
+        <w:br/>
+      </w:r>
+      <w:proofErr w:type="spellStart"/>
+      <w:r>
+        <w:rPr>
+          <w:rFonts w:ascii="Times New Roman" w:hAnsi="Times New Roman" w:cs="Times New Roman"/>
+          <w:sz w:val="28"/>
+          <w:szCs w:val="28"/>
+        </w:rPr>
+        <w:t>const</w:t>
+      </w:r>
+      <w:proofErr w:type="spellEnd"/>
+      <w:r>
+        <w:rPr>
+          <w:rFonts w:ascii="Times New Roman" w:hAnsi="Times New Roman" w:cs="Times New Roman"/>
+          <w:sz w:val="28"/>
+          <w:szCs w:val="28"/>
+        </w:rPr>
+        <w:t xml:space="preserve"> data = </w:t>
+      </w:r>
+      <w:proofErr w:type="spellStart"/>
+      <w:r>
+        <w:rPr>
+          <w:rFonts w:ascii="Times New Roman" w:hAnsi="Times New Roman" w:cs="Times New Roman"/>
+          <w:sz w:val="28"/>
+          <w:szCs w:val="28"/>
+        </w:rPr>
+        <w:t>fs.readFileSync</w:t>
+      </w:r>
+      <w:proofErr w:type="spellEnd"/>
+      <w:r>
+        <w:rPr>
+          <w:rFonts w:ascii="Times New Roman" w:hAnsi="Times New Roman" w:cs="Times New Roman"/>
+          <w:sz w:val="28"/>
+          <w:szCs w:val="28"/>
+        </w:rPr>
+        <w:t>("file.txt", "utf8");</w:t>
+      </w:r>
+      <w:r>
+        <w:rPr>
+          <w:rFonts w:ascii="Times New Roman" w:hAnsi="Times New Roman" w:cs="Times New Roman"/>
+          <w:sz w:val="28"/>
+          <w:szCs w:val="28"/>
+        </w:rPr>
+        <w:br/>
+      </w:r>
+      <w:r>
+        <w:rPr>
+          <w:rFonts w:ascii="Times New Roman" w:hAnsi="Times New Roman" w:cs="Times New Roman"/>
+          <w:sz w:val="28"/>
+          <w:szCs w:val="28"/>
+        </w:rPr>
+        <w:br/>
+        <w:t>console.log(data);</w:t>
+      </w:r>
+      <w:r>
+        <w:rPr>
+          <w:rFonts w:ascii="Times New Roman" w:hAnsi="Times New Roman" w:cs="Times New Roman"/>
+          <w:sz w:val="28"/>
+          <w:szCs w:val="28"/>
+        </w:rPr>
+        <w:br/>
+        <w:t>console.log("Program finished");</w:t>
+      </w:r>
+    </w:p>
+    <w:p>
+      <w:pPr>
+        <w:jc w:val="both"/>
+        <w:rPr>
+          <w:rFonts w:ascii="Times New Roman" w:hAnsi="Times New Roman" w:cs="Times New Roman"/>
+          <w:b/>
+          <w:bCs/>
+          <w:sz w:val="28"/>
+          <w:szCs w:val="28"/>
+        </w:rPr>
+      </w:pPr>
+      <w:r>
+        <w:rPr>
+          <w:rFonts w:ascii="Times New Roman" w:hAnsi="Times New Roman" w:cs="Times New Roman"/>
+          <w:b/>
+          <w:bCs/>
+          <w:sz w:val="28"/>
+          <w:szCs w:val="28"/>
+        </w:rPr>
+        <w:lastRenderedPageBreak/>
+        <w:t>What happens here</w:t>
+      </w:r>
+    </w:p>
+    <w:p>
+      <w:pPr>
+        <w:rPr>
+          <w:rFonts w:ascii="Times New Roman" w:hAnsi="Times New Roman" w:cs="Times New Roman"/>
+          <w:sz w:val="28"/>
+          <w:szCs w:val="28"/>
+        </w:rPr>
+      </w:pPr>
+      <w:r>
+        <w:rPr>
+          <w:rFonts w:ascii="Times New Roman" w:hAnsi="Times New Roman" w:cs="Times New Roman"/>
+          <w:sz w:val="28"/>
+          <w:szCs w:val="28"/>
+        </w:rPr>
+        <w:t>1 Read file</w:t>
+      </w:r>
+      <w:r>
+        <w:rPr>
+          <w:rFonts w:ascii="Times New Roman" w:hAnsi="Times New Roman" w:cs="Times New Roman"/>
+          <w:sz w:val="28"/>
+          <w:szCs w:val="28"/>
+        </w:rPr>
+        <w:br/>
+        <w:t>2 Wait until file is fully read</w:t>
+      </w:r>
+      <w:r>
+        <w:rPr>
+          <w:rFonts w:ascii="Times New Roman" w:hAnsi="Times New Roman" w:cs="Times New Roman"/>
+          <w:sz w:val="28"/>
+          <w:szCs w:val="28"/>
+        </w:rPr>
+        <w:br/>
+        <w:t>3 Then continue program</w:t>
+      </w:r>
+    </w:p>
+    <w:p>
+      <w:pPr>
+        <w:jc w:val="both"/>
+        <w:rPr>
+          <w:rFonts w:ascii="Times New Roman" w:hAnsi="Times New Roman" w:cs="Times New Roman"/>
+          <w:sz w:val="28"/>
+          <w:szCs w:val="28"/>
+        </w:rPr>
+      </w:pPr>
+      <w:r>
+        <w:rPr>
+          <w:rFonts w:ascii="Times New Roman" w:hAnsi="Times New Roman" w:cs="Times New Roman"/>
+          <w:sz w:val="28"/>
+          <w:szCs w:val="28"/>
+        </w:rPr>
+        <w:t>The program stops until file reading is completed.</w:t>
+      </w:r>
+    </w:p>
+    <w:p>
+      <w:pPr>
+        <w:jc w:val="both"/>
+        <w:rPr>
+          <w:rFonts w:ascii="Times New Roman" w:hAnsi="Times New Roman" w:cs="Times New Roman"/>
+          <w:sz w:val="28"/>
+          <w:szCs w:val="28"/>
+        </w:rPr>
+      </w:pPr>
+      <w:r>
+        <w:rPr>
+          <w:rFonts w:ascii="Times New Roman" w:hAnsi="Times New Roman" w:cs="Times New Roman"/>
+          <w:sz w:val="28"/>
+          <w:szCs w:val="28"/>
+        </w:rPr>
+        <w:t>This is blocking.</w:t>
+      </w:r>
+    </w:p>
+    <w:p>
+      <w:pPr>
+        <w:jc w:val="both"/>
+        <w:rPr>
+          <w:rFonts w:ascii="Times New Roman" w:hAnsi="Times New Roman" w:cs="Times New Roman"/>
+          <w:sz w:val="28"/>
+          <w:szCs w:val="28"/>
+        </w:rPr>
+      </w:pPr>
+      <w:r>
+        <w:rPr>
+          <w:rFonts w:ascii="Times New Roman" w:hAnsi="Times New Roman" w:cs="Times New Roman"/>
+          <w:sz w:val="28"/>
+          <w:szCs w:val="28"/>
+        </w:rPr>
+        <w:pict w14:anchorId="5034C530">
+          <v:rect id="_x0000_i1038" style="width:0;height:1.5pt" o:hralign="center" o:hrstd="t" o:hr="t" fillcolor="#a0a0a0" stroked="f"/>
+        </w:pict>
+      </w:r>
+    </w:p>
+    <w:p>
+      <w:pPr>
+        <w:jc w:val="both"/>
+        <w:rPr>
+          <w:rFonts w:ascii="Times New Roman" w:hAnsi="Times New Roman" w:cs="Times New Roman"/>
+          <w:b/>
+          <w:bCs/>
+          <w:sz w:val="28"/>
+          <w:szCs w:val="28"/>
+        </w:rPr>
+      </w:pPr>
+      <w:r>
+        <w:rPr>
+          <w:rFonts w:ascii="Times New Roman" w:hAnsi="Times New Roman" w:cs="Times New Roman"/>
+          <w:b/>
+          <w:bCs/>
+          <w:sz w:val="28"/>
+          <w:szCs w:val="28"/>
+        </w:rPr>
+        <w:t>3️</w:t>
+      </w:r>
+      <w:r>
+        <w:rPr>
+          <w:rFonts w:ascii="Segoe UI Symbol" w:hAnsi="Segoe UI Symbol" w:cs="Segoe UI Symbol"/>
+          <w:b/>
+          <w:bCs/>
+          <w:sz w:val="28"/>
+          <w:szCs w:val="28"/>
+        </w:rPr>
+        <w:t>⃣</w:t>
+      </w:r>
+      <w:r>
+        <w:rPr>
+          <w:rFonts w:ascii="Times New Roman" w:hAnsi="Times New Roman" w:cs="Times New Roman"/>
+          <w:b/>
+          <w:bCs/>
+          <w:sz w:val="28"/>
+          <w:szCs w:val="28"/>
+        </w:rPr>
+        <w:t xml:space="preserve"> Non-Blocking System (Node.js Default)</w:t>
+      </w:r>
+    </w:p>
+    <w:p>
+      <w:pPr>
+        <w:jc w:val="both"/>
+        <w:rPr>
+          <w:rFonts w:ascii="Times New Roman" w:hAnsi="Times New Roman" w:cs="Times New Roman"/>
+          <w:sz w:val="28"/>
+          <w:szCs w:val="28"/>
+        </w:rPr>
+      </w:pPr>
+      <w:r>
+        <w:rPr>
+          <w:rFonts w:ascii="Times New Roman" w:hAnsi="Times New Roman" w:cs="Times New Roman"/>
+          <w:sz w:val="28"/>
+          <w:szCs w:val="28"/>
+        </w:rPr>
+        <w:t>Node.js mainly uses non-blocking operations.</w:t>
+      </w:r>
+    </w:p>
+    <w:p>
+      <w:pPr>
+        <w:jc w:val="both"/>
+        <w:rPr>
+          <w:rFonts w:ascii="Times New Roman" w:hAnsi="Times New Roman" w:cs="Times New Roman"/>
+          <w:sz w:val="28"/>
+          <w:szCs w:val="28"/>
+        </w:rPr>
+      </w:pPr>
+      <w:r>
+        <w:rPr>
+          <w:rFonts w:ascii="Times New Roman" w:hAnsi="Times New Roman" w:cs="Times New Roman"/>
+          <w:sz w:val="28"/>
+          <w:szCs w:val="28"/>
+        </w:rPr>
+        <w:t>This means:</w:t>
+      </w:r>
+    </w:p>
+    <w:p>
+      <w:pPr>
+        <w:numPr>
+          <w:ilvl w:val="0"/>
+          <w:numId w:val="15"/>
+        </w:numPr>
+        <w:jc w:val="both"/>
+        <w:rPr>
+          <w:rFonts w:ascii="Times New Roman" w:hAnsi="Times New Roman" w:cs="Times New Roman"/>
+          <w:sz w:val="28"/>
+          <w:szCs w:val="28"/>
+        </w:rPr>
+      </w:pPr>
+      <w:r>
+        <w:rPr>
+          <w:rFonts w:ascii="Times New Roman" w:hAnsi="Times New Roman" w:cs="Times New Roman"/>
+          <w:sz w:val="28"/>
+          <w:szCs w:val="28"/>
+        </w:rPr>
+        <w:t xml:space="preserve">The program does not wait </w:t>
+      </w:r>
+    </w:p>
+    <w:p>
+      <w:pPr>
+        <w:numPr>
+          <w:ilvl w:val="0"/>
+          <w:numId w:val="15"/>
+        </w:numPr>
+        <w:jc w:val="both"/>
+        <w:rPr>
+          <w:rFonts w:ascii="Times New Roman" w:hAnsi="Times New Roman" w:cs="Times New Roman"/>
+          <w:sz w:val="28"/>
+          <w:szCs w:val="28"/>
+        </w:rPr>
+      </w:pPr>
+      <w:r>
+        <w:rPr>
+          <w:rFonts w:ascii="Times New Roman" w:hAnsi="Times New Roman" w:cs="Times New Roman"/>
+          <w:sz w:val="28"/>
+          <w:szCs w:val="28"/>
+        </w:rPr>
+        <w:t xml:space="preserve">Other tasks continue executing </w:t>
+      </w:r>
+    </w:p>
+    <w:p>
+      <w:pPr>
+        <w:jc w:val="both"/>
+        <w:rPr>
+          <w:rFonts w:ascii="Times New Roman" w:hAnsi="Times New Roman" w:cs="Times New Roman"/>
+          <w:sz w:val="28"/>
+          <w:szCs w:val="28"/>
+        </w:rPr>
+      </w:pPr>
+      <w:r>
+        <w:rPr>
+          <w:rFonts w:ascii="Times New Roman" w:hAnsi="Times New Roman" w:cs="Times New Roman"/>
+          <w:sz w:val="28"/>
+          <w:szCs w:val="28"/>
+        </w:rPr>
+        <w:pict w14:anchorId="137DB12F">
+          <v:rect id="_x0000_i1039" style="width:0;height:1.5pt" o:hralign="center" o:hrstd="t" o:hr="t" fillcolor="#a0a0a0" stroked="f"/>
+        </w:pict>
+      </w:r>
+    </w:p>
+    <w:p>
+      <w:pPr>
+        <w:jc w:val="both"/>
+        <w:rPr>
+          <w:rFonts w:ascii="Times New Roman" w:hAnsi="Times New Roman" w:cs="Times New Roman"/>
+          <w:b/>
+          <w:bCs/>
+          <w:sz w:val="28"/>
+          <w:szCs w:val="28"/>
+        </w:rPr>
+      </w:pPr>
+      <w:r>
+        <w:rPr>
+          <w:rFonts w:ascii="Times New Roman" w:hAnsi="Times New Roman" w:cs="Times New Roman"/>
+          <w:b/>
+          <w:bCs/>
+          <w:sz w:val="28"/>
+          <w:szCs w:val="28"/>
+        </w:rPr>
+        <w:t>Example of Non-Blocking Code</w:t>
+      </w:r>
+    </w:p>
+    <w:p>
+      <w:pPr>
+        <w:rPr>
+          <w:rFonts w:ascii="Times New Roman" w:hAnsi="Times New Roman" w:cs="Times New Roman"/>
+          <w:sz w:val="28"/>
+          <w:szCs w:val="28"/>
+        </w:rPr>
+      </w:pPr>
+      <w:proofErr w:type="spellStart"/>
+      <w:r>
+        <w:rPr>
+          <w:rFonts w:ascii="Times New Roman" w:hAnsi="Times New Roman" w:cs="Times New Roman"/>
+          <w:sz w:val="28"/>
+          <w:szCs w:val="28"/>
+        </w:rPr>
+        <w:t>const</w:t>
+      </w:r>
+      <w:proofErr w:type="spellEnd"/>
+      <w:r>
+        <w:rPr>
+          <w:rFonts w:ascii="Times New Roman" w:hAnsi="Times New Roman" w:cs="Times New Roman"/>
+          <w:sz w:val="28"/>
+          <w:szCs w:val="28"/>
+        </w:rPr>
+        <w:t xml:space="preserve"> fs = require("fs");</w:t>
+      </w:r>
+      <w:r>
+        <w:rPr>
+          <w:rFonts w:ascii="Times New Roman" w:hAnsi="Times New Roman" w:cs="Times New Roman"/>
+          <w:sz w:val="28"/>
+          <w:szCs w:val="28"/>
+        </w:rPr>
+        <w:br/>
+      </w:r>
+      <w:r>
+        <w:rPr>
+          <w:rFonts w:ascii="Times New Roman" w:hAnsi="Times New Roman" w:cs="Times New Roman"/>
+          <w:sz w:val="28"/>
+          <w:szCs w:val="28"/>
+        </w:rPr>
+        <w:br/>
+      </w:r>
+      <w:proofErr w:type="spellStart"/>
+      <w:r>
+        <w:rPr>
+          <w:rFonts w:ascii="Times New Roman" w:hAnsi="Times New Roman" w:cs="Times New Roman"/>
+          <w:sz w:val="28"/>
+          <w:szCs w:val="28"/>
+        </w:rPr>
+        <w:t>fs.readFile</w:t>
+      </w:r>
+      <w:proofErr w:type="spellEnd"/>
+      <w:r>
+        <w:rPr>
+          <w:rFonts w:ascii="Times New Roman" w:hAnsi="Times New Roman" w:cs="Times New Roman"/>
+          <w:sz w:val="28"/>
+          <w:szCs w:val="28"/>
+        </w:rPr>
+        <w:t>("file.txt", "utf8", (err, data) =&gt; {</w:t>
+      </w:r>
+      <w:r>
+        <w:rPr>
+          <w:rFonts w:ascii="Times New Roman" w:hAnsi="Times New Roman" w:cs="Times New Roman"/>
+          <w:sz w:val="28"/>
+          <w:szCs w:val="28"/>
+        </w:rPr>
+        <w:br/>
+        <w:t xml:space="preserve">   console.log(data);</w:t>
+      </w:r>
+      <w:r>
+        <w:rPr>
+          <w:rFonts w:ascii="Times New Roman" w:hAnsi="Times New Roman" w:cs="Times New Roman"/>
+          <w:sz w:val="28"/>
+          <w:szCs w:val="28"/>
+        </w:rPr>
+        <w:br/>
+        <w:t>});</w:t>
+      </w:r>
+      <w:r>
+        <w:rPr>
+          <w:rFonts w:ascii="Times New Roman" w:hAnsi="Times New Roman" w:cs="Times New Roman"/>
+          <w:sz w:val="28"/>
+          <w:szCs w:val="28"/>
+        </w:rPr>
+        <w:br/>
+      </w:r>
+      <w:r>
+        <w:rPr>
+          <w:rFonts w:ascii="Times New Roman" w:hAnsi="Times New Roman" w:cs="Times New Roman"/>
+          <w:sz w:val="28"/>
+          <w:szCs w:val="28"/>
+        </w:rPr>
+        <w:br/>
+        <w:t>console.log("Program finished");</w:t>
+      </w:r>
+    </w:p>
+    <w:p>
+      <w:pPr>
+        <w:jc w:val="both"/>
+        <w:rPr>
+          <w:rFonts w:ascii="Times New Roman" w:hAnsi="Times New Roman" w:cs="Times New Roman"/>
+          <w:b/>
+          <w:bCs/>
+          <w:sz w:val="28"/>
+          <w:szCs w:val="28"/>
+        </w:rPr>
+      </w:pPr>
+      <w:r>
+        <w:rPr>
+          <w:rFonts w:ascii="Times New Roman" w:hAnsi="Times New Roman" w:cs="Times New Roman"/>
+          <w:b/>
+          <w:bCs/>
+          <w:sz w:val="28"/>
+          <w:szCs w:val="28"/>
+        </w:rPr>
+        <w:t>Execution</w:t>
+      </w:r>
+    </w:p>
+    <w:p>
+      <w:pPr>
+        <w:rPr>
+          <w:rFonts w:ascii="Times New Roman" w:hAnsi="Times New Roman" w:cs="Times New Roman"/>
+          <w:sz w:val="28"/>
+          <w:szCs w:val="28"/>
+        </w:rPr>
+      </w:pPr>
+      <w:r>
+        <w:rPr>
+          <w:rFonts w:ascii="Times New Roman" w:hAnsi="Times New Roman" w:cs="Times New Roman"/>
+          <w:sz w:val="28"/>
+          <w:szCs w:val="28"/>
+        </w:rPr>
+        <w:t>1 Start reading file</w:t>
+      </w:r>
+      <w:r>
+        <w:rPr>
+          <w:rFonts w:ascii="Times New Roman" w:hAnsi="Times New Roman" w:cs="Times New Roman"/>
+          <w:sz w:val="28"/>
+          <w:szCs w:val="28"/>
+        </w:rPr>
+        <w:br/>
+        <w:t>2 Continue executing next code</w:t>
+      </w:r>
+      <w:r>
+        <w:rPr>
+          <w:rFonts w:ascii="Times New Roman" w:hAnsi="Times New Roman" w:cs="Times New Roman"/>
+          <w:sz w:val="28"/>
+          <w:szCs w:val="28"/>
+        </w:rPr>
+        <w:br/>
+        <w:t>3 File result comes later</w:t>
+      </w:r>
+    </w:p>
+    <w:p>
+      <w:pPr>
+        <w:jc w:val="both"/>
+        <w:rPr>
+          <w:rFonts w:ascii="Times New Roman" w:hAnsi="Times New Roman" w:cs="Times New Roman"/>
+          <w:sz w:val="28"/>
+          <w:szCs w:val="28"/>
+        </w:rPr>
+      </w:pPr>
+      <w:r>
+        <w:rPr>
+          <w:rFonts w:ascii="Times New Roman" w:hAnsi="Times New Roman" w:cs="Times New Roman"/>
+          <w:sz w:val="28"/>
+          <w:szCs w:val="28"/>
+        </w:rPr>
+        <w:t>Output:</w:t>
+      </w:r>
+    </w:p>
+    <w:p>
+      <w:pPr>
+        <w:rPr>
+          <w:rFonts w:ascii="Times New Roman" w:hAnsi="Times New Roman" w:cs="Times New Roman"/>
+          <w:sz w:val="28"/>
+          <w:szCs w:val="28"/>
+        </w:rPr>
+      </w:pPr>
+      <w:r>
+        <w:rPr>
+          <w:rFonts w:ascii="Times New Roman" w:hAnsi="Times New Roman" w:cs="Times New Roman"/>
+          <w:sz w:val="28"/>
+          <w:szCs w:val="28"/>
+        </w:rPr>
+        <w:t>Program finished</w:t>
+      </w:r>
+      <w:r>
+        <w:rPr>
+          <w:rFonts w:ascii="Times New Roman" w:hAnsi="Times New Roman" w:cs="Times New Roman"/>
+          <w:sz w:val="28"/>
+          <w:szCs w:val="28"/>
+        </w:rPr>
+        <w:br/>
+        <w:t>(file content)</w:t>
+      </w:r>
+    </w:p>
+    <w:p>
+      <w:pPr>
+        <w:jc w:val="both"/>
+        <w:rPr>
+          <w:rFonts w:ascii="Times New Roman" w:hAnsi="Times New Roman" w:cs="Times New Roman"/>
+          <w:b/>
+          <w:bCs/>
+          <w:sz w:val="28"/>
+          <w:szCs w:val="28"/>
+        </w:rPr>
+      </w:pPr>
+      <w:r>
+        <w:rPr>
+          <w:rFonts w:ascii="Times New Roman" w:hAnsi="Times New Roman" w:cs="Times New Roman"/>
+          <w:b/>
+          <w:bCs/>
+          <w:sz w:val="28"/>
+          <w:szCs w:val="28"/>
+        </w:rPr>
+        <w:pict w14:anchorId="58031D62">
+          <v:rect id="_x0000_i1040" style="width:0;height:1.5pt" o:hralign="center" o:hrstd="t" o:hr="t" fillcolor="#a0a0a0" stroked="f"/>
+        </w:pict>
+      </w:r>
+    </w:p>
+    <w:p>
+      <w:pPr>
+        <w:jc w:val="both"/>
+        <w:rPr>
+          <w:rFonts w:ascii="Times New Roman" w:hAnsi="Times New Roman" w:cs="Times New Roman"/>
+          <w:b/>
+          <w:bCs/>
+          <w:sz w:val="28"/>
+          <w:szCs w:val="28"/>
+        </w:rPr>
+      </w:pPr>
+      <w:r>
+        <w:rPr>
+          <w:rFonts w:ascii="Times New Roman" w:hAnsi="Times New Roman" w:cs="Times New Roman"/>
+          <w:b/>
+          <w:bCs/>
+          <w:sz w:val="28"/>
+          <w:szCs w:val="28"/>
+        </w:rPr>
+        <w:lastRenderedPageBreak/>
+        <w:t>Blocking vs Non-Blocking</w:t>
+      </w:r>
+    </w:p>
+    <w:tbl>
+      <w:tblPr>
+        <w:tblW w:w="0" w:type="auto"/>
+        <w:tblCellSpacing w:w="15" w:type="dxa"/>
+        <w:tblCellMar>
+          <w:top w:w="15" w:type="dxa"/>
+          <w:left w:w="15" w:type="dxa"/>
+          <w:bottom w:w="15" w:type="dxa"/>
+          <w:right w:w="15" w:type="dxa"/>
+        </w:tblCellMar>
+        <w:tblLook w:val="04A0" w:firstRow="1" w:lastRow="0" w:firstColumn="1" w:lastColumn="0" w:noHBand="0" w:noVBand="1"/>
+      </w:tblPr>
+      <w:tblGrid>
+        <w:gridCol w:w="1985"/>
+        <w:gridCol w:w="1843"/>
+        <w:gridCol w:w="3685"/>
+      </w:tblGrid>
+      <w:tr>
+        <w:trPr>
+          <w:tblHeader/>
+          <w:tblCellSpacing w:w="15" w:type="dxa"/>
+        </w:trPr>
+        <w:tc>
+          <w:tcPr>
+            <w:tcW w:w="1940" w:type="dxa"/>
+            <w:vAlign w:val="center"/>
+            <w:hideMark/>
+          </w:tcPr>
+          <w:p>
+            <w:pPr>
+              <w:jc w:val="both"/>
+              <w:rPr>
+                <w:rFonts w:ascii="Times New Roman" w:hAnsi="Times New Roman" w:cs="Times New Roman"/>
+                <w:sz w:val="28"/>
+                <w:szCs w:val="28"/>
+              </w:rPr>
+            </w:pPr>
+            <w:r>
+              <w:rPr>
+                <w:rFonts w:ascii="Times New Roman" w:hAnsi="Times New Roman" w:cs="Times New Roman"/>
+                <w:sz w:val="28"/>
+                <w:szCs w:val="28"/>
+              </w:rPr>
+              <w:t>Feature</w:t>
+            </w:r>
+            <w:r>
+              <w:rPr>
+                <w:rFonts w:ascii="Times New Roman" w:hAnsi="Times New Roman" w:cs="Times New Roman"/>
+                <w:sz w:val="28"/>
+                <w:szCs w:val="28"/>
+              </w:rPr>
+              <w:t xml:space="preserve">   </w:t>
+            </w:r>
+          </w:p>
+        </w:tc>
+        <w:tc>
+          <w:tcPr>
+            <w:tcW w:w="1813" w:type="dxa"/>
+            <w:vAlign w:val="center"/>
+            <w:hideMark/>
+          </w:tcPr>
+          <w:p>
+            <w:pPr>
+              <w:jc w:val="both"/>
+              <w:rPr>
+                <w:rFonts w:ascii="Times New Roman" w:hAnsi="Times New Roman" w:cs="Times New Roman"/>
+                <w:sz w:val="28"/>
+                <w:szCs w:val="28"/>
+              </w:rPr>
+            </w:pPr>
+            <w:r>
+              <w:rPr>
+                <w:rFonts w:ascii="Times New Roman" w:hAnsi="Times New Roman" w:cs="Times New Roman"/>
+                <w:sz w:val="28"/>
+                <w:szCs w:val="28"/>
+              </w:rPr>
+              <w:t>Blocking</w:t>
+            </w:r>
+          </w:p>
+        </w:tc>
+        <w:tc>
+          <w:tcPr>
+            <w:tcW w:w="3640" w:type="dxa"/>
+            <w:vAlign w:val="center"/>
+            <w:hideMark/>
+          </w:tcPr>
+          <w:p>
+            <w:pPr>
+              <w:jc w:val="both"/>
+              <w:rPr>
+                <w:rFonts w:ascii="Times New Roman" w:hAnsi="Times New Roman" w:cs="Times New Roman"/>
+                <w:sz w:val="28"/>
+                <w:szCs w:val="28"/>
+              </w:rPr>
+            </w:pPr>
+            <w:r>
+              <w:rPr>
+                <w:rFonts w:ascii="Times New Roman" w:hAnsi="Times New Roman" w:cs="Times New Roman"/>
+                <w:sz w:val="28"/>
+                <w:szCs w:val="28"/>
+              </w:rPr>
+              <w:t>Non-Blocking</w:t>
+            </w:r>
+          </w:p>
+        </w:tc>
+      </w:tr>
+      <w:tr>
+        <w:trPr>
+          <w:tblCellSpacing w:w="15" w:type="dxa"/>
+        </w:trPr>
+        <w:tc>
+          <w:tcPr>
+            <w:tcW w:w="1940" w:type="dxa"/>
+            <w:vAlign w:val="center"/>
+            <w:hideMark/>
+          </w:tcPr>
+          <w:p>
+            <w:pPr>
+              <w:jc w:val="both"/>
+              <w:rPr>
+                <w:rFonts w:ascii="Times New Roman" w:hAnsi="Times New Roman" w:cs="Times New Roman"/>
+                <w:sz w:val="28"/>
+                <w:szCs w:val="28"/>
+              </w:rPr>
+            </w:pPr>
+            <w:r>
+              <w:rPr>
+                <w:rFonts w:ascii="Times New Roman" w:hAnsi="Times New Roman" w:cs="Times New Roman"/>
+                <w:sz w:val="28"/>
+                <w:szCs w:val="28"/>
+              </w:rPr>
+              <w:t>Waits for task</w:t>
+            </w:r>
+          </w:p>
+        </w:tc>
+        <w:tc>
+          <w:tcPr>
+            <w:tcW w:w="1813" w:type="dxa"/>
+            <w:vAlign w:val="center"/>
+            <w:hideMark/>
+          </w:tcPr>
+          <w:p>
+            <w:pPr>
+              <w:jc w:val="both"/>
+              <w:rPr>
+                <w:rFonts w:ascii="Times New Roman" w:hAnsi="Times New Roman" w:cs="Times New Roman"/>
+                <w:sz w:val="28"/>
+                <w:szCs w:val="28"/>
+              </w:rPr>
+            </w:pPr>
+            <w:r>
+              <w:rPr>
+                <w:rFonts w:ascii="Times New Roman" w:hAnsi="Times New Roman" w:cs="Times New Roman"/>
+                <w:sz w:val="28"/>
+                <w:szCs w:val="28"/>
+              </w:rPr>
+              <w:t>Yes</w:t>
+            </w:r>
+          </w:p>
+        </w:tc>
+        <w:tc>
+          <w:tcPr>
+            <w:tcW w:w="3640" w:type="dxa"/>
+            <w:vAlign w:val="center"/>
+            <w:hideMark/>
+          </w:tcPr>
+          <w:p>
+            <w:pPr>
+              <w:jc w:val="both"/>
+              <w:rPr>
+                <w:rFonts w:ascii="Times New Roman" w:hAnsi="Times New Roman" w:cs="Times New Roman"/>
+                <w:sz w:val="28"/>
+                <w:szCs w:val="28"/>
+              </w:rPr>
+            </w:pPr>
+            <w:r>
+              <w:rPr>
+                <w:rFonts w:ascii="Times New Roman" w:hAnsi="Times New Roman" w:cs="Times New Roman"/>
+                <w:sz w:val="28"/>
+                <w:szCs w:val="28"/>
+              </w:rPr>
+              <w:t>No</w:t>
+            </w:r>
+          </w:p>
+        </w:tc>
+      </w:tr>
+      <w:tr>
+        <w:trPr>
+          <w:tblCellSpacing w:w="15" w:type="dxa"/>
+        </w:trPr>
+        <w:tc>
+          <w:tcPr>
+            <w:tcW w:w="1940" w:type="dxa"/>
+            <w:vAlign w:val="center"/>
+            <w:hideMark/>
+          </w:tcPr>
+          <w:p>
+            <w:pPr>
+              <w:jc w:val="both"/>
+              <w:rPr>
+                <w:rFonts w:ascii="Times New Roman" w:hAnsi="Times New Roman" w:cs="Times New Roman"/>
+                <w:sz w:val="28"/>
+                <w:szCs w:val="28"/>
+              </w:rPr>
+            </w:pPr>
+            <w:r>
+              <w:rPr>
+                <w:rFonts w:ascii="Times New Roman" w:hAnsi="Times New Roman" w:cs="Times New Roman"/>
+                <w:sz w:val="28"/>
+                <w:szCs w:val="28"/>
+              </w:rPr>
+              <w:t>Performance</w:t>
+            </w:r>
+          </w:p>
+        </w:tc>
+        <w:tc>
+          <w:tcPr>
+            <w:tcW w:w="1813" w:type="dxa"/>
+            <w:vAlign w:val="center"/>
+            <w:hideMark/>
+          </w:tcPr>
+          <w:p>
+            <w:pPr>
+              <w:jc w:val="both"/>
+              <w:rPr>
+                <w:rFonts w:ascii="Times New Roman" w:hAnsi="Times New Roman" w:cs="Times New Roman"/>
+                <w:sz w:val="28"/>
+                <w:szCs w:val="28"/>
+              </w:rPr>
+            </w:pPr>
+            <w:r>
+              <w:rPr>
+                <w:rFonts w:ascii="Times New Roman" w:hAnsi="Times New Roman" w:cs="Times New Roman"/>
+                <w:sz w:val="28"/>
+                <w:szCs w:val="28"/>
+              </w:rPr>
+              <w:t>Slow</w:t>
+            </w:r>
+          </w:p>
+        </w:tc>
+        <w:tc>
+          <w:tcPr>
+            <w:tcW w:w="3640" w:type="dxa"/>
+            <w:vAlign w:val="center"/>
+            <w:hideMark/>
+          </w:tcPr>
+          <w:p>
+            <w:pPr>
+              <w:jc w:val="both"/>
+              <w:rPr>
+                <w:rFonts w:ascii="Times New Roman" w:hAnsi="Times New Roman" w:cs="Times New Roman"/>
+                <w:sz w:val="28"/>
+                <w:szCs w:val="28"/>
+              </w:rPr>
+            </w:pPr>
+            <w:r>
+              <w:rPr>
+                <w:rFonts w:ascii="Times New Roman" w:hAnsi="Times New Roman" w:cs="Times New Roman"/>
+                <w:sz w:val="28"/>
+                <w:szCs w:val="28"/>
+              </w:rPr>
+              <w:t>Fast</w:t>
+            </w:r>
+          </w:p>
+        </w:tc>
+      </w:tr>
+      <w:tr>
+        <w:trPr>
+          <w:tblCellSpacing w:w="15" w:type="dxa"/>
+        </w:trPr>
+        <w:tc>
+          <w:tcPr>
+            <w:tcW w:w="1940" w:type="dxa"/>
+            <w:vAlign w:val="center"/>
+            <w:hideMark/>
+          </w:tcPr>
+          <w:p>
+            <w:pPr>
+              <w:jc w:val="both"/>
+              <w:rPr>
+                <w:rFonts w:ascii="Times New Roman" w:hAnsi="Times New Roman" w:cs="Times New Roman"/>
+                <w:sz w:val="28"/>
+                <w:szCs w:val="28"/>
+              </w:rPr>
+            </w:pPr>
+            <w:r>
+              <w:rPr>
+                <w:rFonts w:ascii="Times New Roman" w:hAnsi="Times New Roman" w:cs="Times New Roman"/>
+                <w:sz w:val="28"/>
+                <w:szCs w:val="28"/>
+              </w:rPr>
+              <w:t>Concurrency</w:t>
+            </w:r>
+          </w:p>
+        </w:tc>
+        <w:tc>
+          <w:tcPr>
+            <w:tcW w:w="1813" w:type="dxa"/>
+            <w:vAlign w:val="center"/>
+            <w:hideMark/>
+          </w:tcPr>
+          <w:p>
+            <w:pPr>
+              <w:jc w:val="both"/>
+              <w:rPr>
+                <w:rFonts w:ascii="Times New Roman" w:hAnsi="Times New Roman" w:cs="Times New Roman"/>
+                <w:sz w:val="28"/>
+                <w:szCs w:val="28"/>
+              </w:rPr>
+            </w:pPr>
+            <w:r>
+              <w:rPr>
+                <w:rFonts w:ascii="Times New Roman" w:hAnsi="Times New Roman" w:cs="Times New Roman"/>
+                <w:sz w:val="28"/>
+                <w:szCs w:val="28"/>
+              </w:rPr>
+              <w:t>Low</w:t>
+            </w:r>
+          </w:p>
+        </w:tc>
+        <w:tc>
+          <w:tcPr>
+            <w:tcW w:w="3640" w:type="dxa"/>
+            <w:vAlign w:val="center"/>
+            <w:hideMark/>
+          </w:tcPr>
+          <w:p>
+            <w:pPr>
+              <w:jc w:val="both"/>
+              <w:rPr>
+                <w:rFonts w:ascii="Times New Roman" w:hAnsi="Times New Roman" w:cs="Times New Roman"/>
+                <w:sz w:val="28"/>
+                <w:szCs w:val="28"/>
+              </w:rPr>
+            </w:pPr>
+            <w:r>
+              <w:rPr>
+                <w:rFonts w:ascii="Times New Roman" w:hAnsi="Times New Roman" w:cs="Times New Roman"/>
+                <w:sz w:val="28"/>
+                <w:szCs w:val="28"/>
+              </w:rPr>
+              <w:t>High</w:t>
+            </w:r>
+          </w:p>
+        </w:tc>
+      </w:tr>
+      <w:tr>
+        <w:trPr>
+          <w:tblCellSpacing w:w="15" w:type="dxa"/>
+        </w:trPr>
+        <w:tc>
+          <w:tcPr>
+            <w:tcW w:w="1940" w:type="dxa"/>
+            <w:vAlign w:val="center"/>
+            <w:hideMark/>
+          </w:tcPr>
+          <w:p>
+            <w:pPr>
+              <w:jc w:val="both"/>
+              <w:rPr>
+                <w:rFonts w:ascii="Times New Roman" w:hAnsi="Times New Roman" w:cs="Times New Roman"/>
+                <w:sz w:val="28"/>
+                <w:szCs w:val="28"/>
+              </w:rPr>
+            </w:pPr>
+            <w:r>
+              <w:rPr>
+                <w:rFonts w:ascii="Times New Roman" w:hAnsi="Times New Roman" w:cs="Times New Roman"/>
+                <w:sz w:val="28"/>
+                <w:szCs w:val="28"/>
+              </w:rPr>
+              <w:t>Node.js usage</w:t>
+            </w:r>
+          </w:p>
+        </w:tc>
+        <w:tc>
+          <w:tcPr>
+            <w:tcW w:w="1813" w:type="dxa"/>
+            <w:vAlign w:val="center"/>
+            <w:hideMark/>
+          </w:tcPr>
+          <w:p>
+            <w:pPr>
+              <w:jc w:val="both"/>
+              <w:rPr>
+                <w:rFonts w:ascii="Times New Roman" w:hAnsi="Times New Roman" w:cs="Times New Roman"/>
+                <w:sz w:val="28"/>
+                <w:szCs w:val="28"/>
+              </w:rPr>
+            </w:pPr>
+            <w:r>
+              <w:rPr>
+                <w:rFonts w:ascii="Times New Roman" w:hAnsi="Times New Roman" w:cs="Times New Roman"/>
+                <w:sz w:val="28"/>
+                <w:szCs w:val="28"/>
+              </w:rPr>
+              <w:t>Rare</w:t>
+            </w:r>
+          </w:p>
+        </w:tc>
+        <w:tc>
+          <w:tcPr>
+            <w:tcW w:w="3640" w:type="dxa"/>
+            <w:vAlign w:val="center"/>
+            <w:hideMark/>
+          </w:tcPr>
+          <w:p>
+            <w:pPr>
+              <w:jc w:val="both"/>
+              <w:rPr>
+                <w:rFonts w:ascii="Times New Roman" w:hAnsi="Times New Roman" w:cs="Times New Roman"/>
+                <w:sz w:val="28"/>
+                <w:szCs w:val="28"/>
+              </w:rPr>
+            </w:pPr>
+            <w:r>
+              <w:rPr>
+                <w:rFonts w:ascii="Times New Roman" w:hAnsi="Times New Roman" w:cs="Times New Roman"/>
+                <w:sz w:val="28"/>
+                <w:szCs w:val="28"/>
+              </w:rPr>
+              <w:t>Default</w:t>
+            </w:r>
+          </w:p>
+        </w:tc>
+      </w:tr>
+    </w:tbl>
+    <w:p>
+      <w:pPr>
+        <w:jc w:val="both"/>
+        <w:rPr>
+          <w:rFonts w:ascii="Times New Roman" w:hAnsi="Times New Roman" w:cs="Times New Roman"/>
+          <w:sz w:val="28"/>
+          <w:szCs w:val="28"/>
+        </w:rPr>
+      </w:pPr>
+      <w:r>
+        <w:rPr>
+          <w:rFonts w:ascii="Times New Roman" w:hAnsi="Times New Roman" w:cs="Times New Roman"/>
+          <w:sz w:val="28"/>
+          <w:szCs w:val="28"/>
+        </w:rPr>
+        <w:pict w14:anchorId="0A8B131E">
+          <v:rect id="_x0000_i1041" style="width:0;height:1.5pt" o:hralign="center" o:hrstd="t" o:hr="t" fillcolor="#a0a0a0" stroked="f"/>
+        </w:pict>
+      </w:r>
+    </w:p>
+    <w:p>
+      <w:pPr>
+        <w:jc w:val="both"/>
+        <w:rPr>
+          <w:rFonts w:ascii="Times New Roman" w:hAnsi="Times New Roman" w:cs="Times New Roman"/>
+          <w:sz w:val="28"/>
+          <w:szCs w:val="28"/>
+        </w:rPr>
+      </w:pPr>
+      <w:r>
+        <w:rPr>
+          <w:rFonts w:ascii="Times New Roman" w:hAnsi="Times New Roman" w:cs="Times New Roman"/>
+          <w:sz w:val="28"/>
+          <w:szCs w:val="28"/>
+        </w:rPr>
+        <w:t>Interview Questions</w:t>
+      </w:r>
+    </w:p>
+    <w:p>
+      <w:pPr>
+        <w:jc w:val="both"/>
+        <w:rPr>
+          <w:rFonts w:ascii="Times New Roman" w:hAnsi="Times New Roman" w:cs="Times New Roman"/>
+          <w:sz w:val="28"/>
+          <w:szCs w:val="28"/>
+        </w:rPr>
+      </w:pPr>
+      <w:r>
+        <w:rPr>
+          <w:rFonts w:ascii="Times New Roman" w:hAnsi="Times New Roman" w:cs="Times New Roman"/>
+          <w:sz w:val="28"/>
+          <w:szCs w:val="28"/>
+        </w:rPr>
+        <w:t>1️</w:t>
+      </w:r>
+      <w:r>
+        <w:rPr>
+          <w:rFonts w:ascii="Segoe UI Symbol" w:hAnsi="Segoe UI Symbol" w:cs="Segoe UI Symbol"/>
+          <w:sz w:val="28"/>
+          <w:szCs w:val="28"/>
+        </w:rPr>
+        <w:t>⃣</w:t>
+      </w:r>
+      <w:r>
+        <w:rPr>
+          <w:rFonts w:ascii="Times New Roman" w:hAnsi="Times New Roman" w:cs="Times New Roman"/>
+          <w:sz w:val="28"/>
+          <w:szCs w:val="28"/>
+        </w:rPr>
+        <w:t xml:space="preserve"> What is Node.js architecture?</w:t>
+      </w:r>
+    </w:p>
+    <w:p>
+      <w:pPr>
+        <w:jc w:val="both"/>
+        <w:rPr>
+          <w:rFonts w:ascii="Times New Roman" w:hAnsi="Times New Roman" w:cs="Times New Roman"/>
+          <w:sz w:val="28"/>
+          <w:szCs w:val="28"/>
+        </w:rPr>
+      </w:pPr>
+      <w:r>
+        <w:rPr>
+          <w:rFonts w:ascii="Times New Roman" w:hAnsi="Times New Roman" w:cs="Times New Roman"/>
+          <w:sz w:val="28"/>
+          <w:szCs w:val="28"/>
+        </w:rPr>
+        <w:t>Node.js uses single-threaded event-driven non-blocking architecture to handle multiple concurrent requests efficiently.</w:t>
+      </w:r>
+    </w:p>
+    <w:p>
+      <w:pPr>
+        <w:jc w:val="both"/>
+        <w:rPr>
+          <w:rFonts w:ascii="Times New Roman" w:hAnsi="Times New Roman" w:cs="Times New Roman"/>
+          <w:sz w:val="28"/>
+          <w:szCs w:val="28"/>
+        </w:rPr>
+      </w:pPr>
+      <w:r>
+        <w:rPr>
+          <w:rFonts w:ascii="Times New Roman" w:hAnsi="Times New Roman" w:cs="Times New Roman"/>
+          <w:sz w:val="28"/>
+          <w:szCs w:val="28"/>
+        </w:rPr>
+        <w:pict w14:anchorId="14692990">
+          <v:rect id="_x0000_i1042" style="width:0;height:1.5pt" o:hralign="center" o:hrstd="t" o:hr="t" fillcolor="#a0a0a0" stroked="f"/>
+        </w:pict>
+      </w:r>
+    </w:p>
+    <w:p>
+      <w:pPr>
+        <w:jc w:val="both"/>
+        <w:rPr>
+          <w:rFonts w:ascii="Times New Roman" w:hAnsi="Times New Roman" w:cs="Times New Roman"/>
+          <w:sz w:val="28"/>
+          <w:szCs w:val="28"/>
+        </w:rPr>
+      </w:pPr>
+      <w:r>
+        <w:rPr>
+          <w:rFonts w:ascii="Times New Roman" w:hAnsi="Times New Roman" w:cs="Times New Roman"/>
+          <w:sz w:val="28"/>
+          <w:szCs w:val="28"/>
+        </w:rPr>
+        <w:t>2️</w:t>
+      </w:r>
+      <w:r>
+        <w:rPr>
+          <w:rFonts w:ascii="Segoe UI Symbol" w:hAnsi="Segoe UI Symbol" w:cs="Segoe UI Symbol"/>
+          <w:sz w:val="28"/>
+          <w:szCs w:val="28"/>
+        </w:rPr>
+        <w:t>⃣</w:t>
+      </w:r>
+      <w:r>
+        <w:rPr>
+          <w:rFonts w:ascii="Times New Roman" w:hAnsi="Times New Roman" w:cs="Times New Roman"/>
+          <w:sz w:val="28"/>
+          <w:szCs w:val="28"/>
+        </w:rPr>
+        <w:t xml:space="preserve"> What is blocking in Node.js?</w:t>
+      </w:r>
+    </w:p>
+    <w:p>
+      <w:pPr>
+        <w:jc w:val="both"/>
+        <w:rPr>
+          <w:rFonts w:ascii="Times New Roman" w:hAnsi="Times New Roman" w:cs="Times New Roman"/>
+          <w:sz w:val="28"/>
+          <w:szCs w:val="28"/>
+        </w:rPr>
+      </w:pPr>
+      <w:r>
+        <w:rPr>
+          <w:rFonts w:ascii="Times New Roman" w:hAnsi="Times New Roman" w:cs="Times New Roman"/>
+          <w:sz w:val="28"/>
+          <w:szCs w:val="28"/>
+        </w:rPr>
+        <w:t>Blocking means the program waits until an operation completes before executing the next task.</w:t>
+      </w:r>
+    </w:p>
+    <w:p>
+      <w:pPr>
+        <w:jc w:val="both"/>
+        <w:rPr>
+          <w:rFonts w:ascii="Times New Roman" w:hAnsi="Times New Roman" w:cs="Times New Roman"/>
+          <w:sz w:val="28"/>
+          <w:szCs w:val="28"/>
+        </w:rPr>
+      </w:pPr>
+      <w:r>
+        <w:rPr>
+          <w:rFonts w:ascii="Times New Roman" w:hAnsi="Times New Roman" w:cs="Times New Roman"/>
+          <w:sz w:val="28"/>
+          <w:szCs w:val="28"/>
+        </w:rPr>
+        <w:pict w14:anchorId="216C2D9D">
+          <v:rect id="_x0000_i1043" style="width:0;height:1.5pt" o:hralign="center" o:hrstd="t" o:hr="t" fillcolor="#a0a0a0" stroked="f"/>
+        </w:pict>
+      </w:r>
+    </w:p>
+    <w:p>
+      <w:pPr>
+        <w:jc w:val="both"/>
+        <w:rPr>
+          <w:rFonts w:ascii="Times New Roman" w:hAnsi="Times New Roman" w:cs="Times New Roman"/>
+          <w:sz w:val="28"/>
+          <w:szCs w:val="28"/>
+        </w:rPr>
+      </w:pPr>
+      <w:r>
+        <w:rPr>
+          <w:rFonts w:ascii="Times New Roman" w:hAnsi="Times New Roman" w:cs="Times New Roman"/>
+          <w:sz w:val="28"/>
+          <w:szCs w:val="28"/>
+        </w:rPr>
+        <w:t>3️</w:t>
+      </w:r>
+      <w:r>
+        <w:rPr>
+          <w:rFonts w:ascii="Segoe UI Symbol" w:hAnsi="Segoe UI Symbol" w:cs="Segoe UI Symbol"/>
+          <w:sz w:val="28"/>
+          <w:szCs w:val="28"/>
+        </w:rPr>
+        <w:t>⃣</w:t>
+      </w:r>
+      <w:r>
+        <w:rPr>
+          <w:rFonts w:ascii="Times New Roman" w:hAnsi="Times New Roman" w:cs="Times New Roman"/>
+          <w:sz w:val="28"/>
+          <w:szCs w:val="28"/>
+        </w:rPr>
+        <w:t xml:space="preserve"> What is non-blocking I/O?</w:t>
+      </w:r>
+    </w:p>
+    <w:p>
+      <w:pPr>
+        <w:jc w:val="both"/>
+        <w:rPr>
+          <w:rFonts w:ascii="Times New Roman" w:hAnsi="Times New Roman" w:cs="Times New Roman"/>
+          <w:sz w:val="28"/>
+          <w:szCs w:val="28"/>
+        </w:rPr>
+      </w:pPr>
+      <w:r>
+        <w:rPr>
+          <w:rFonts w:ascii="Times New Roman" w:hAnsi="Times New Roman" w:cs="Times New Roman"/>
+          <w:sz w:val="28"/>
+          <w:szCs w:val="28"/>
+        </w:rPr>
+        <w:t>Non-blocking I/O allows the program to continue executing other tasks while waiting for an operation to complete.</w:t>
+      </w:r>
+    </w:p>
+    <w:p>
+      <w:pPr>
+        <w:jc w:val="both"/>
+        <w:rPr>
+          <w:rFonts w:ascii="Times New Roman" w:hAnsi="Times New Roman" w:cs="Times New Roman"/>
+          <w:sz w:val="28"/>
+          <w:szCs w:val="28"/>
+        </w:rPr>
+      </w:pPr>
+      <w:r>
+        <w:rPr>
+          <w:rFonts w:ascii="Times New Roman" w:hAnsi="Times New Roman" w:cs="Times New Roman"/>
+          <w:sz w:val="28"/>
+          <w:szCs w:val="28"/>
+        </w:rPr>
+        <w:pict w14:anchorId="4E1EB1A2">
+          <v:rect id="_x0000_i1044" style="width:0;height:1.5pt" o:hralign="center" o:hrstd="t" o:hr="t" fillcolor="#a0a0a0" stroked="f"/>
+        </w:pict>
+      </w:r>
+    </w:p>
+    <w:p>
+      <w:pPr>
+        <w:jc w:val="both"/>
+        <w:rPr>
+          <w:rFonts w:ascii="Times New Roman" w:hAnsi="Times New Roman" w:cs="Times New Roman"/>
+          <w:sz w:val="28"/>
+          <w:szCs w:val="28"/>
+        </w:rPr>
+      </w:pPr>
+      <w:r>
+        <w:rPr>
+          <w:rFonts w:ascii="Times New Roman" w:hAnsi="Times New Roman" w:cs="Times New Roman"/>
+          <w:sz w:val="28"/>
+          <w:szCs w:val="28"/>
+        </w:rPr>
+        <w:t>4️</w:t>
+      </w:r>
+      <w:r>
+        <w:rPr>
+          <w:rFonts w:ascii="Segoe UI Symbol" w:hAnsi="Segoe UI Symbol" w:cs="Segoe UI Symbol"/>
+          <w:sz w:val="28"/>
+          <w:szCs w:val="28"/>
+        </w:rPr>
+        <w:t>⃣</w:t>
+      </w:r>
+      <w:r>
+        <w:rPr>
+          <w:rFonts w:ascii="Times New Roman" w:hAnsi="Times New Roman" w:cs="Times New Roman"/>
+          <w:sz w:val="28"/>
+          <w:szCs w:val="28"/>
+        </w:rPr>
+        <w:t xml:space="preserve"> Why Node.js is fast?</w:t>
+      </w:r>
+    </w:p>
+    <w:p>
+      <w:pPr>
+        <w:jc w:val="both"/>
+        <w:rPr>
+          <w:rFonts w:ascii="Times New Roman" w:hAnsi="Times New Roman" w:cs="Times New Roman"/>
+          <w:sz w:val="28"/>
+          <w:szCs w:val="28"/>
+        </w:rPr>
+      </w:pPr>
+      <w:r>
+        <w:rPr>
+          <w:rFonts w:ascii="Times New Roman" w:hAnsi="Times New Roman" w:cs="Times New Roman"/>
+          <w:sz w:val="28"/>
+          <w:szCs w:val="28"/>
+        </w:rPr>
+        <w:t>Because it uses:</w:t>
+      </w:r>
+    </w:p>
+    <w:p>
+      <w:pPr>
+        <w:numPr>
+          <w:ilvl w:val="0"/>
+          <w:numId w:val="16"/>
+        </w:numPr>
+        <w:jc w:val="both"/>
+        <w:rPr>
+          <w:rFonts w:ascii="Times New Roman" w:hAnsi="Times New Roman" w:cs="Times New Roman"/>
+          <w:sz w:val="28"/>
+          <w:szCs w:val="28"/>
+        </w:rPr>
+      </w:pPr>
+      <w:r>
+        <w:rPr>
+          <w:rFonts w:ascii="Times New Roman" w:hAnsi="Times New Roman" w:cs="Times New Roman"/>
+          <w:sz w:val="28"/>
+          <w:szCs w:val="28"/>
+        </w:rPr>
+        <w:t xml:space="preserve">Non-blocking I/O </w:t>
+      </w:r>
+    </w:p>
+    <w:p>
+      <w:pPr>
+        <w:numPr>
+          <w:ilvl w:val="0"/>
+          <w:numId w:val="16"/>
+        </w:numPr>
+        <w:jc w:val="both"/>
+        <w:rPr>
+          <w:rFonts w:ascii="Times New Roman" w:hAnsi="Times New Roman" w:cs="Times New Roman"/>
+          <w:sz w:val="28"/>
+          <w:szCs w:val="28"/>
+        </w:rPr>
+      </w:pPr>
+      <w:r>
+        <w:rPr>
+          <w:rFonts w:ascii="Times New Roman" w:hAnsi="Times New Roman" w:cs="Times New Roman"/>
+          <w:sz w:val="28"/>
+          <w:szCs w:val="28"/>
+        </w:rPr>
+        <w:t xml:space="preserve">Event Loop </w:t>
+      </w:r>
+    </w:p>
+    <w:p>
+      <w:pPr>
+        <w:numPr>
+          <w:ilvl w:val="0"/>
+          <w:numId w:val="16"/>
+        </w:numPr>
+        <w:jc w:val="both"/>
+        <w:rPr>
+          <w:rFonts w:ascii="Times New Roman" w:hAnsi="Times New Roman" w:cs="Times New Roman"/>
+          <w:sz w:val="28"/>
+          <w:szCs w:val="28"/>
+        </w:rPr>
+      </w:pPr>
+      <w:r>
+        <w:rPr>
+          <w:rFonts w:ascii="Times New Roman" w:hAnsi="Times New Roman" w:cs="Times New Roman"/>
+          <w:sz w:val="28"/>
+          <w:szCs w:val="28"/>
+        </w:rPr>
+        <w:t xml:space="preserve">V8 Engine </w:t>
+      </w:r>
+    </w:p>
+    <w:p>
+      <w:pPr>
+        <w:jc w:val="both"/>
+        <w:rPr>
+          <w:rFonts w:ascii="Times New Roman" w:hAnsi="Times New Roman" w:cs="Times New Roman"/>
+          <w:sz w:val="28"/>
+          <w:szCs w:val="28"/>
+        </w:rPr>
+      </w:pPr>
+      <w:r>
+        <w:rPr>
+          <w:rFonts w:ascii="Times New Roman" w:hAnsi="Times New Roman" w:cs="Times New Roman"/>
+          <w:sz w:val="28"/>
+          <w:szCs w:val="28"/>
+        </w:rPr>
+        <w:pict w14:anchorId="0A916647">
+          <v:rect id="_x0000_i1045" style="width:0;height:1.5pt" o:hralign="center" o:hrstd="t" o:hr="t" fillcolor="#a0a0a0" stroked="f"/>
+        </w:pict>
+      </w:r>
+    </w:p>
+    <w:p>
+      <w:pPr>
+        <w:jc w:val="both"/>
+        <w:rPr>
+          <w:rFonts w:ascii="Times New Roman" w:hAnsi="Times New Roman" w:cs="Times New Roman"/>
+          <w:sz w:val="28"/>
+          <w:szCs w:val="28"/>
+        </w:rPr>
+      </w:pPr>
+    </w:p>
+    <w:p>
+      <w:pPr>
+        <w:jc w:val="both"/>
+        <w:rPr>
+          <w:rFonts w:ascii="Times New Roman" w:hAnsi="Times New Roman" w:cs="Times New Roman"/>
+          <w:sz w:val="28"/>
+          <w:szCs w:val="28"/>
+        </w:rPr>
+      </w:pPr>
+    </w:p>
+    <w:p>
+      <w:pPr>
+        <w:jc w:val="both"/>
+        <w:rPr>
+          <w:rFonts w:ascii="Times New Roman" w:hAnsi="Times New Roman" w:cs="Times New Roman"/>
+          <w:sz w:val="28"/>
+          <w:szCs w:val="28"/>
+        </w:rPr>
+      </w:pPr>
+    </w:p>
+    <w:p>
+      <w:pPr>
+        <w:jc w:val="both"/>
+        <w:rPr>
+          <w:rFonts w:ascii="Times New Roman" w:hAnsi="Times New Roman" w:cs="Times New Roman"/>
+          <w:sz w:val="28"/>
+          <w:szCs w:val="28"/>
+        </w:rPr>
+      </w:pPr>
+    </w:p>
+    <w:p>
+      <w:pPr>
+        <w:jc w:val="both"/>
+        <w:rPr>
+          <w:rFonts w:ascii="Times New Roman" w:hAnsi="Times New Roman" w:cs="Times New Roman"/>
+          <w:b/>
+          <w:bCs/>
+          <w:sz w:val="28"/>
+          <w:szCs w:val="28"/>
+        </w:rPr>
+      </w:pPr>
+      <w:r>
+        <w:rPr>
+          <w:rFonts w:ascii="Times New Roman" w:hAnsi="Times New Roman" w:cs="Times New Roman"/>
+          <w:b/>
+          <w:bCs/>
+          <w:sz w:val="28"/>
+          <w:szCs w:val="28"/>
+        </w:rPr>
+        <w:t>Blocking vs Non-Blocking Requests in Node.js</w:t>
+      </w:r>
+    </w:p>
+    <w:p>
+      <w:pPr>
+        <w:jc w:val="both"/>
+        <w:rPr>
+          <w:rFonts w:ascii="Times New Roman" w:hAnsi="Times New Roman" w:cs="Times New Roman"/>
+          <w:sz w:val="28"/>
+          <w:szCs w:val="28"/>
+        </w:rPr>
+      </w:pPr>
+      <w:r>
+        <w:rPr>
+          <w:rFonts w:ascii="Times New Roman" w:hAnsi="Times New Roman" w:cs="Times New Roman"/>
+          <w:sz w:val="28"/>
+          <w:szCs w:val="28"/>
+        </w:rPr>
+        <w:pict w14:anchorId="070D5DC8">
+          <v:rect id="_x0000_i1046" style="width:0;height:1.5pt" o:hralign="center" o:hrstd="t" o:hr="t" fillcolor="#a0a0a0" stroked="f"/>
+        </w:pict>
+      </w:r>
+    </w:p>
+    <w:p>
+      <w:pPr>
+        <w:jc w:val="both"/>
+        <w:rPr>
+          <w:rFonts w:ascii="Times New Roman" w:hAnsi="Times New Roman" w:cs="Times New Roman"/>
+          <w:sz w:val="28"/>
+          <w:szCs w:val="28"/>
+        </w:rPr>
+      </w:pPr>
+      <w:r>
+        <w:rPr>
+          <w:rFonts w:ascii="Times New Roman" w:hAnsi="Times New Roman" w:cs="Times New Roman"/>
+          <w:sz w:val="28"/>
+          <w:szCs w:val="28"/>
+        </w:rPr>
+        <w:t>1️</w:t>
+      </w:r>
+      <w:r>
+        <w:rPr>
+          <w:rFonts w:ascii="Segoe UI Symbol" w:hAnsi="Segoe UI Symbol" w:cs="Segoe UI Symbol"/>
+          <w:sz w:val="28"/>
+          <w:szCs w:val="28"/>
+        </w:rPr>
+        <w:t>⃣</w:t>
+      </w:r>
+      <w:r>
+        <w:rPr>
+          <w:rFonts w:ascii="Times New Roman" w:hAnsi="Times New Roman" w:cs="Times New Roman"/>
+          <w:b/>
+          <w:bCs/>
+          <w:sz w:val="28"/>
+          <w:szCs w:val="28"/>
+        </w:rPr>
+        <w:t xml:space="preserve"> Blocking Request</w:t>
+      </w:r>
+    </w:p>
+    <w:p>
+      <w:pPr>
+        <w:jc w:val="both"/>
+        <w:rPr>
+          <w:rFonts w:ascii="Times New Roman" w:hAnsi="Times New Roman" w:cs="Times New Roman"/>
+          <w:sz w:val="28"/>
+          <w:szCs w:val="28"/>
+        </w:rPr>
+      </w:pPr>
+      <w:r>
+        <w:rPr>
+          <w:rFonts w:ascii="Times New Roman" w:hAnsi="Times New Roman" w:cs="Times New Roman"/>
+          <w:sz w:val="28"/>
+          <w:szCs w:val="28"/>
+        </w:rPr>
+        <w:t>Simple Explanation</w:t>
+      </w:r>
+    </w:p>
+    <w:p>
+      <w:pPr>
+        <w:jc w:val="both"/>
+        <w:rPr>
+          <w:rFonts w:ascii="Times New Roman" w:hAnsi="Times New Roman" w:cs="Times New Roman"/>
+          <w:sz w:val="28"/>
+          <w:szCs w:val="28"/>
+        </w:rPr>
+      </w:pPr>
+      <w:r>
+        <w:rPr>
+          <w:rFonts w:ascii="Times New Roman" w:hAnsi="Times New Roman" w:cs="Times New Roman"/>
+          <w:sz w:val="28"/>
+          <w:szCs w:val="28"/>
+        </w:rPr>
+        <w:t>A blocking request means the server waits for the task to finish before handling the next request.</w:t>
+      </w:r>
+    </w:p>
+    <w:p>
+      <w:pPr>
+        <w:jc w:val="both"/>
+        <w:rPr>
+          <w:rFonts w:ascii="Times New Roman" w:hAnsi="Times New Roman" w:cs="Times New Roman"/>
+          <w:sz w:val="28"/>
+          <w:szCs w:val="28"/>
+        </w:rPr>
+      </w:pPr>
+      <w:r>
+        <w:rPr>
+          <w:rFonts w:ascii="Times New Roman" w:hAnsi="Times New Roman" w:cs="Times New Roman"/>
+          <w:sz w:val="28"/>
+          <w:szCs w:val="28"/>
+        </w:rPr>
+        <w:t>While one task is running, no other request can be processed.</w:t>
+      </w:r>
+    </w:p>
+    <w:p>
+      <w:pPr>
+        <w:jc w:val="both"/>
+        <w:rPr>
+          <w:rFonts w:ascii="Times New Roman" w:hAnsi="Times New Roman" w:cs="Times New Roman"/>
+          <w:sz w:val="28"/>
+          <w:szCs w:val="28"/>
+        </w:rPr>
+      </w:pPr>
+      <w:r>
+        <w:rPr>
+          <w:rFonts w:ascii="Times New Roman" w:hAnsi="Times New Roman" w:cs="Times New Roman"/>
+          <w:sz w:val="28"/>
+          <w:szCs w:val="28"/>
+        </w:rPr>
+        <w:t>So the program becomes slow when many users access it.</w:t>
+      </w:r>
+    </w:p>
+    <w:p>
+      <w:pPr>
+        <w:jc w:val="both"/>
+        <w:rPr>
+          <w:rFonts w:ascii="Times New Roman" w:hAnsi="Times New Roman" w:cs="Times New Roman"/>
+          <w:sz w:val="28"/>
+          <w:szCs w:val="28"/>
+        </w:rPr>
+      </w:pPr>
+      <w:r>
+        <w:rPr>
+          <w:rFonts w:ascii="Times New Roman" w:hAnsi="Times New Roman" w:cs="Times New Roman"/>
+          <w:sz w:val="28"/>
+          <w:szCs w:val="28"/>
+        </w:rPr>
+        <w:pict w14:anchorId="26D366AC">
+          <v:rect id="_x0000_i1047" style="width:0;height:1.5pt" o:hralign="center" o:hrstd="t" o:hr="t" fillcolor="#a0a0a0" stroked="f"/>
+        </w:pict>
+      </w:r>
+    </w:p>
+    <w:p>
+      <w:pPr>
+        <w:jc w:val="both"/>
+        <w:rPr>
+          <w:rFonts w:ascii="Times New Roman" w:hAnsi="Times New Roman" w:cs="Times New Roman"/>
+          <w:b/>
+          <w:bCs/>
+          <w:sz w:val="28"/>
+          <w:szCs w:val="28"/>
+        </w:rPr>
+      </w:pPr>
+      <w:r>
+        <w:rPr>
+          <w:rFonts w:ascii="Times New Roman" w:hAnsi="Times New Roman" w:cs="Times New Roman"/>
+          <w:b/>
+          <w:bCs/>
+          <w:sz w:val="28"/>
+          <w:szCs w:val="28"/>
+        </w:rPr>
+        <w:t>Example (Blocking Code)</w:t>
+      </w:r>
+    </w:p>
+    <w:p>
+      <w:pPr>
+        <w:rPr>
+          <w:rFonts w:ascii="Times New Roman" w:hAnsi="Times New Roman" w:cs="Times New Roman"/>
+          <w:sz w:val="28"/>
+          <w:szCs w:val="28"/>
+        </w:rPr>
+      </w:pPr>
+      <w:proofErr w:type="spellStart"/>
+      <w:r>
+        <w:rPr>
+          <w:rFonts w:ascii="Times New Roman" w:hAnsi="Times New Roman" w:cs="Times New Roman"/>
+          <w:sz w:val="28"/>
+          <w:szCs w:val="28"/>
+        </w:rPr>
+        <w:t>const</w:t>
+      </w:r>
+      <w:proofErr w:type="spellEnd"/>
+      <w:r>
+        <w:rPr>
+          <w:rFonts w:ascii="Times New Roman" w:hAnsi="Times New Roman" w:cs="Times New Roman"/>
+          <w:sz w:val="28"/>
+          <w:szCs w:val="28"/>
+        </w:rPr>
+        <w:t xml:space="preserve"> fs = require("fs");</w:t>
+      </w:r>
+      <w:r>
+        <w:rPr>
+          <w:rFonts w:ascii="Times New Roman" w:hAnsi="Times New Roman" w:cs="Times New Roman"/>
+          <w:sz w:val="28"/>
+          <w:szCs w:val="28"/>
+        </w:rPr>
+        <w:br/>
+      </w:r>
+      <w:r>
+        <w:rPr>
+          <w:rFonts w:ascii="Times New Roman" w:hAnsi="Times New Roman" w:cs="Times New Roman"/>
+          <w:sz w:val="28"/>
+          <w:szCs w:val="28"/>
+        </w:rPr>
+        <w:br/>
+      </w:r>
+      <w:proofErr w:type="spellStart"/>
+      <w:r>
+        <w:rPr>
+          <w:rFonts w:ascii="Times New Roman" w:hAnsi="Times New Roman" w:cs="Times New Roman"/>
+          <w:sz w:val="28"/>
+          <w:szCs w:val="28"/>
+        </w:rPr>
+        <w:t>const</w:t>
+      </w:r>
+      <w:proofErr w:type="spellEnd"/>
+      <w:r>
+        <w:rPr>
+          <w:rFonts w:ascii="Times New Roman" w:hAnsi="Times New Roman" w:cs="Times New Roman"/>
+          <w:sz w:val="28"/>
+          <w:szCs w:val="28"/>
+        </w:rPr>
+        <w:t xml:space="preserve"> data = </w:t>
+      </w:r>
+      <w:proofErr w:type="spellStart"/>
+      <w:r>
+        <w:rPr>
+          <w:rFonts w:ascii="Times New Roman" w:hAnsi="Times New Roman" w:cs="Times New Roman"/>
+          <w:sz w:val="28"/>
+          <w:szCs w:val="28"/>
+        </w:rPr>
+        <w:t>fs.readFileSync</w:t>
+      </w:r>
+      <w:proofErr w:type="spellEnd"/>
+      <w:r>
+        <w:rPr>
+          <w:rFonts w:ascii="Times New Roman" w:hAnsi="Times New Roman" w:cs="Times New Roman"/>
+          <w:sz w:val="28"/>
+          <w:szCs w:val="28"/>
+        </w:rPr>
+        <w:t>("file.txt", "utf8");</w:t>
+      </w:r>
+      <w:r>
+        <w:rPr>
+          <w:rFonts w:ascii="Times New Roman" w:hAnsi="Times New Roman" w:cs="Times New Roman"/>
+          <w:sz w:val="28"/>
+          <w:szCs w:val="28"/>
+        </w:rPr>
+        <w:br/>
+      </w:r>
+      <w:r>
+        <w:rPr>
+          <w:rFonts w:ascii="Times New Roman" w:hAnsi="Times New Roman" w:cs="Times New Roman"/>
+          <w:sz w:val="28"/>
+          <w:szCs w:val="28"/>
+        </w:rPr>
+        <w:br/>
+        <w:t>console.log(data);</w:t>
+      </w:r>
+      <w:r>
+        <w:rPr>
+          <w:rFonts w:ascii="Times New Roman" w:hAnsi="Times New Roman" w:cs="Times New Roman"/>
+          <w:sz w:val="28"/>
+          <w:szCs w:val="28"/>
+        </w:rPr>
+        <w:br/>
+        <w:t>console.log("Next task running");</w:t>
+      </w:r>
+    </w:p>
+    <w:p>
+      <w:pPr>
+        <w:jc w:val="both"/>
+        <w:rPr>
+          <w:rFonts w:ascii="Times New Roman" w:hAnsi="Times New Roman" w:cs="Times New Roman"/>
+          <w:sz w:val="28"/>
+          <w:szCs w:val="28"/>
+        </w:rPr>
+      </w:pPr>
+      <w:r>
+        <w:rPr>
+          <w:rFonts w:ascii="Times New Roman" w:hAnsi="Times New Roman" w:cs="Times New Roman"/>
+          <w:sz w:val="28"/>
+          <w:szCs w:val="28"/>
+        </w:rPr>
+        <w:t>Execution Flow</w:t>
+      </w:r>
+    </w:p>
+    <w:p>
+      <w:pPr>
+        <w:rPr>
+          <w:rFonts w:ascii="Times New Roman" w:hAnsi="Times New Roman" w:cs="Times New Roman"/>
+          <w:sz w:val="28"/>
+          <w:szCs w:val="28"/>
+        </w:rPr>
+      </w:pPr>
+      <w:r>
+        <w:rPr>
+          <w:rFonts w:ascii="Times New Roman" w:hAnsi="Times New Roman" w:cs="Times New Roman"/>
+          <w:sz w:val="28"/>
+          <w:szCs w:val="28"/>
+        </w:rPr>
+        <w:t>1 Request comes</w:t>
+      </w:r>
+      <w:r>
+        <w:rPr>
+          <w:rFonts w:ascii="Times New Roman" w:hAnsi="Times New Roman" w:cs="Times New Roman"/>
+          <w:sz w:val="28"/>
+          <w:szCs w:val="28"/>
+        </w:rPr>
+        <w:br/>
+        <w:t>2 File reading starts</w:t>
+      </w:r>
+      <w:r>
+        <w:rPr>
+          <w:rFonts w:ascii="Times New Roman" w:hAnsi="Times New Roman" w:cs="Times New Roman"/>
+          <w:sz w:val="28"/>
+          <w:szCs w:val="28"/>
+        </w:rPr>
+        <w:br/>
+        <w:t>3 Program waits until file is fully read</w:t>
+      </w:r>
+      <w:r>
+        <w:rPr>
+          <w:rFonts w:ascii="Times New Roman" w:hAnsi="Times New Roman" w:cs="Times New Roman"/>
+          <w:sz w:val="28"/>
+          <w:szCs w:val="28"/>
+        </w:rPr>
+        <w:br/>
+        <w:t>4 Then next line executes</w:t>
+      </w:r>
+    </w:p>
+    <w:p>
+      <w:pPr>
+        <w:jc w:val="both"/>
+        <w:rPr>
+          <w:rFonts w:ascii="Times New Roman" w:hAnsi="Times New Roman" w:cs="Times New Roman"/>
+          <w:sz w:val="28"/>
+          <w:szCs w:val="28"/>
+        </w:rPr>
+      </w:pPr>
+      <w:r>
+        <w:rPr>
+          <w:rFonts w:ascii="Times New Roman" w:hAnsi="Times New Roman" w:cs="Times New Roman"/>
+          <w:sz w:val="28"/>
+          <w:szCs w:val="28"/>
+        </w:rPr>
+        <w:t>Output:</w:t>
+      </w:r>
+    </w:p>
+    <w:p>
+      <w:pPr>
+        <w:rPr>
+          <w:rFonts w:ascii="Times New Roman" w:hAnsi="Times New Roman" w:cs="Times New Roman"/>
+          <w:sz w:val="28"/>
+          <w:szCs w:val="28"/>
+        </w:rPr>
+      </w:pPr>
+      <w:r>
+        <w:rPr>
+          <w:rFonts w:ascii="Times New Roman" w:hAnsi="Times New Roman" w:cs="Times New Roman"/>
+          <w:sz w:val="28"/>
+          <w:szCs w:val="28"/>
+        </w:rPr>
+        <w:t>(file content)</w:t>
+      </w:r>
+      <w:r>
+        <w:rPr>
+          <w:rFonts w:ascii="Times New Roman" w:hAnsi="Times New Roman" w:cs="Times New Roman"/>
+          <w:sz w:val="28"/>
+          <w:szCs w:val="28"/>
+        </w:rPr>
+        <w:br/>
+        <w:t>Next task running</w:t>
+      </w:r>
+    </w:p>
+    <w:p>
+      <w:pPr>
+        <w:jc w:val="both"/>
+        <w:rPr>
+          <w:rFonts w:ascii="Times New Roman" w:hAnsi="Times New Roman" w:cs="Times New Roman"/>
+          <w:sz w:val="28"/>
+          <w:szCs w:val="28"/>
+        </w:rPr>
+      </w:pPr>
+      <w:r>
+        <w:rPr>
+          <w:rFonts w:ascii="Times New Roman" w:hAnsi="Times New Roman" w:cs="Times New Roman"/>
+          <w:sz w:val="28"/>
+          <w:szCs w:val="28"/>
+        </w:rPr>
+        <w:t>The program stops until the file is read.</w:t>
+      </w:r>
+    </w:p>
+    <w:p>
+      <w:pPr>
+        <w:jc w:val="both"/>
+        <w:rPr>
+          <w:rFonts w:ascii="Times New Roman" w:hAnsi="Times New Roman" w:cs="Times New Roman"/>
+          <w:sz w:val="28"/>
+          <w:szCs w:val="28"/>
+        </w:rPr>
+      </w:pPr>
+      <w:r>
+        <w:rPr>
+          <w:rFonts w:ascii="Times New Roman" w:hAnsi="Times New Roman" w:cs="Times New Roman"/>
+          <w:sz w:val="28"/>
+          <w:szCs w:val="28"/>
+        </w:rPr>
+        <w:lastRenderedPageBreak/>
+        <w:pict w14:anchorId="1716A3FC">
+          <v:rect id="_x0000_i1048" style="width:0;height:1.5pt" o:hralign="center" o:hrstd="t" o:hr="t" fillcolor="#a0a0a0" stroked="f"/>
+        </w:pict>
+      </w:r>
+    </w:p>
+    <w:p>
+      <w:pPr>
+        <w:jc w:val="both"/>
+        <w:rPr>
+          <w:rFonts w:ascii="Times New Roman" w:hAnsi="Times New Roman" w:cs="Times New Roman"/>
+          <w:sz w:val="28"/>
+          <w:szCs w:val="28"/>
+        </w:rPr>
+      </w:pPr>
+      <w:r>
+        <w:rPr>
+          <w:rFonts w:ascii="Times New Roman" w:hAnsi="Times New Roman" w:cs="Times New Roman"/>
+          <w:sz w:val="28"/>
+          <w:szCs w:val="28"/>
+        </w:rPr>
+        <w:t>Characteristics of Blocking</w:t>
+      </w:r>
+    </w:p>
+    <w:p>
+      <w:pPr>
+        <w:numPr>
+          <w:ilvl w:val="0"/>
+          <w:numId w:val="17"/>
+        </w:numPr>
+        <w:jc w:val="both"/>
+        <w:rPr>
+          <w:rFonts w:ascii="Times New Roman" w:hAnsi="Times New Roman" w:cs="Times New Roman"/>
+          <w:sz w:val="28"/>
+          <w:szCs w:val="28"/>
+        </w:rPr>
+      </w:pPr>
+      <w:r>
+        <w:rPr>
+          <w:rFonts w:ascii="Times New Roman" w:hAnsi="Times New Roman" w:cs="Times New Roman"/>
+          <w:sz w:val="28"/>
+          <w:szCs w:val="28"/>
+        </w:rPr>
+        <w:t xml:space="preserve">Program waits for completion </w:t>
+      </w:r>
+    </w:p>
+    <w:p>
+      <w:pPr>
+        <w:numPr>
+          <w:ilvl w:val="0"/>
+          <w:numId w:val="17"/>
+        </w:numPr>
+        <w:jc w:val="both"/>
+        <w:rPr>
+          <w:rFonts w:ascii="Times New Roman" w:hAnsi="Times New Roman" w:cs="Times New Roman"/>
+          <w:sz w:val="28"/>
+          <w:szCs w:val="28"/>
+        </w:rPr>
+      </w:pPr>
+      <w:r>
+        <w:rPr>
+          <w:rFonts w:ascii="Times New Roman" w:hAnsi="Times New Roman" w:cs="Times New Roman"/>
+          <w:sz w:val="28"/>
+          <w:szCs w:val="28"/>
+        </w:rPr>
+        <w:t xml:space="preserve">Other requests cannot run </w:t>
+      </w:r>
+    </w:p>
+    <w:p>
+      <w:pPr>
+        <w:numPr>
+          <w:ilvl w:val="0"/>
+          <w:numId w:val="17"/>
+        </w:numPr>
+        <w:jc w:val="both"/>
+        <w:rPr>
+          <w:rFonts w:ascii="Times New Roman" w:hAnsi="Times New Roman" w:cs="Times New Roman"/>
+          <w:sz w:val="28"/>
+          <w:szCs w:val="28"/>
+        </w:rPr>
+      </w:pPr>
+      <w:r>
+        <w:rPr>
+          <w:rFonts w:ascii="Times New Roman" w:hAnsi="Times New Roman" w:cs="Times New Roman"/>
+          <w:sz w:val="28"/>
+          <w:szCs w:val="28"/>
+        </w:rPr>
+        <w:t xml:space="preserve">Low performance for large applications </w:t>
+      </w:r>
+    </w:p>
+    <w:p>
+      <w:pPr>
+        <w:numPr>
+          <w:ilvl w:val="0"/>
+          <w:numId w:val="17"/>
+        </w:numPr>
+        <w:jc w:val="both"/>
+        <w:rPr>
+          <w:rFonts w:ascii="Times New Roman" w:hAnsi="Times New Roman" w:cs="Times New Roman"/>
+          <w:sz w:val="28"/>
+          <w:szCs w:val="28"/>
+        </w:rPr>
+      </w:pPr>
+      <w:r>
+        <w:rPr>
+          <w:rFonts w:ascii="Times New Roman" w:hAnsi="Times New Roman" w:cs="Times New Roman"/>
+          <w:sz w:val="28"/>
+          <w:szCs w:val="28"/>
+        </w:rPr>
+        <w:t xml:space="preserve">Used rarely in Node.js </w:t>
+      </w:r>
+    </w:p>
+    <w:p>
+      <w:pPr>
+        <w:jc w:val="both"/>
+        <w:rPr>
+          <w:rFonts w:ascii="Times New Roman" w:hAnsi="Times New Roman" w:cs="Times New Roman"/>
+          <w:sz w:val="28"/>
+          <w:szCs w:val="28"/>
+        </w:rPr>
+      </w:pPr>
+      <w:r>
+        <w:rPr>
+          <w:rFonts w:ascii="Times New Roman" w:hAnsi="Times New Roman" w:cs="Times New Roman"/>
+          <w:sz w:val="28"/>
+          <w:szCs w:val="28"/>
+        </w:rPr>
+        <w:pict w14:anchorId="5A9DC9AB">
+          <v:rect id="_x0000_i1049" style="width:0;height:1.5pt" o:hralign="center" o:hrstd="t" o:hr="t" fillcolor="#a0a0a0" stroked="f"/>
+        </w:pict>
+      </w:r>
+    </w:p>
+    <w:p>
+      <w:pPr>
+        <w:jc w:val="both"/>
+        <w:rPr>
+          <w:rFonts w:ascii="Times New Roman" w:hAnsi="Times New Roman" w:cs="Times New Roman"/>
+          <w:sz w:val="28"/>
+          <w:szCs w:val="28"/>
+        </w:rPr>
+      </w:pPr>
+      <w:r>
+        <w:rPr>
+          <w:rFonts w:ascii="Times New Roman" w:hAnsi="Times New Roman" w:cs="Times New Roman"/>
+          <w:sz w:val="28"/>
+          <w:szCs w:val="28"/>
+        </w:rPr>
+        <w:t>2️</w:t>
+      </w:r>
+      <w:r>
+        <w:rPr>
+          <w:rFonts w:ascii="Segoe UI Symbol" w:hAnsi="Segoe UI Symbol" w:cs="Segoe UI Symbol"/>
+          <w:sz w:val="28"/>
+          <w:szCs w:val="28"/>
+        </w:rPr>
+        <w:t>⃣</w:t>
+      </w:r>
+      <w:r>
+        <w:rPr>
+          <w:rFonts w:ascii="Times New Roman" w:hAnsi="Times New Roman" w:cs="Times New Roman"/>
+          <w:b/>
+          <w:bCs/>
+          <w:sz w:val="28"/>
+          <w:szCs w:val="28"/>
+        </w:rPr>
+        <w:t xml:space="preserve"> Non-Blocking Request</w:t>
+      </w:r>
+    </w:p>
+    <w:p>
+      <w:pPr>
+        <w:jc w:val="both"/>
+        <w:rPr>
+          <w:rFonts w:ascii="Times New Roman" w:hAnsi="Times New Roman" w:cs="Times New Roman"/>
+          <w:sz w:val="28"/>
+          <w:szCs w:val="28"/>
+        </w:rPr>
+      </w:pPr>
+      <w:r>
+        <w:rPr>
+          <w:rFonts w:ascii="Times New Roman" w:hAnsi="Times New Roman" w:cs="Times New Roman"/>
+          <w:sz w:val="28"/>
+          <w:szCs w:val="28"/>
+        </w:rPr>
+        <w:t>Simple Explanation</w:t>
+      </w:r>
+    </w:p>
+    <w:p>
+      <w:pPr>
+        <w:jc w:val="both"/>
+        <w:rPr>
+          <w:rFonts w:ascii="Times New Roman" w:hAnsi="Times New Roman" w:cs="Times New Roman"/>
+          <w:sz w:val="28"/>
+          <w:szCs w:val="28"/>
+        </w:rPr>
+      </w:pPr>
+      <w:r>
+        <w:rPr>
+          <w:rFonts w:ascii="Times New Roman" w:hAnsi="Times New Roman" w:cs="Times New Roman"/>
+          <w:sz w:val="28"/>
+          <w:szCs w:val="28"/>
+        </w:rPr>
+        <w:t>A non-blocking request means the server does not wait for the task to finish.</w:t>
+      </w:r>
+    </w:p>
+    <w:p>
+      <w:pPr>
+        <w:jc w:val="both"/>
+        <w:rPr>
+          <w:rFonts w:ascii="Times New Roman" w:hAnsi="Times New Roman" w:cs="Times New Roman"/>
+          <w:sz w:val="28"/>
+          <w:szCs w:val="28"/>
+        </w:rPr>
+      </w:pPr>
+      <w:r>
+        <w:rPr>
+          <w:rFonts w:ascii="Times New Roman" w:hAnsi="Times New Roman" w:cs="Times New Roman"/>
+          <w:sz w:val="28"/>
+          <w:szCs w:val="28"/>
+        </w:rPr>
+        <w:t>The task runs in the background, and the program continues executing other code.</w:t>
+      </w:r>
+    </w:p>
+    <w:p>
+      <w:pPr>
+        <w:jc w:val="both"/>
+        <w:rPr>
+          <w:rFonts w:ascii="Times New Roman" w:hAnsi="Times New Roman" w:cs="Times New Roman"/>
+          <w:sz w:val="28"/>
+          <w:szCs w:val="28"/>
+        </w:rPr>
+      </w:pPr>
+      <w:r>
+        <w:rPr>
+          <w:rFonts w:ascii="Times New Roman" w:hAnsi="Times New Roman" w:cs="Times New Roman"/>
+          <w:sz w:val="28"/>
+          <w:szCs w:val="28"/>
+        </w:rPr>
+        <w:t>When the task finishes, a callback function returns the result.</w:t>
+      </w:r>
+    </w:p>
+    <w:p>
+      <w:pPr>
+        <w:jc w:val="both"/>
+        <w:rPr>
+          <w:rFonts w:ascii="Times New Roman" w:hAnsi="Times New Roman" w:cs="Times New Roman"/>
+          <w:sz w:val="28"/>
+          <w:szCs w:val="28"/>
+        </w:rPr>
+      </w:pPr>
+      <w:r>
+        <w:rPr>
+          <w:rFonts w:ascii="Times New Roman" w:hAnsi="Times New Roman" w:cs="Times New Roman"/>
+          <w:sz w:val="28"/>
+          <w:szCs w:val="28"/>
+        </w:rPr>
+        <w:t>This is the main reason Node.js handles many users efficiently.</w:t>
+      </w:r>
+    </w:p>
+    <w:p>
+      <w:pPr>
+        <w:jc w:val="both"/>
+        <w:rPr>
+          <w:rFonts w:ascii="Times New Roman" w:hAnsi="Times New Roman" w:cs="Times New Roman"/>
+          <w:sz w:val="28"/>
+          <w:szCs w:val="28"/>
+        </w:rPr>
+      </w:pPr>
+      <w:r>
+        <w:rPr>
+          <w:rFonts w:ascii="Times New Roman" w:hAnsi="Times New Roman" w:cs="Times New Roman"/>
+          <w:sz w:val="28"/>
+          <w:szCs w:val="28"/>
+        </w:rPr>
+        <w:pict w14:anchorId="724E9E21">
+          <v:rect id="_x0000_i1050" style="width:0;height:1.5pt" o:hralign="center" o:hrstd="t" o:hr="t" fillcolor="#a0a0a0" stroked="f"/>
+        </w:pict>
+      </w:r>
+    </w:p>
+    <w:p>
+      <w:pPr>
+        <w:jc w:val="both"/>
+        <w:rPr>
+          <w:rFonts w:ascii="Times New Roman" w:hAnsi="Times New Roman" w:cs="Times New Roman"/>
+          <w:b/>
+          <w:bCs/>
+          <w:sz w:val="28"/>
+          <w:szCs w:val="28"/>
+        </w:rPr>
+      </w:pPr>
+      <w:r>
+        <w:rPr>
+          <w:rFonts w:ascii="Times New Roman" w:hAnsi="Times New Roman" w:cs="Times New Roman"/>
+          <w:b/>
+          <w:bCs/>
+          <w:sz w:val="28"/>
+          <w:szCs w:val="28"/>
+        </w:rPr>
+        <w:t>Example (Non-Blocking Code)</w:t>
+      </w:r>
+    </w:p>
+    <w:p>
+      <w:pPr>
+        <w:rPr>
+          <w:rFonts w:ascii="Times New Roman" w:hAnsi="Times New Roman" w:cs="Times New Roman"/>
+          <w:sz w:val="28"/>
+          <w:szCs w:val="28"/>
+        </w:rPr>
+      </w:pPr>
+      <w:proofErr w:type="spellStart"/>
+      <w:r>
+        <w:rPr>
+          <w:rFonts w:ascii="Times New Roman" w:hAnsi="Times New Roman" w:cs="Times New Roman"/>
+          <w:sz w:val="28"/>
+          <w:szCs w:val="28"/>
+        </w:rPr>
+        <w:t>const</w:t>
+      </w:r>
+      <w:proofErr w:type="spellEnd"/>
+      <w:r>
+        <w:rPr>
+          <w:rFonts w:ascii="Times New Roman" w:hAnsi="Times New Roman" w:cs="Times New Roman"/>
+          <w:sz w:val="28"/>
+          <w:szCs w:val="28"/>
+        </w:rPr>
+        <w:t xml:space="preserve"> fs = require("fs");</w:t>
+      </w:r>
+      <w:r>
+        <w:rPr>
+          <w:rFonts w:ascii="Times New Roman" w:hAnsi="Times New Roman" w:cs="Times New Roman"/>
+          <w:sz w:val="28"/>
+          <w:szCs w:val="28"/>
+        </w:rPr>
+        <w:br/>
+      </w:r>
+      <w:r>
+        <w:rPr>
+          <w:rFonts w:ascii="Times New Roman" w:hAnsi="Times New Roman" w:cs="Times New Roman"/>
+          <w:sz w:val="28"/>
+          <w:szCs w:val="28"/>
+        </w:rPr>
+        <w:br/>
+      </w:r>
+      <w:proofErr w:type="spellStart"/>
+      <w:r>
+        <w:rPr>
+          <w:rFonts w:ascii="Times New Roman" w:hAnsi="Times New Roman" w:cs="Times New Roman"/>
+          <w:sz w:val="28"/>
+          <w:szCs w:val="28"/>
+        </w:rPr>
+        <w:t>fs.readFile</w:t>
+      </w:r>
+      <w:proofErr w:type="spellEnd"/>
+      <w:r>
+        <w:rPr>
+          <w:rFonts w:ascii="Times New Roman" w:hAnsi="Times New Roman" w:cs="Times New Roman"/>
+          <w:sz w:val="28"/>
+          <w:szCs w:val="28"/>
+        </w:rPr>
+        <w:t>("file.txt", "utf8", (err, data) =&gt; {</w:t>
+      </w:r>
+      <w:r>
+        <w:rPr>
+          <w:rFonts w:ascii="Times New Roman" w:hAnsi="Times New Roman" w:cs="Times New Roman"/>
+          <w:sz w:val="28"/>
+          <w:szCs w:val="28"/>
+        </w:rPr>
+        <w:br/>
+        <w:t xml:space="preserve">    console.log(data);</w:t>
+      </w:r>
+      <w:r>
+        <w:rPr>
+          <w:rFonts w:ascii="Times New Roman" w:hAnsi="Times New Roman" w:cs="Times New Roman"/>
+          <w:sz w:val="28"/>
+          <w:szCs w:val="28"/>
+        </w:rPr>
+        <w:br/>
+        <w:t>});</w:t>
+      </w:r>
+      <w:r>
+        <w:rPr>
+          <w:rFonts w:ascii="Times New Roman" w:hAnsi="Times New Roman" w:cs="Times New Roman"/>
+          <w:sz w:val="28"/>
+          <w:szCs w:val="28"/>
+        </w:rPr>
+        <w:br/>
+      </w:r>
+      <w:r>
+        <w:rPr>
+          <w:rFonts w:ascii="Times New Roman" w:hAnsi="Times New Roman" w:cs="Times New Roman"/>
+          <w:sz w:val="28"/>
+          <w:szCs w:val="28"/>
+        </w:rPr>
+        <w:br/>
+        <w:t>console.log("Next task running");</w:t>
+      </w:r>
+    </w:p>
+    <w:p>
+      <w:pPr>
+        <w:jc w:val="both"/>
+        <w:rPr>
+          <w:rFonts w:ascii="Times New Roman" w:hAnsi="Times New Roman" w:cs="Times New Roman"/>
+          <w:sz w:val="28"/>
+          <w:szCs w:val="28"/>
+        </w:rPr>
+      </w:pPr>
+      <w:r>
+        <w:rPr>
+          <w:rFonts w:ascii="Times New Roman" w:hAnsi="Times New Roman" w:cs="Times New Roman"/>
+          <w:sz w:val="28"/>
+          <w:szCs w:val="28"/>
+        </w:rPr>
+        <w:t>Execution Flow</w:t>
+      </w:r>
+    </w:p>
+    <w:p>
+      <w:pPr>
+        <w:rPr>
+          <w:rFonts w:ascii="Times New Roman" w:hAnsi="Times New Roman" w:cs="Times New Roman"/>
+          <w:sz w:val="28"/>
+          <w:szCs w:val="28"/>
+        </w:rPr>
+      </w:pPr>
+      <w:r>
+        <w:rPr>
+          <w:rFonts w:ascii="Times New Roman" w:hAnsi="Times New Roman" w:cs="Times New Roman"/>
+          <w:sz w:val="28"/>
+          <w:szCs w:val="28"/>
+        </w:rPr>
+        <w:t>1 Request comes</w:t>
+      </w:r>
+      <w:r>
+        <w:rPr>
+          <w:rFonts w:ascii="Times New Roman" w:hAnsi="Times New Roman" w:cs="Times New Roman"/>
+          <w:sz w:val="28"/>
+          <w:szCs w:val="28"/>
+        </w:rPr>
+        <w:br/>
+        <w:t>2 File reading starts</w:t>
+      </w:r>
+      <w:r>
+        <w:rPr>
+          <w:rFonts w:ascii="Times New Roman" w:hAnsi="Times New Roman" w:cs="Times New Roman"/>
+          <w:sz w:val="28"/>
+          <w:szCs w:val="28"/>
+        </w:rPr>
+        <w:br/>
+        <w:t>3 Program continues execution</w:t>
+      </w:r>
+      <w:r>
+        <w:rPr>
+          <w:rFonts w:ascii="Times New Roman" w:hAnsi="Times New Roman" w:cs="Times New Roman"/>
+          <w:sz w:val="28"/>
+          <w:szCs w:val="28"/>
+        </w:rPr>
+        <w:br/>
+        <w:t>4 Result comes later</w:t>
+      </w:r>
+    </w:p>
+    <w:p>
+      <w:pPr>
+        <w:jc w:val="both"/>
+        <w:rPr>
+          <w:rFonts w:ascii="Times New Roman" w:hAnsi="Times New Roman" w:cs="Times New Roman"/>
+          <w:sz w:val="28"/>
+          <w:szCs w:val="28"/>
+        </w:rPr>
+      </w:pPr>
+      <w:r>
+        <w:rPr>
+          <w:rFonts w:ascii="Times New Roman" w:hAnsi="Times New Roman" w:cs="Times New Roman"/>
+          <w:sz w:val="28"/>
+          <w:szCs w:val="28"/>
+        </w:rPr>
+        <w:t>Output:</w:t>
+      </w:r>
+    </w:p>
+    <w:p>
+      <w:pPr>
+        <w:rPr>
+          <w:rFonts w:ascii="Times New Roman" w:hAnsi="Times New Roman" w:cs="Times New Roman"/>
+          <w:sz w:val="28"/>
+          <w:szCs w:val="28"/>
+        </w:rPr>
+      </w:pPr>
+      <w:r>
+        <w:rPr>
+          <w:rFonts w:ascii="Times New Roman" w:hAnsi="Times New Roman" w:cs="Times New Roman"/>
+          <w:sz w:val="28"/>
+          <w:szCs w:val="28"/>
+        </w:rPr>
+        <w:lastRenderedPageBreak/>
+        <w:t>Next task running</w:t>
+      </w:r>
+      <w:r>
+        <w:rPr>
+          <w:rFonts w:ascii="Times New Roman" w:hAnsi="Times New Roman" w:cs="Times New Roman"/>
+          <w:sz w:val="28"/>
+          <w:szCs w:val="28"/>
+        </w:rPr>
+        <w:br/>
+        <w:t>(file content)</w:t>
+      </w:r>
+    </w:p>
+    <w:p>
+      <w:pPr>
+        <w:jc w:val="both"/>
+        <w:rPr>
+          <w:rFonts w:ascii="Times New Roman" w:hAnsi="Times New Roman" w:cs="Times New Roman"/>
+          <w:sz w:val="28"/>
+          <w:szCs w:val="28"/>
+        </w:rPr>
+      </w:pPr>
+      <w:r>
+        <w:rPr>
+          <w:rFonts w:ascii="Times New Roman" w:hAnsi="Times New Roman" w:cs="Times New Roman"/>
+          <w:sz w:val="28"/>
+          <w:szCs w:val="28"/>
+        </w:rPr>
+        <w:pict w14:anchorId="4D153F3D">
+          <v:rect id="_x0000_i1051" style="width:0;height:1.5pt" o:hralign="center" o:hrstd="t" o:hr="t" fillcolor="#a0a0a0" stroked="f"/>
+        </w:pict>
+      </w:r>
+    </w:p>
+    <w:p>
+      <w:pPr>
+        <w:jc w:val="both"/>
+        <w:rPr>
+          <w:rFonts w:ascii="Times New Roman" w:hAnsi="Times New Roman" w:cs="Times New Roman"/>
+          <w:sz w:val="28"/>
+          <w:szCs w:val="28"/>
+        </w:rPr>
+      </w:pPr>
+    </w:p>
+    <w:p>
+      <w:pPr>
+        <w:jc w:val="both"/>
+        <w:rPr>
+          <w:rFonts w:ascii="Times New Roman" w:hAnsi="Times New Roman" w:cs="Times New Roman"/>
+          <w:sz w:val="28"/>
+          <w:szCs w:val="28"/>
+        </w:rPr>
+      </w:pPr>
+    </w:p>
+    <w:p>
+      <w:pPr>
+        <w:jc w:val="both"/>
+        <w:rPr>
+          <w:rFonts w:ascii="Times New Roman" w:hAnsi="Times New Roman" w:cs="Times New Roman"/>
+          <w:b/>
+          <w:bCs/>
+          <w:sz w:val="28"/>
+          <w:szCs w:val="28"/>
+        </w:rPr>
+      </w:pPr>
+      <w:r>
+        <w:rPr>
+          <w:rFonts w:ascii="Times New Roman" w:hAnsi="Times New Roman" w:cs="Times New Roman"/>
+          <w:b/>
+          <w:bCs/>
+          <w:sz w:val="28"/>
+          <w:szCs w:val="28"/>
+        </w:rPr>
+        <w:t>Blocking vs Non-Blocking Requests</w:t>
+      </w:r>
+    </w:p>
+    <w:tbl>
+      <w:tblPr>
+        <w:tblW w:w="0" w:type="auto"/>
+        <w:tblCellSpacing w:w="15" w:type="dxa"/>
+        <w:tblLayout w:type="fixed"/>
+        <w:tblCellMar>
+          <w:top w:w="15" w:type="dxa"/>
+          <w:left w:w="15" w:type="dxa"/>
+          <w:bottom w:w="15" w:type="dxa"/>
+          <w:right w:w="15" w:type="dxa"/>
+        </w:tblCellMar>
+        <w:tblLook w:val="04A0" w:firstRow="1" w:lastRow="0" w:firstColumn="1" w:lastColumn="0" w:noHBand="0" w:noVBand="1"/>
+      </w:tblPr>
+      <w:tblGrid>
+        <w:gridCol w:w="3261"/>
+        <w:gridCol w:w="1984"/>
+        <w:gridCol w:w="3260"/>
+      </w:tblGrid>
+      <w:tr>
+        <w:trPr>
+          <w:tblHeader/>
+          <w:tblCellSpacing w:w="15" w:type="dxa"/>
+        </w:trPr>
+        <w:tc>
+          <w:tcPr>
+            <w:tcW w:w="3216" w:type="dxa"/>
+            <w:vAlign w:val="center"/>
+            <w:hideMark/>
+          </w:tcPr>
+          <w:p>
+            <w:pPr>
+              <w:jc w:val="both"/>
+              <w:rPr>
+                <w:rFonts w:ascii="Times New Roman" w:hAnsi="Times New Roman" w:cs="Times New Roman"/>
+                <w:sz w:val="28"/>
+                <w:szCs w:val="28"/>
+              </w:rPr>
+            </w:pPr>
+            <w:r>
+              <w:rPr>
+                <w:rFonts w:ascii="Times New Roman" w:hAnsi="Times New Roman" w:cs="Times New Roman"/>
+                <w:sz w:val="28"/>
+                <w:szCs w:val="28"/>
+              </w:rPr>
+              <w:t>Feature</w:t>
+            </w:r>
+          </w:p>
+        </w:tc>
+        <w:tc>
+          <w:tcPr>
+            <w:tcW w:w="1954" w:type="dxa"/>
+            <w:vAlign w:val="center"/>
+            <w:hideMark/>
+          </w:tcPr>
+          <w:p>
+            <w:pPr>
+              <w:jc w:val="both"/>
+              <w:rPr>
+                <w:rFonts w:ascii="Times New Roman" w:hAnsi="Times New Roman" w:cs="Times New Roman"/>
+                <w:sz w:val="28"/>
+                <w:szCs w:val="28"/>
+              </w:rPr>
+            </w:pPr>
+            <w:r>
+              <w:rPr>
+                <w:rFonts w:ascii="Times New Roman" w:hAnsi="Times New Roman" w:cs="Times New Roman"/>
+                <w:sz w:val="28"/>
+                <w:szCs w:val="28"/>
+              </w:rPr>
+              <w:t>Blocking</w:t>
+            </w:r>
+          </w:p>
+        </w:tc>
+        <w:tc>
+          <w:tcPr>
+            <w:tcW w:w="3215" w:type="dxa"/>
+            <w:vAlign w:val="center"/>
+            <w:hideMark/>
+          </w:tcPr>
+          <w:p>
+            <w:pPr>
+              <w:jc w:val="both"/>
+              <w:rPr>
+                <w:rFonts w:ascii="Times New Roman" w:hAnsi="Times New Roman" w:cs="Times New Roman"/>
+                <w:sz w:val="28"/>
+                <w:szCs w:val="28"/>
+              </w:rPr>
+            </w:pPr>
+            <w:r>
+              <w:rPr>
+                <w:rFonts w:ascii="Times New Roman" w:hAnsi="Times New Roman" w:cs="Times New Roman"/>
+                <w:sz w:val="28"/>
+                <w:szCs w:val="28"/>
+              </w:rPr>
+              <w:t>Non-Blocking</w:t>
+            </w:r>
+          </w:p>
+        </w:tc>
+      </w:tr>
+      <w:tr>
+        <w:trPr>
+          <w:tblCellSpacing w:w="15" w:type="dxa"/>
+        </w:trPr>
+        <w:tc>
+          <w:tcPr>
+            <w:tcW w:w="3216" w:type="dxa"/>
+            <w:vAlign w:val="center"/>
+            <w:hideMark/>
+          </w:tcPr>
+          <w:p>
+            <w:pPr>
+              <w:jc w:val="both"/>
+              <w:rPr>
+                <w:rFonts w:ascii="Times New Roman" w:hAnsi="Times New Roman" w:cs="Times New Roman"/>
+                <w:sz w:val="28"/>
+                <w:szCs w:val="28"/>
+              </w:rPr>
+            </w:pPr>
+            <w:r>
+              <w:rPr>
+                <w:rFonts w:ascii="Times New Roman" w:hAnsi="Times New Roman" w:cs="Times New Roman"/>
+                <w:sz w:val="28"/>
+                <w:szCs w:val="28"/>
+              </w:rPr>
+              <w:t>Waits for task</w:t>
+            </w:r>
+          </w:p>
+        </w:tc>
+        <w:tc>
+          <w:tcPr>
+            <w:tcW w:w="1954" w:type="dxa"/>
+            <w:vAlign w:val="center"/>
+            <w:hideMark/>
+          </w:tcPr>
+          <w:p>
+            <w:pPr>
+              <w:jc w:val="both"/>
+              <w:rPr>
+                <w:rFonts w:ascii="Times New Roman" w:hAnsi="Times New Roman" w:cs="Times New Roman"/>
+                <w:sz w:val="28"/>
+                <w:szCs w:val="28"/>
+              </w:rPr>
+            </w:pPr>
+            <w:r>
+              <w:rPr>
+                <w:rFonts w:ascii="Times New Roman" w:hAnsi="Times New Roman" w:cs="Times New Roman"/>
+                <w:sz w:val="28"/>
+                <w:szCs w:val="28"/>
+              </w:rPr>
+              <w:t>Yes</w:t>
+            </w:r>
+          </w:p>
+        </w:tc>
+        <w:tc>
+          <w:tcPr>
+            <w:tcW w:w="3215" w:type="dxa"/>
+            <w:vAlign w:val="center"/>
+            <w:hideMark/>
+          </w:tcPr>
+          <w:p>
+            <w:pPr>
+              <w:jc w:val="both"/>
+              <w:rPr>
+                <w:rFonts w:ascii="Times New Roman" w:hAnsi="Times New Roman" w:cs="Times New Roman"/>
+                <w:sz w:val="28"/>
+                <w:szCs w:val="28"/>
+              </w:rPr>
+            </w:pPr>
+            <w:r>
+              <w:rPr>
+                <w:rFonts w:ascii="Times New Roman" w:hAnsi="Times New Roman" w:cs="Times New Roman"/>
+                <w:sz w:val="28"/>
+                <w:szCs w:val="28"/>
+              </w:rPr>
+              <w:t>No</w:t>
+            </w:r>
+          </w:p>
+        </w:tc>
+      </w:tr>
+      <w:tr>
+        <w:trPr>
+          <w:tblCellSpacing w:w="15" w:type="dxa"/>
+        </w:trPr>
+        <w:tc>
+          <w:tcPr>
+            <w:tcW w:w="3216" w:type="dxa"/>
+            <w:vAlign w:val="center"/>
+            <w:hideMark/>
+          </w:tcPr>
+          <w:p>
+            <w:pPr>
+              <w:jc w:val="both"/>
+              <w:rPr>
+                <w:rFonts w:ascii="Times New Roman" w:hAnsi="Times New Roman" w:cs="Times New Roman"/>
+                <w:sz w:val="28"/>
+                <w:szCs w:val="28"/>
+              </w:rPr>
+            </w:pPr>
+            <w:r>
+              <w:rPr>
+                <w:rFonts w:ascii="Times New Roman" w:hAnsi="Times New Roman" w:cs="Times New Roman"/>
+                <w:sz w:val="28"/>
+                <w:szCs w:val="28"/>
+              </w:rPr>
+              <w:t>Execution</w:t>
+            </w:r>
+          </w:p>
+        </w:tc>
+        <w:tc>
+          <w:tcPr>
+            <w:tcW w:w="1954" w:type="dxa"/>
+            <w:vAlign w:val="center"/>
+            <w:hideMark/>
+          </w:tcPr>
+          <w:p>
+            <w:pPr>
+              <w:jc w:val="both"/>
+              <w:rPr>
+                <w:rFonts w:ascii="Times New Roman" w:hAnsi="Times New Roman" w:cs="Times New Roman"/>
+                <w:sz w:val="28"/>
+                <w:szCs w:val="28"/>
+              </w:rPr>
+            </w:pPr>
+            <w:r>
+              <w:rPr>
+                <w:rFonts w:ascii="Times New Roman" w:hAnsi="Times New Roman" w:cs="Times New Roman"/>
+                <w:sz w:val="28"/>
+                <w:szCs w:val="28"/>
+              </w:rPr>
+              <w:t>Sequential</w:t>
+            </w:r>
+          </w:p>
+        </w:tc>
+        <w:tc>
+          <w:tcPr>
+            <w:tcW w:w="3215" w:type="dxa"/>
+            <w:vAlign w:val="center"/>
+            <w:hideMark/>
+          </w:tcPr>
+          <w:p>
+            <w:pPr>
+              <w:jc w:val="both"/>
+              <w:rPr>
+                <w:rFonts w:ascii="Times New Roman" w:hAnsi="Times New Roman" w:cs="Times New Roman"/>
+                <w:sz w:val="28"/>
+                <w:szCs w:val="28"/>
+              </w:rPr>
+            </w:pPr>
+            <w:r>
+              <w:rPr>
+                <w:rFonts w:ascii="Times New Roman" w:hAnsi="Times New Roman" w:cs="Times New Roman"/>
+                <w:sz w:val="28"/>
+                <w:szCs w:val="28"/>
+              </w:rPr>
+              <w:t>Asynchronous</w:t>
+            </w:r>
+          </w:p>
+        </w:tc>
+      </w:tr>
+      <w:tr>
+        <w:trPr>
+          <w:tblCellSpacing w:w="15" w:type="dxa"/>
+        </w:trPr>
+        <w:tc>
+          <w:tcPr>
+            <w:tcW w:w="3216" w:type="dxa"/>
+            <w:vAlign w:val="center"/>
+            <w:hideMark/>
+          </w:tcPr>
+          <w:p>
+            <w:pPr>
+              <w:rPr>
+                <w:rFonts w:ascii="Times New Roman" w:hAnsi="Times New Roman" w:cs="Times New Roman"/>
+                <w:sz w:val="28"/>
+                <w:szCs w:val="28"/>
+              </w:rPr>
+            </w:pPr>
+            <w:r>
+              <w:rPr>
+                <w:rFonts w:ascii="Times New Roman" w:hAnsi="Times New Roman" w:cs="Times New Roman"/>
+                <w:sz w:val="28"/>
+                <w:szCs w:val="28"/>
+              </w:rPr>
+              <w:t>Performance</w:t>
+            </w:r>
+          </w:p>
+        </w:tc>
+        <w:tc>
+          <w:tcPr>
+            <w:tcW w:w="1954" w:type="dxa"/>
+            <w:vAlign w:val="center"/>
+            <w:hideMark/>
+          </w:tcPr>
+          <w:p>
+            <w:pPr>
+              <w:jc w:val="both"/>
+              <w:rPr>
+                <w:rFonts w:ascii="Times New Roman" w:hAnsi="Times New Roman" w:cs="Times New Roman"/>
+                <w:sz w:val="28"/>
+                <w:szCs w:val="28"/>
+              </w:rPr>
+            </w:pPr>
+            <w:r>
+              <w:rPr>
+                <w:rFonts w:ascii="Times New Roman" w:hAnsi="Times New Roman" w:cs="Times New Roman"/>
+                <w:sz w:val="28"/>
+                <w:szCs w:val="28"/>
+              </w:rPr>
+              <w:t>Slow</w:t>
+            </w:r>
+          </w:p>
+        </w:tc>
+        <w:tc>
+          <w:tcPr>
+            <w:tcW w:w="3215" w:type="dxa"/>
+            <w:vAlign w:val="center"/>
+            <w:hideMark/>
+          </w:tcPr>
+          <w:p>
+            <w:pPr>
+              <w:jc w:val="both"/>
+              <w:rPr>
+                <w:rFonts w:ascii="Times New Roman" w:hAnsi="Times New Roman" w:cs="Times New Roman"/>
+                <w:sz w:val="28"/>
+                <w:szCs w:val="28"/>
+              </w:rPr>
+            </w:pPr>
+            <w:r>
+              <w:rPr>
+                <w:rFonts w:ascii="Times New Roman" w:hAnsi="Times New Roman" w:cs="Times New Roman"/>
+                <w:sz w:val="28"/>
+                <w:szCs w:val="28"/>
+              </w:rPr>
+              <w:t>Fast</w:t>
+            </w:r>
+          </w:p>
+        </w:tc>
+      </w:tr>
+      <w:tr>
+        <w:trPr>
+          <w:tblCellSpacing w:w="15" w:type="dxa"/>
+        </w:trPr>
+        <w:tc>
+          <w:tcPr>
+            <w:tcW w:w="3216" w:type="dxa"/>
+            <w:vAlign w:val="center"/>
+            <w:hideMark/>
+          </w:tcPr>
+          <w:p>
+            <w:pPr>
+              <w:jc w:val="both"/>
+              <w:rPr>
+                <w:rFonts w:ascii="Times New Roman" w:hAnsi="Times New Roman" w:cs="Times New Roman"/>
+                <w:sz w:val="28"/>
+                <w:szCs w:val="28"/>
+              </w:rPr>
+            </w:pPr>
+            <w:r>
+              <w:rPr>
+                <w:rFonts w:ascii="Times New Roman" w:hAnsi="Times New Roman" w:cs="Times New Roman"/>
+                <w:sz w:val="28"/>
+                <w:szCs w:val="28"/>
+              </w:rPr>
+              <w:t>Node.js usage</w:t>
+            </w:r>
+          </w:p>
+        </w:tc>
+        <w:tc>
+          <w:tcPr>
+            <w:tcW w:w="1954" w:type="dxa"/>
+            <w:vAlign w:val="center"/>
+            <w:hideMark/>
+          </w:tcPr>
+          <w:p>
+            <w:pPr>
+              <w:jc w:val="both"/>
+              <w:rPr>
+                <w:rFonts w:ascii="Times New Roman" w:hAnsi="Times New Roman" w:cs="Times New Roman"/>
+                <w:sz w:val="28"/>
+                <w:szCs w:val="28"/>
+              </w:rPr>
+            </w:pPr>
+            <w:r>
+              <w:rPr>
+                <w:rFonts w:ascii="Times New Roman" w:hAnsi="Times New Roman" w:cs="Times New Roman"/>
+                <w:sz w:val="28"/>
+                <w:szCs w:val="28"/>
+              </w:rPr>
+              <w:t>Rare</w:t>
+            </w:r>
+          </w:p>
+        </w:tc>
+        <w:tc>
+          <w:tcPr>
+            <w:tcW w:w="3215" w:type="dxa"/>
+            <w:vAlign w:val="center"/>
+            <w:hideMark/>
+          </w:tcPr>
+          <w:p>
+            <w:pPr>
+              <w:jc w:val="both"/>
+              <w:rPr>
+                <w:rFonts w:ascii="Times New Roman" w:hAnsi="Times New Roman" w:cs="Times New Roman"/>
+                <w:sz w:val="28"/>
+                <w:szCs w:val="28"/>
+              </w:rPr>
+            </w:pPr>
+            <w:r>
+              <w:rPr>
+                <w:rFonts w:ascii="Times New Roman" w:hAnsi="Times New Roman" w:cs="Times New Roman"/>
+                <w:sz w:val="28"/>
+                <w:szCs w:val="28"/>
+              </w:rPr>
+              <w:t>Default</w:t>
+            </w:r>
+          </w:p>
+        </w:tc>
+      </w:tr>
+      <w:tr>
+        <w:trPr>
+          <w:tblCellSpacing w:w="15" w:type="dxa"/>
+        </w:trPr>
+        <w:tc>
+          <w:tcPr>
+            <w:tcW w:w="3216" w:type="dxa"/>
+            <w:vAlign w:val="center"/>
+            <w:hideMark/>
+          </w:tcPr>
+          <w:p>
+            <w:pPr>
+              <w:jc w:val="both"/>
+              <w:rPr>
+                <w:rFonts w:ascii="Times New Roman" w:hAnsi="Times New Roman" w:cs="Times New Roman"/>
+                <w:sz w:val="28"/>
+                <w:szCs w:val="28"/>
+              </w:rPr>
+            </w:pPr>
+            <w:r>
+              <w:rPr>
+                <w:rFonts w:ascii="Times New Roman" w:hAnsi="Times New Roman" w:cs="Times New Roman"/>
+                <w:sz w:val="28"/>
+                <w:szCs w:val="28"/>
+              </w:rPr>
+              <w:t>Handles multiple users</w:t>
+            </w:r>
+          </w:p>
+        </w:tc>
+        <w:tc>
+          <w:tcPr>
+            <w:tcW w:w="1954" w:type="dxa"/>
+            <w:vAlign w:val="center"/>
+            <w:hideMark/>
+          </w:tcPr>
+          <w:p>
+            <w:pPr>
+              <w:jc w:val="both"/>
+              <w:rPr>
+                <w:rFonts w:ascii="Times New Roman" w:hAnsi="Times New Roman" w:cs="Times New Roman"/>
+                <w:sz w:val="28"/>
+                <w:szCs w:val="28"/>
+              </w:rPr>
+            </w:pPr>
+            <w:r>
+              <w:rPr>
+                <w:rFonts w:ascii="Times New Roman" w:hAnsi="Times New Roman" w:cs="Times New Roman"/>
+                <w:sz w:val="28"/>
+                <w:szCs w:val="28"/>
+              </w:rPr>
+              <w:t>Poor</w:t>
+            </w:r>
+          </w:p>
+        </w:tc>
+        <w:tc>
+          <w:tcPr>
+            <w:tcW w:w="3215" w:type="dxa"/>
+            <w:vAlign w:val="center"/>
+            <w:hideMark/>
+          </w:tcPr>
+          <w:p>
+            <w:pPr>
+              <w:jc w:val="both"/>
+              <w:rPr>
+                <w:rFonts w:ascii="Times New Roman" w:hAnsi="Times New Roman" w:cs="Times New Roman"/>
+                <w:sz w:val="28"/>
+                <w:szCs w:val="28"/>
+              </w:rPr>
+            </w:pPr>
+            <w:r>
+              <w:rPr>
+                <w:rFonts w:ascii="Times New Roman" w:hAnsi="Times New Roman" w:cs="Times New Roman"/>
+                <w:sz w:val="28"/>
+                <w:szCs w:val="28"/>
+              </w:rPr>
+              <w:t>Excellent</w:t>
+            </w:r>
+          </w:p>
+        </w:tc>
+      </w:tr>
+    </w:tbl>
+    <w:p>
+      <w:pPr>
+        <w:jc w:val="both"/>
+        <w:rPr>
+          <w:rFonts w:ascii="Times New Roman" w:hAnsi="Times New Roman" w:cs="Times New Roman"/>
+          <w:sz w:val="28"/>
+          <w:szCs w:val="28"/>
+        </w:rPr>
+      </w:pPr>
+      <w:r>
+        <w:rPr>
+          <w:rFonts w:ascii="Times New Roman" w:hAnsi="Times New Roman" w:cs="Times New Roman"/>
+          <w:sz w:val="28"/>
+          <w:szCs w:val="28"/>
+        </w:rPr>
+        <w:pict w14:anchorId="4327ECB0">
+          <v:rect id="_x0000_i1052" style="width:0;height:1.5pt" o:hralign="center" o:hrstd="t" o:hr="t" fillcolor="#a0a0a0" stroked="f"/>
+        </w:pict>
+      </w:r>
+    </w:p>
+    <w:p>
+      <w:pPr>
+        <w:jc w:val="both"/>
+        <w:rPr>
+          <w:rFonts w:ascii="Times New Roman" w:hAnsi="Times New Roman" w:cs="Times New Roman"/>
+          <w:b/>
+          <w:bCs/>
+          <w:sz w:val="28"/>
+          <w:szCs w:val="28"/>
+        </w:rPr>
+      </w:pPr>
+      <w:r>
+        <w:rPr>
+          <w:rFonts w:ascii="Times New Roman" w:hAnsi="Times New Roman" w:cs="Times New Roman"/>
+          <w:b/>
+          <w:bCs/>
+          <w:sz w:val="28"/>
+          <w:szCs w:val="28"/>
+        </w:rPr>
+        <w:t>Real-World Example</w:t>
+      </w:r>
+    </w:p>
+    <w:p>
+      <w:pPr>
+        <w:jc w:val="both"/>
+        <w:rPr>
+          <w:rFonts w:ascii="Times New Roman" w:hAnsi="Times New Roman" w:cs="Times New Roman"/>
+          <w:sz w:val="28"/>
+          <w:szCs w:val="28"/>
+        </w:rPr>
+      </w:pPr>
+      <w:r>
+        <w:rPr>
+          <w:rFonts w:ascii="Times New Roman" w:hAnsi="Times New Roman" w:cs="Times New Roman"/>
+          <w:sz w:val="28"/>
+          <w:szCs w:val="28"/>
+        </w:rPr>
+        <w:t>Imagine ordering food at a restaurant.</w:t>
+      </w:r>
+    </w:p>
+    <w:p>
+      <w:pPr>
+        <w:jc w:val="both"/>
+        <w:rPr>
+          <w:rFonts w:ascii="Times New Roman" w:hAnsi="Times New Roman" w:cs="Times New Roman"/>
+          <w:sz w:val="28"/>
+          <w:szCs w:val="28"/>
+        </w:rPr>
+      </w:pPr>
+      <w:r>
+        <w:rPr>
+          <w:rFonts w:ascii="Times New Roman" w:hAnsi="Times New Roman" w:cs="Times New Roman"/>
+          <w:sz w:val="28"/>
+          <w:szCs w:val="28"/>
+        </w:rPr>
+        <w:t>Blocking</w:t>
+      </w:r>
+    </w:p>
+    <w:p>
+      <w:pPr>
+        <w:rPr>
+          <w:rFonts w:ascii="Times New Roman" w:hAnsi="Times New Roman" w:cs="Times New Roman"/>
+          <w:sz w:val="28"/>
+          <w:szCs w:val="28"/>
+        </w:rPr>
+      </w:pPr>
+      <w:r>
+        <w:rPr>
+          <w:rFonts w:ascii="Times New Roman" w:hAnsi="Times New Roman" w:cs="Times New Roman"/>
+          <w:sz w:val="28"/>
+          <w:szCs w:val="28"/>
+        </w:rPr>
+        <w:t>Customer 1 orders</w:t>
+      </w:r>
+      <w:r>
+        <w:rPr>
+          <w:rFonts w:ascii="Times New Roman" w:hAnsi="Times New Roman" w:cs="Times New Roman"/>
+          <w:sz w:val="28"/>
+          <w:szCs w:val="28"/>
+        </w:rPr>
+        <w:br/>
+        <w:t>Chef finishes order</w:t>
+      </w:r>
+      <w:r>
+        <w:rPr>
+          <w:rFonts w:ascii="Times New Roman" w:hAnsi="Times New Roman" w:cs="Times New Roman"/>
+          <w:sz w:val="28"/>
+          <w:szCs w:val="28"/>
+        </w:rPr>
+        <w:br/>
+        <w:t>Then Customer 2 order starts</w:t>
+      </w:r>
+    </w:p>
+    <w:p>
+      <w:pPr>
+        <w:jc w:val="both"/>
+        <w:rPr>
+          <w:rFonts w:ascii="Times New Roman" w:hAnsi="Times New Roman" w:cs="Times New Roman"/>
+          <w:sz w:val="28"/>
+          <w:szCs w:val="28"/>
+        </w:rPr>
+      </w:pPr>
+      <w:r>
+        <w:rPr>
+          <w:rFonts w:ascii="Times New Roman" w:hAnsi="Times New Roman" w:cs="Times New Roman"/>
+          <w:sz w:val="28"/>
+          <w:szCs w:val="28"/>
+        </w:rPr>
+        <w:t>Everyone waits in line.</w:t>
+      </w:r>
+    </w:p>
+    <w:p>
+      <w:pPr>
+        <w:jc w:val="both"/>
+        <w:rPr>
+          <w:rFonts w:ascii="Times New Roman" w:hAnsi="Times New Roman" w:cs="Times New Roman"/>
+          <w:sz w:val="28"/>
+          <w:szCs w:val="28"/>
+        </w:rPr>
+      </w:pPr>
+      <w:r>
+        <w:rPr>
+          <w:rFonts w:ascii="Times New Roman" w:hAnsi="Times New Roman" w:cs="Times New Roman"/>
+          <w:sz w:val="28"/>
+          <w:szCs w:val="28"/>
+        </w:rPr>
+        <w:pict w14:anchorId="6DAFFA7F">
+          <v:rect id="_x0000_i1053" style="width:0;height:1.5pt" o:hralign="center" o:hrstd="t" o:hr="t" fillcolor="#a0a0a0" stroked="f"/>
+        </w:pict>
+      </w:r>
+    </w:p>
+    <w:p>
+      <w:pPr>
+        <w:jc w:val="both"/>
+        <w:rPr>
+          <w:rFonts w:ascii="Times New Roman" w:hAnsi="Times New Roman" w:cs="Times New Roman"/>
+          <w:sz w:val="28"/>
+          <w:szCs w:val="28"/>
+        </w:rPr>
+      </w:pPr>
+      <w:r>
+        <w:rPr>
+          <w:rFonts w:ascii="Times New Roman" w:hAnsi="Times New Roman" w:cs="Times New Roman"/>
+          <w:sz w:val="28"/>
+          <w:szCs w:val="28"/>
+        </w:rPr>
+        <w:t>Non-Blocking</w:t>
+      </w:r>
+    </w:p>
+    <w:p>
+      <w:pPr>
+        <w:rPr>
+          <w:rFonts w:ascii="Times New Roman" w:hAnsi="Times New Roman" w:cs="Times New Roman"/>
+          <w:sz w:val="28"/>
+          <w:szCs w:val="28"/>
+        </w:rPr>
+      </w:pPr>
+      <w:r>
+        <w:rPr>
+          <w:rFonts w:ascii="Times New Roman" w:hAnsi="Times New Roman" w:cs="Times New Roman"/>
+          <w:sz w:val="28"/>
+          <w:szCs w:val="28"/>
+        </w:rPr>
+        <w:t>Customer 1 order taken</w:t>
+      </w:r>
+      <w:r>
+        <w:rPr>
+          <w:rFonts w:ascii="Times New Roman" w:hAnsi="Times New Roman" w:cs="Times New Roman"/>
+          <w:sz w:val="28"/>
+          <w:szCs w:val="28"/>
+        </w:rPr>
+        <w:br/>
+        <w:t>Customer 2 order taken</w:t>
+      </w:r>
+      <w:r>
+        <w:rPr>
+          <w:rFonts w:ascii="Times New Roman" w:hAnsi="Times New Roman" w:cs="Times New Roman"/>
+          <w:sz w:val="28"/>
+          <w:szCs w:val="28"/>
+        </w:rPr>
+        <w:br/>
+        <w:t>Customer 3 order taken</w:t>
+      </w:r>
+      <w:r>
+        <w:rPr>
+          <w:rFonts w:ascii="Times New Roman" w:hAnsi="Times New Roman" w:cs="Times New Roman"/>
+          <w:sz w:val="28"/>
+          <w:szCs w:val="28"/>
+        </w:rPr>
+        <w:br/>
+        <w:t>Chef prepares all in parallel</w:t>
+      </w:r>
+    </w:p>
+    <w:p>
+      <w:pPr>
+        <w:jc w:val="both"/>
+        <w:rPr>
+          <w:rFonts w:ascii="Times New Roman" w:hAnsi="Times New Roman" w:cs="Times New Roman"/>
+          <w:sz w:val="28"/>
+          <w:szCs w:val="28"/>
+        </w:rPr>
+      </w:pPr>
+      <w:r>
+        <w:rPr>
+          <w:rFonts w:ascii="Times New Roman" w:hAnsi="Times New Roman" w:cs="Times New Roman"/>
+          <w:sz w:val="28"/>
+          <w:szCs w:val="28"/>
+        </w:rPr>
+        <w:t>Orders are handled simultaneously.</w:t>
+      </w:r>
+    </w:p>
+    <w:p>
+      <w:pPr>
+        <w:jc w:val="both"/>
+        <w:rPr>
+          <w:rFonts w:ascii="Times New Roman" w:hAnsi="Times New Roman" w:cs="Times New Roman"/>
+          <w:sz w:val="28"/>
+          <w:szCs w:val="28"/>
+        </w:rPr>
+      </w:pPr>
+      <w:r>
+        <w:rPr>
+          <w:rFonts w:ascii="Times New Roman" w:hAnsi="Times New Roman" w:cs="Times New Roman"/>
+          <w:sz w:val="28"/>
+          <w:szCs w:val="28"/>
+        </w:rPr>
+        <w:lastRenderedPageBreak/>
+        <w:pict w14:anchorId="1329BCD2">
+          <v:rect id="_x0000_i1054" style="width:0;height:1.5pt" o:hralign="center" o:hrstd="t" o:hr="t" fillcolor="#a0a0a0" stroked="f"/>
+        </w:pict>
+      </w:r>
+    </w:p>
+    <w:p>
+      <w:pPr>
+        <w:rPr>
+          <w:rFonts w:ascii="Times New Roman" w:hAnsi="Times New Roman" w:cs="Times New Roman"/>
+          <w:sz w:val="28"/>
+          <w:szCs w:val="28"/>
+        </w:rPr>
+      </w:pPr>
+      <w:r>
+        <w:rPr>
+          <w:rFonts w:ascii="Times New Roman" w:hAnsi="Times New Roman" w:cs="Times New Roman"/>
+          <w:sz w:val="28"/>
+          <w:szCs w:val="28"/>
+        </w:rPr>
+        <w:t>Interview Definition</w:t>
+      </w:r>
+    </w:p>
+    <w:p>
+      <w:pPr>
+        <w:rPr>
+          <w:rFonts w:ascii="Times New Roman" w:hAnsi="Times New Roman" w:cs="Times New Roman"/>
+          <w:sz w:val="28"/>
+          <w:szCs w:val="28"/>
+        </w:rPr>
+      </w:pPr>
+      <w:r>
+        <w:rPr>
+          <w:rFonts w:ascii="Times New Roman" w:hAnsi="Times New Roman" w:cs="Times New Roman"/>
+          <w:sz w:val="28"/>
+          <w:szCs w:val="28"/>
+        </w:rPr>
+        <w:t>Blocking request:</w:t>
+      </w:r>
+      <w:r>
+        <w:rPr>
+          <w:rFonts w:ascii="Times New Roman" w:hAnsi="Times New Roman" w:cs="Times New Roman"/>
+          <w:sz w:val="28"/>
+          <w:szCs w:val="28"/>
+        </w:rPr>
+        <w:br/>
+        <w:t>A request where the program waits until the operation is completed before processing the next task.</w:t>
+      </w:r>
+    </w:p>
+    <w:p>
+      <w:pPr>
+        <w:rPr>
+          <w:rFonts w:ascii="Times New Roman" w:hAnsi="Times New Roman" w:cs="Times New Roman"/>
+          <w:sz w:val="28"/>
+          <w:szCs w:val="28"/>
+        </w:rPr>
+      </w:pPr>
+      <w:r>
+        <w:rPr>
+          <w:rFonts w:ascii="Times New Roman" w:hAnsi="Times New Roman" w:cs="Times New Roman"/>
+          <w:sz w:val="28"/>
+          <w:szCs w:val="28"/>
+        </w:rPr>
+        <w:t>Non-blocking request:</w:t>
+      </w:r>
+      <w:r>
+        <w:rPr>
+          <w:rFonts w:ascii="Times New Roman" w:hAnsi="Times New Roman" w:cs="Times New Roman"/>
+          <w:sz w:val="28"/>
+          <w:szCs w:val="28"/>
+        </w:rPr>
+        <w:br/>
+        <w:t>A request where the program continues executing other tasks while waiting for the operation to complete.</w:t>
+      </w:r>
+    </w:p>
+    <w:p>
+      <w:pPr>
+        <w:jc w:val="both"/>
+        <w:rPr>
+          <w:rFonts w:ascii="Times New Roman" w:hAnsi="Times New Roman" w:cs="Times New Roman"/>
+          <w:sz w:val="28"/>
+          <w:szCs w:val="28"/>
+        </w:rPr>
+      </w:pPr>
+      <w:r>
+        <w:rPr>
+          <w:rFonts w:ascii="Times New Roman" w:hAnsi="Times New Roman" w:cs="Times New Roman"/>
+          <w:sz w:val="28"/>
+          <w:szCs w:val="28"/>
+        </w:rPr>
+        <w:pict w14:anchorId="433D804F">
+          <v:rect id="_x0000_i1055" style="width:0;height:1.5pt" o:hralign="center" o:hrstd="t" o:hr="t" fillcolor="#a0a0a0" stroked="f"/>
+        </w:pict>
+      </w:r>
+    </w:p>
+    <w:p>
+      <w:pPr>
+        <w:jc w:val="both"/>
+        <w:rPr>
+          <w:rFonts w:ascii="Times New Roman" w:hAnsi="Times New Roman" w:cs="Times New Roman"/>
+          <w:sz w:val="28"/>
+          <w:szCs w:val="28"/>
+        </w:rPr>
+      </w:pPr>
+      <w:r>
+        <w:rPr>
+          <w:rFonts w:ascii="Times New Roman" w:hAnsi="Times New Roman" w:cs="Times New Roman"/>
+          <w:sz w:val="28"/>
+          <w:szCs w:val="28"/>
+        </w:rPr>
+        <w:t>Interview Question</w:t>
+      </w:r>
+    </w:p>
+    <w:p>
+      <w:pPr>
+        <w:jc w:val="both"/>
+        <w:rPr>
+          <w:rFonts w:ascii="Times New Roman" w:hAnsi="Times New Roman" w:cs="Times New Roman"/>
+          <w:sz w:val="28"/>
+          <w:szCs w:val="28"/>
+        </w:rPr>
+      </w:pPr>
+      <w:r>
+        <w:rPr>
+          <w:rFonts w:ascii="Times New Roman" w:hAnsi="Times New Roman" w:cs="Times New Roman"/>
+          <w:sz w:val="28"/>
+          <w:szCs w:val="28"/>
+        </w:rPr>
+        <w:t>Q: Why Node.js uses non-blocking I/O?</w:t>
+      </w:r>
+    </w:p>
+    <w:p>
+      <w:pPr>
+        <w:jc w:val="both"/>
+        <w:rPr>
+          <w:rFonts w:ascii="Times New Roman" w:hAnsi="Times New Roman" w:cs="Times New Roman"/>
+          <w:sz w:val="28"/>
+          <w:szCs w:val="28"/>
+        </w:rPr>
+      </w:pPr>
+      <w:r>
+        <w:rPr>
+          <w:rFonts w:ascii="Times New Roman" w:hAnsi="Times New Roman" w:cs="Times New Roman"/>
+          <w:sz w:val="28"/>
+          <w:szCs w:val="28"/>
+        </w:rPr>
+        <w:t>Answer:</w:t>
+      </w:r>
+      <w:r>
+        <w:rPr>
+          <w:rFonts w:ascii="Times New Roman" w:hAnsi="Times New Roman" w:cs="Times New Roman"/>
+          <w:sz w:val="28"/>
+          <w:szCs w:val="28"/>
+        </w:rPr>
+        <w:br/>
+        <w:t>Node.js uses non-blocking I/O to handle multiple concurrent requests efficiently without creating multiple threads, improving performance and scalability.</w:t>
+      </w:r>
+    </w:p>
+    <w:p>
+      <w:pPr>
+        <w:jc w:val="both"/>
+        <w:rPr>
+          <w:rFonts w:ascii="Times New Roman" w:hAnsi="Times New Roman" w:cs="Times New Roman"/>
+          <w:sz w:val="28"/>
+          <w:szCs w:val="28"/>
+        </w:rPr>
+      </w:pPr>
+    </w:p>
+    <w:p>
+      <w:pPr>
+        <w:jc w:val="both"/>
+        <w:rPr>
+          <w:rFonts w:ascii="Times New Roman" w:hAnsi="Times New Roman" w:cs="Times New Roman"/>
           <w:sz w:val="28"/>
           <w:szCs w:val="28"/>
           <w:lang w:val="en-US"/>
@@ -1881,6 +6483,304 @@
     </w:lvl>
   </w:abstractNum>
   <w:abstractNum w:abstractNumId="1" w15:restartNumberingAfterBreak="0">
+    <w:nsid w:val="23FB0057"/>
+    <w:multiLevelType w:val="multilevel"/>
+    <w:tmpl w:val="6770A748"/>
+    <w:lvl w:ilvl="0">
+      <w:start w:val="1"/>
+      <w:numFmt w:val="bullet"/>
+      <w:lvlText w:val=""/>
+      <w:lvlJc w:val="left"/>
+      <w:pPr>
+        <w:tabs>
+          <w:tab w:val="num" w:pos="720"/>
+        </w:tabs>
+        <w:ind w:left="720" w:hanging="360"/>
+      </w:pPr>
+      <w:rPr>
+        <w:rFonts w:ascii="Symbol" w:hAnsi="Symbol" w:hint="default"/>
+        <w:sz w:val="20"/>
+      </w:rPr>
+    </w:lvl>
+    <w:lvl w:ilvl="1" w:tentative="1">
+      <w:start w:val="1"/>
+      <w:numFmt w:val="bullet"/>
+      <w:lvlText w:val="o"/>
+      <w:lvlJc w:val="left"/>
+      <w:pPr>
+        <w:tabs>
+          <w:tab w:val="num" w:pos="1440"/>
+        </w:tabs>
+        <w:ind w:left="1440" w:hanging="360"/>
+      </w:pPr>
+      <w:rPr>
+        <w:rFonts w:ascii="Courier New" w:hAnsi="Courier New" w:hint="default"/>
+        <w:sz w:val="20"/>
+      </w:rPr>
+    </w:lvl>
+    <w:lvl w:ilvl="2" w:tentative="1">
+      <w:start w:val="1"/>
+      <w:numFmt w:val="bullet"/>
+      <w:lvlText w:val=""/>
+      <w:lvlJc w:val="left"/>
+      <w:pPr>
+        <w:tabs>
+          <w:tab w:val="num" w:pos="2160"/>
+        </w:tabs>
+        <w:ind w:left="2160" w:hanging="360"/>
+      </w:pPr>
+      <w:rPr>
+        <w:rFonts w:ascii="Wingdings" w:hAnsi="Wingdings" w:hint="default"/>
+        <w:sz w:val="20"/>
+      </w:rPr>
+    </w:lvl>
+    <w:lvl w:ilvl="3" w:tentative="1">
+      <w:start w:val="1"/>
+      <w:numFmt w:val="bullet"/>
+      <w:lvlText w:val=""/>
+      <w:lvlJc w:val="left"/>
+      <w:pPr>
+        <w:tabs>
+          <w:tab w:val="num" w:pos="2880"/>
+        </w:tabs>
+        <w:ind w:left="2880" w:hanging="360"/>
+      </w:pPr>
+      <w:rPr>
+        <w:rFonts w:ascii="Wingdings" w:hAnsi="Wingdings" w:hint="default"/>
+        <w:sz w:val="20"/>
+      </w:rPr>
+    </w:lvl>
+    <w:lvl w:ilvl="4" w:tentative="1">
+      <w:start w:val="1"/>
+      <w:numFmt w:val="bullet"/>
+      <w:lvlText w:val=""/>
+      <w:lvlJc w:val="left"/>
+      <w:pPr>
+        <w:tabs>
+          <w:tab w:val="num" w:pos="3600"/>
+        </w:tabs>
+        <w:ind w:left="3600" w:hanging="360"/>
+      </w:pPr>
+      <w:rPr>
+        <w:rFonts w:ascii="Wingdings" w:hAnsi="Wingdings" w:hint="default"/>
+        <w:sz w:val="20"/>
+      </w:rPr>
+    </w:lvl>
+    <w:lvl w:ilvl="5" w:tentative="1">
+      <w:start w:val="1"/>
+      <w:numFmt w:val="bullet"/>
+      <w:lvlText w:val=""/>
+      <w:lvlJc w:val="left"/>
+      <w:pPr>
+        <w:tabs>
+          <w:tab w:val="num" w:pos="4320"/>
+        </w:tabs>
+        <w:ind w:left="4320" w:hanging="360"/>
+      </w:pPr>
+      <w:rPr>
+        <w:rFonts w:ascii="Wingdings" w:hAnsi="Wingdings" w:hint="default"/>
+        <w:sz w:val="20"/>
+      </w:rPr>
+    </w:lvl>
+    <w:lvl w:ilvl="6" w:tentative="1">
+      <w:start w:val="1"/>
+      <w:numFmt w:val="bullet"/>
+      <w:lvlText w:val=""/>
+      <w:lvlJc w:val="left"/>
+      <w:pPr>
+        <w:tabs>
+          <w:tab w:val="num" w:pos="5040"/>
+        </w:tabs>
+        <w:ind w:left="5040" w:hanging="360"/>
+      </w:pPr>
+      <w:rPr>
+        <w:rFonts w:ascii="Wingdings" w:hAnsi="Wingdings" w:hint="default"/>
+        <w:sz w:val="20"/>
+      </w:rPr>
+    </w:lvl>
+    <w:lvl w:ilvl="7" w:tentative="1">
+      <w:start w:val="1"/>
+      <w:numFmt w:val="bullet"/>
+      <w:lvlText w:val=""/>
+      <w:lvlJc w:val="left"/>
+      <w:pPr>
+        <w:tabs>
+          <w:tab w:val="num" w:pos="5760"/>
+        </w:tabs>
+        <w:ind w:left="5760" w:hanging="360"/>
+      </w:pPr>
+      <w:rPr>
+        <w:rFonts w:ascii="Wingdings" w:hAnsi="Wingdings" w:hint="default"/>
+        <w:sz w:val="20"/>
+      </w:rPr>
+    </w:lvl>
+    <w:lvl w:ilvl="8" w:tentative="1">
+      <w:start w:val="1"/>
+      <w:numFmt w:val="bullet"/>
+      <w:lvlText w:val=""/>
+      <w:lvlJc w:val="left"/>
+      <w:pPr>
+        <w:tabs>
+          <w:tab w:val="num" w:pos="6480"/>
+        </w:tabs>
+        <w:ind w:left="6480" w:hanging="360"/>
+      </w:pPr>
+      <w:rPr>
+        <w:rFonts w:ascii="Wingdings" w:hAnsi="Wingdings" w:hint="default"/>
+        <w:sz w:val="20"/>
+      </w:rPr>
+    </w:lvl>
+  </w:abstractNum>
+  <w:abstractNum w:abstractNumId="2" w15:restartNumberingAfterBreak="0">
+    <w:nsid w:val="296A7FD2"/>
+    <w:multiLevelType w:val="multilevel"/>
+    <w:tmpl w:val="C340163C"/>
+    <w:lvl w:ilvl="0">
+      <w:start w:val="1"/>
+      <w:numFmt w:val="bullet"/>
+      <w:lvlText w:val=""/>
+      <w:lvlJc w:val="left"/>
+      <w:pPr>
+        <w:tabs>
+          <w:tab w:val="num" w:pos="720"/>
+        </w:tabs>
+        <w:ind w:left="720" w:hanging="360"/>
+      </w:pPr>
+      <w:rPr>
+        <w:rFonts w:ascii="Symbol" w:hAnsi="Symbol" w:hint="default"/>
+        <w:sz w:val="20"/>
+      </w:rPr>
+    </w:lvl>
+    <w:lvl w:ilvl="1" w:tentative="1">
+      <w:start w:val="1"/>
+      <w:numFmt w:val="bullet"/>
+      <w:lvlText w:val="o"/>
+      <w:lvlJc w:val="left"/>
+      <w:pPr>
+        <w:tabs>
+          <w:tab w:val="num" w:pos="1440"/>
+        </w:tabs>
+        <w:ind w:left="1440" w:hanging="360"/>
+      </w:pPr>
+      <w:rPr>
+        <w:rFonts w:ascii="Courier New" w:hAnsi="Courier New" w:hint="default"/>
+        <w:sz w:val="20"/>
+      </w:rPr>
+    </w:lvl>
+    <w:lvl w:ilvl="2" w:tentative="1">
+      <w:start w:val="1"/>
+      <w:numFmt w:val="bullet"/>
+      <w:lvlText w:val=""/>
+      <w:lvlJc w:val="left"/>
+      <w:pPr>
+        <w:tabs>
+          <w:tab w:val="num" w:pos="2160"/>
+        </w:tabs>
+        <w:ind w:left="2160" w:hanging="360"/>
+      </w:pPr>
+      <w:rPr>
+        <w:rFonts w:ascii="Wingdings" w:hAnsi="Wingdings" w:hint="default"/>
+        <w:sz w:val="20"/>
+      </w:rPr>
+    </w:lvl>
+    <w:lvl w:ilvl="3" w:tentative="1">
+      <w:start w:val="1"/>
+      <w:numFmt w:val="bullet"/>
+      <w:lvlText w:val=""/>
+      <w:lvlJc w:val="left"/>
+      <w:pPr>
+        <w:tabs>
+          <w:tab w:val="num" w:pos="2880"/>
+        </w:tabs>
+        <w:ind w:left="2880" w:hanging="360"/>
+      </w:pPr>
+      <w:rPr>
+        <w:rFonts w:ascii="Wingdings" w:hAnsi="Wingdings" w:hint="default"/>
+        <w:sz w:val="20"/>
+      </w:rPr>
+    </w:lvl>
+    <w:lvl w:ilvl="4" w:tentative="1">
+      <w:start w:val="1"/>
+      <w:numFmt w:val="bullet"/>
+      <w:lvlText w:val=""/>
+      <w:lvlJc w:val="left"/>
+      <w:pPr>
+        <w:tabs>
+          <w:tab w:val="num" w:pos="3600"/>
+        </w:tabs>
+        <w:ind w:left="3600" w:hanging="360"/>
+      </w:pPr>
+      <w:rPr>
+        <w:rFonts w:ascii="Wingdings" w:hAnsi="Wingdings" w:hint="default"/>
+        <w:sz w:val="20"/>
+      </w:rPr>
+    </w:lvl>
+    <w:lvl w:ilvl="5" w:tentative="1">
+      <w:start w:val="1"/>
+      <w:numFmt w:val="bullet"/>
+      <w:lvlText w:val=""/>
+      <w:lvlJc w:val="left"/>
+      <w:pPr>
+        <w:tabs>
+          <w:tab w:val="num" w:pos="4320"/>
+        </w:tabs>
+        <w:ind w:left="4320" w:hanging="360"/>
+      </w:pPr>
+      <w:rPr>
+        <w:rFonts w:ascii="Wingdings" w:hAnsi="Wingdings" w:hint="default"/>
+        <w:sz w:val="20"/>
+      </w:rPr>
+    </w:lvl>
+    <w:lvl w:ilvl="6" w:tentative="1">
+      <w:start w:val="1"/>
+      <w:numFmt w:val="bullet"/>
+      <w:lvlText w:val=""/>
+      <w:lvlJc w:val="left"/>
+      <w:pPr>
+        <w:tabs>
+          <w:tab w:val="num" w:pos="5040"/>
+        </w:tabs>
+        <w:ind w:left="5040" w:hanging="360"/>
+      </w:pPr>
+      <w:rPr>
+        <w:rFonts w:ascii="Wingdings" w:hAnsi="Wingdings" w:hint="default"/>
+        <w:sz w:val="20"/>
+      </w:rPr>
+    </w:lvl>
+    <w:lvl w:ilvl="7" w:tentative="1">
+      <w:start w:val="1"/>
+      <w:numFmt w:val="bullet"/>
+      <w:lvlText w:val=""/>
+      <w:lvlJc w:val="left"/>
+      <w:pPr>
+        <w:tabs>
+          <w:tab w:val="num" w:pos="5760"/>
+        </w:tabs>
+        <w:ind w:left="5760" w:hanging="360"/>
+      </w:pPr>
+      <w:rPr>
+        <w:rFonts w:ascii="Wingdings" w:hAnsi="Wingdings" w:hint="default"/>
+        <w:sz w:val="20"/>
+      </w:rPr>
+    </w:lvl>
+    <w:lvl w:ilvl="8" w:tentative="1">
+      <w:start w:val="1"/>
+      <w:numFmt w:val="bullet"/>
+      <w:lvlText w:val=""/>
+      <w:lvlJc w:val="left"/>
+      <w:pPr>
+        <w:tabs>
+          <w:tab w:val="num" w:pos="6480"/>
+        </w:tabs>
+        <w:ind w:left="6480" w:hanging="360"/>
+      </w:pPr>
+      <w:rPr>
+        <w:rFonts w:ascii="Wingdings" w:hAnsi="Wingdings" w:hint="default"/>
+        <w:sz w:val="20"/>
+      </w:rPr>
+    </w:lvl>
+  </w:abstractNum>
+  <w:abstractNum w:abstractNumId="3" w15:restartNumberingAfterBreak="0">
     <w:nsid w:val="29F14984"/>
     <w:multiLevelType w:val="multilevel"/>
     <w:tmpl w:val="0532A41A"/>
@@ -2029,7 +6929,603 @@
       </w:rPr>
     </w:lvl>
   </w:abstractNum>
-  <w:abstractNum w:abstractNumId="2" w15:restartNumberingAfterBreak="0">
+  <w:abstractNum w:abstractNumId="4" w15:restartNumberingAfterBreak="0">
+    <w:nsid w:val="377B1EFA"/>
+    <w:multiLevelType w:val="multilevel"/>
+    <w:tmpl w:val="1688CF52"/>
+    <w:lvl w:ilvl="0">
+      <w:start w:val="1"/>
+      <w:numFmt w:val="bullet"/>
+      <w:lvlText w:val=""/>
+      <w:lvlJc w:val="left"/>
+      <w:pPr>
+        <w:tabs>
+          <w:tab w:val="num" w:pos="720"/>
+        </w:tabs>
+        <w:ind w:left="720" w:hanging="360"/>
+      </w:pPr>
+      <w:rPr>
+        <w:rFonts w:ascii="Symbol" w:hAnsi="Symbol" w:hint="default"/>
+        <w:sz w:val="20"/>
+      </w:rPr>
+    </w:lvl>
+    <w:lvl w:ilvl="1" w:tentative="1">
+      <w:start w:val="1"/>
+      <w:numFmt w:val="bullet"/>
+      <w:lvlText w:val="o"/>
+      <w:lvlJc w:val="left"/>
+      <w:pPr>
+        <w:tabs>
+          <w:tab w:val="num" w:pos="1440"/>
+        </w:tabs>
+        <w:ind w:left="1440" w:hanging="360"/>
+      </w:pPr>
+      <w:rPr>
+        <w:rFonts w:ascii="Courier New" w:hAnsi="Courier New" w:hint="default"/>
+        <w:sz w:val="20"/>
+      </w:rPr>
+    </w:lvl>
+    <w:lvl w:ilvl="2" w:tentative="1">
+      <w:start w:val="1"/>
+      <w:numFmt w:val="bullet"/>
+      <w:lvlText w:val=""/>
+      <w:lvlJc w:val="left"/>
+      <w:pPr>
+        <w:tabs>
+          <w:tab w:val="num" w:pos="2160"/>
+        </w:tabs>
+        <w:ind w:left="2160" w:hanging="360"/>
+      </w:pPr>
+      <w:rPr>
+        <w:rFonts w:ascii="Wingdings" w:hAnsi="Wingdings" w:hint="default"/>
+        <w:sz w:val="20"/>
+      </w:rPr>
+    </w:lvl>
+    <w:lvl w:ilvl="3" w:tentative="1">
+      <w:start w:val="1"/>
+      <w:numFmt w:val="bullet"/>
+      <w:lvlText w:val=""/>
+      <w:lvlJc w:val="left"/>
+      <w:pPr>
+        <w:tabs>
+          <w:tab w:val="num" w:pos="2880"/>
+        </w:tabs>
+        <w:ind w:left="2880" w:hanging="360"/>
+      </w:pPr>
+      <w:rPr>
+        <w:rFonts w:ascii="Wingdings" w:hAnsi="Wingdings" w:hint="default"/>
+        <w:sz w:val="20"/>
+      </w:rPr>
+    </w:lvl>
+    <w:lvl w:ilvl="4" w:tentative="1">
+      <w:start w:val="1"/>
+      <w:numFmt w:val="bullet"/>
+      <w:lvlText w:val=""/>
+      <w:lvlJc w:val="left"/>
+      <w:pPr>
+        <w:tabs>
+          <w:tab w:val="num" w:pos="3600"/>
+        </w:tabs>
+        <w:ind w:left="3600" w:hanging="360"/>
+      </w:pPr>
+      <w:rPr>
+        <w:rFonts w:ascii="Wingdings" w:hAnsi="Wingdings" w:hint="default"/>
+        <w:sz w:val="20"/>
+      </w:rPr>
+    </w:lvl>
+    <w:lvl w:ilvl="5" w:tentative="1">
+      <w:start w:val="1"/>
+      <w:numFmt w:val="bullet"/>
+      <w:lvlText w:val=""/>
+      <w:lvlJc w:val="left"/>
+      <w:pPr>
+        <w:tabs>
+          <w:tab w:val="num" w:pos="4320"/>
+        </w:tabs>
+        <w:ind w:left="4320" w:hanging="360"/>
+      </w:pPr>
+      <w:rPr>
+        <w:rFonts w:ascii="Wingdings" w:hAnsi="Wingdings" w:hint="default"/>
+        <w:sz w:val="20"/>
+      </w:rPr>
+    </w:lvl>
+    <w:lvl w:ilvl="6" w:tentative="1">
+      <w:start w:val="1"/>
+      <w:numFmt w:val="bullet"/>
+      <w:lvlText w:val=""/>
+      <w:lvlJc w:val="left"/>
+      <w:pPr>
+        <w:tabs>
+          <w:tab w:val="num" w:pos="5040"/>
+        </w:tabs>
+        <w:ind w:left="5040" w:hanging="360"/>
+      </w:pPr>
+      <w:rPr>
+        <w:rFonts w:ascii="Wingdings" w:hAnsi="Wingdings" w:hint="default"/>
+        <w:sz w:val="20"/>
+      </w:rPr>
+    </w:lvl>
+    <w:lvl w:ilvl="7" w:tentative="1">
+      <w:start w:val="1"/>
+      <w:numFmt w:val="bullet"/>
+      <w:lvlText w:val=""/>
+      <w:lvlJc w:val="left"/>
+      <w:pPr>
+        <w:tabs>
+          <w:tab w:val="num" w:pos="5760"/>
+        </w:tabs>
+        <w:ind w:left="5760" w:hanging="360"/>
+      </w:pPr>
+      <w:rPr>
+        <w:rFonts w:ascii="Wingdings" w:hAnsi="Wingdings" w:hint="default"/>
+        <w:sz w:val="20"/>
+      </w:rPr>
+    </w:lvl>
+    <w:lvl w:ilvl="8" w:tentative="1">
+      <w:start w:val="1"/>
+      <w:numFmt w:val="bullet"/>
+      <w:lvlText w:val=""/>
+      <w:lvlJc w:val="left"/>
+      <w:pPr>
+        <w:tabs>
+          <w:tab w:val="num" w:pos="6480"/>
+        </w:tabs>
+        <w:ind w:left="6480" w:hanging="360"/>
+      </w:pPr>
+      <w:rPr>
+        <w:rFonts w:ascii="Wingdings" w:hAnsi="Wingdings" w:hint="default"/>
+        <w:sz w:val="20"/>
+      </w:rPr>
+    </w:lvl>
+  </w:abstractNum>
+  <w:abstractNum w:abstractNumId="5" w15:restartNumberingAfterBreak="0">
+    <w:nsid w:val="596D72E8"/>
+    <w:multiLevelType w:val="multilevel"/>
+    <w:tmpl w:val="F80C89BA"/>
+    <w:lvl w:ilvl="0">
+      <w:start w:val="1"/>
+      <w:numFmt w:val="bullet"/>
+      <w:lvlText w:val=""/>
+      <w:lvlJc w:val="left"/>
+      <w:pPr>
+        <w:tabs>
+          <w:tab w:val="num" w:pos="720"/>
+        </w:tabs>
+        <w:ind w:left="720" w:hanging="360"/>
+      </w:pPr>
+      <w:rPr>
+        <w:rFonts w:ascii="Symbol" w:hAnsi="Symbol" w:hint="default"/>
+        <w:sz w:val="20"/>
+      </w:rPr>
+    </w:lvl>
+    <w:lvl w:ilvl="1" w:tentative="1">
+      <w:start w:val="1"/>
+      <w:numFmt w:val="bullet"/>
+      <w:lvlText w:val="o"/>
+      <w:lvlJc w:val="left"/>
+      <w:pPr>
+        <w:tabs>
+          <w:tab w:val="num" w:pos="1440"/>
+        </w:tabs>
+        <w:ind w:left="1440" w:hanging="360"/>
+      </w:pPr>
+      <w:rPr>
+        <w:rFonts w:ascii="Courier New" w:hAnsi="Courier New" w:hint="default"/>
+        <w:sz w:val="20"/>
+      </w:rPr>
+    </w:lvl>
+    <w:lvl w:ilvl="2" w:tentative="1">
+      <w:start w:val="1"/>
+      <w:numFmt w:val="bullet"/>
+      <w:lvlText w:val=""/>
+      <w:lvlJc w:val="left"/>
+      <w:pPr>
+        <w:tabs>
+          <w:tab w:val="num" w:pos="2160"/>
+        </w:tabs>
+        <w:ind w:left="2160" w:hanging="360"/>
+      </w:pPr>
+      <w:rPr>
+        <w:rFonts w:ascii="Wingdings" w:hAnsi="Wingdings" w:hint="default"/>
+        <w:sz w:val="20"/>
+      </w:rPr>
+    </w:lvl>
+    <w:lvl w:ilvl="3" w:tentative="1">
+      <w:start w:val="1"/>
+      <w:numFmt w:val="bullet"/>
+      <w:lvlText w:val=""/>
+      <w:lvlJc w:val="left"/>
+      <w:pPr>
+        <w:tabs>
+          <w:tab w:val="num" w:pos="2880"/>
+        </w:tabs>
+        <w:ind w:left="2880" w:hanging="360"/>
+      </w:pPr>
+      <w:rPr>
+        <w:rFonts w:ascii="Wingdings" w:hAnsi="Wingdings" w:hint="default"/>
+        <w:sz w:val="20"/>
+      </w:rPr>
+    </w:lvl>
+    <w:lvl w:ilvl="4" w:tentative="1">
+      <w:start w:val="1"/>
+      <w:numFmt w:val="bullet"/>
+      <w:lvlText w:val=""/>
+      <w:lvlJc w:val="left"/>
+      <w:pPr>
+        <w:tabs>
+          <w:tab w:val="num" w:pos="3600"/>
+        </w:tabs>
+        <w:ind w:left="3600" w:hanging="360"/>
+      </w:pPr>
+      <w:rPr>
+        <w:rFonts w:ascii="Wingdings" w:hAnsi="Wingdings" w:hint="default"/>
+        <w:sz w:val="20"/>
+      </w:rPr>
+    </w:lvl>
+    <w:lvl w:ilvl="5" w:tentative="1">
+      <w:start w:val="1"/>
+      <w:numFmt w:val="bullet"/>
+      <w:lvlText w:val=""/>
+      <w:lvlJc w:val="left"/>
+      <w:pPr>
+        <w:tabs>
+          <w:tab w:val="num" w:pos="4320"/>
+        </w:tabs>
+        <w:ind w:left="4320" w:hanging="360"/>
+      </w:pPr>
+      <w:rPr>
+        <w:rFonts w:ascii="Wingdings" w:hAnsi="Wingdings" w:hint="default"/>
+        <w:sz w:val="20"/>
+      </w:rPr>
+    </w:lvl>
+    <w:lvl w:ilvl="6" w:tentative="1">
+      <w:start w:val="1"/>
+      <w:numFmt w:val="bullet"/>
+      <w:lvlText w:val=""/>
+      <w:lvlJc w:val="left"/>
+      <w:pPr>
+        <w:tabs>
+          <w:tab w:val="num" w:pos="5040"/>
+        </w:tabs>
+        <w:ind w:left="5040" w:hanging="360"/>
+      </w:pPr>
+      <w:rPr>
+        <w:rFonts w:ascii="Wingdings" w:hAnsi="Wingdings" w:hint="default"/>
+        <w:sz w:val="20"/>
+      </w:rPr>
+    </w:lvl>
+    <w:lvl w:ilvl="7" w:tentative="1">
+      <w:start w:val="1"/>
+      <w:numFmt w:val="bullet"/>
+      <w:lvlText w:val=""/>
+      <w:lvlJc w:val="left"/>
+      <w:pPr>
+        <w:tabs>
+          <w:tab w:val="num" w:pos="5760"/>
+        </w:tabs>
+        <w:ind w:left="5760" w:hanging="360"/>
+      </w:pPr>
+      <w:rPr>
+        <w:rFonts w:ascii="Wingdings" w:hAnsi="Wingdings" w:hint="default"/>
+        <w:sz w:val="20"/>
+      </w:rPr>
+    </w:lvl>
+    <w:lvl w:ilvl="8" w:tentative="1">
+      <w:start w:val="1"/>
+      <w:numFmt w:val="bullet"/>
+      <w:lvlText w:val=""/>
+      <w:lvlJc w:val="left"/>
+      <w:pPr>
+        <w:tabs>
+          <w:tab w:val="num" w:pos="6480"/>
+        </w:tabs>
+        <w:ind w:left="6480" w:hanging="360"/>
+      </w:pPr>
+      <w:rPr>
+        <w:rFonts w:ascii="Wingdings" w:hAnsi="Wingdings" w:hint="default"/>
+        <w:sz w:val="20"/>
+      </w:rPr>
+    </w:lvl>
+  </w:abstractNum>
+  <w:abstractNum w:abstractNumId="6" w15:restartNumberingAfterBreak="0">
+    <w:nsid w:val="5CE923E0"/>
+    <w:multiLevelType w:val="multilevel"/>
+    <w:tmpl w:val="E4BE03FA"/>
+    <w:lvl w:ilvl="0">
+      <w:start w:val="1"/>
+      <w:numFmt w:val="bullet"/>
+      <w:lvlText w:val=""/>
+      <w:lvlJc w:val="left"/>
+      <w:pPr>
+        <w:tabs>
+          <w:tab w:val="num" w:pos="720"/>
+        </w:tabs>
+        <w:ind w:left="720" w:hanging="360"/>
+      </w:pPr>
+      <w:rPr>
+        <w:rFonts w:ascii="Symbol" w:hAnsi="Symbol" w:hint="default"/>
+        <w:sz w:val="20"/>
+      </w:rPr>
+    </w:lvl>
+    <w:lvl w:ilvl="1" w:tentative="1">
+      <w:start w:val="1"/>
+      <w:numFmt w:val="bullet"/>
+      <w:lvlText w:val="o"/>
+      <w:lvlJc w:val="left"/>
+      <w:pPr>
+        <w:tabs>
+          <w:tab w:val="num" w:pos="1440"/>
+        </w:tabs>
+        <w:ind w:left="1440" w:hanging="360"/>
+      </w:pPr>
+      <w:rPr>
+        <w:rFonts w:ascii="Courier New" w:hAnsi="Courier New" w:hint="default"/>
+        <w:sz w:val="20"/>
+      </w:rPr>
+    </w:lvl>
+    <w:lvl w:ilvl="2" w:tentative="1">
+      <w:start w:val="1"/>
+      <w:numFmt w:val="bullet"/>
+      <w:lvlText w:val=""/>
+      <w:lvlJc w:val="left"/>
+      <w:pPr>
+        <w:tabs>
+          <w:tab w:val="num" w:pos="2160"/>
+        </w:tabs>
+        <w:ind w:left="2160" w:hanging="360"/>
+      </w:pPr>
+      <w:rPr>
+        <w:rFonts w:ascii="Wingdings" w:hAnsi="Wingdings" w:hint="default"/>
+        <w:sz w:val="20"/>
+      </w:rPr>
+    </w:lvl>
+    <w:lvl w:ilvl="3" w:tentative="1">
+      <w:start w:val="1"/>
+      <w:numFmt w:val="bullet"/>
+      <w:lvlText w:val=""/>
+      <w:lvlJc w:val="left"/>
+      <w:pPr>
+        <w:tabs>
+          <w:tab w:val="num" w:pos="2880"/>
+        </w:tabs>
+        <w:ind w:left="2880" w:hanging="360"/>
+      </w:pPr>
+      <w:rPr>
+        <w:rFonts w:ascii="Wingdings" w:hAnsi="Wingdings" w:hint="default"/>
+        <w:sz w:val="20"/>
+      </w:rPr>
+    </w:lvl>
+    <w:lvl w:ilvl="4" w:tentative="1">
+      <w:start w:val="1"/>
+      <w:numFmt w:val="bullet"/>
+      <w:lvlText w:val=""/>
+      <w:lvlJc w:val="left"/>
+      <w:pPr>
+        <w:tabs>
+          <w:tab w:val="num" w:pos="3600"/>
+        </w:tabs>
+        <w:ind w:left="3600" w:hanging="360"/>
+      </w:pPr>
+      <w:rPr>
+        <w:rFonts w:ascii="Wingdings" w:hAnsi="Wingdings" w:hint="default"/>
+        <w:sz w:val="20"/>
+      </w:rPr>
+    </w:lvl>
+    <w:lvl w:ilvl="5" w:tentative="1">
+      <w:start w:val="1"/>
+      <w:numFmt w:val="bullet"/>
+      <w:lvlText w:val=""/>
+      <w:lvlJc w:val="left"/>
+      <w:pPr>
+        <w:tabs>
+          <w:tab w:val="num" w:pos="4320"/>
+        </w:tabs>
+        <w:ind w:left="4320" w:hanging="360"/>
+      </w:pPr>
+      <w:rPr>
+        <w:rFonts w:ascii="Wingdings" w:hAnsi="Wingdings" w:hint="default"/>
+        <w:sz w:val="20"/>
+      </w:rPr>
+    </w:lvl>
+    <w:lvl w:ilvl="6" w:tentative="1">
+      <w:start w:val="1"/>
+      <w:numFmt w:val="bullet"/>
+      <w:lvlText w:val=""/>
+      <w:lvlJc w:val="left"/>
+      <w:pPr>
+        <w:tabs>
+          <w:tab w:val="num" w:pos="5040"/>
+        </w:tabs>
+        <w:ind w:left="5040" w:hanging="360"/>
+      </w:pPr>
+      <w:rPr>
+        <w:rFonts w:ascii="Wingdings" w:hAnsi="Wingdings" w:hint="default"/>
+        <w:sz w:val="20"/>
+      </w:rPr>
+    </w:lvl>
+    <w:lvl w:ilvl="7" w:tentative="1">
+      <w:start w:val="1"/>
+      <w:numFmt w:val="bullet"/>
+      <w:lvlText w:val=""/>
+      <w:lvlJc w:val="left"/>
+      <w:pPr>
+        <w:tabs>
+          <w:tab w:val="num" w:pos="5760"/>
+        </w:tabs>
+        <w:ind w:left="5760" w:hanging="360"/>
+      </w:pPr>
+      <w:rPr>
+        <w:rFonts w:ascii="Wingdings" w:hAnsi="Wingdings" w:hint="default"/>
+        <w:sz w:val="20"/>
+      </w:rPr>
+    </w:lvl>
+    <w:lvl w:ilvl="8" w:tentative="1">
+      <w:start w:val="1"/>
+      <w:numFmt w:val="bullet"/>
+      <w:lvlText w:val=""/>
+      <w:lvlJc w:val="left"/>
+      <w:pPr>
+        <w:tabs>
+          <w:tab w:val="num" w:pos="6480"/>
+        </w:tabs>
+        <w:ind w:left="6480" w:hanging="360"/>
+      </w:pPr>
+      <w:rPr>
+        <w:rFonts w:ascii="Wingdings" w:hAnsi="Wingdings" w:hint="default"/>
+        <w:sz w:val="20"/>
+      </w:rPr>
+    </w:lvl>
+  </w:abstractNum>
+  <w:abstractNum w:abstractNumId="7" w15:restartNumberingAfterBreak="0">
+    <w:nsid w:val="6B3233DB"/>
+    <w:multiLevelType w:val="multilevel"/>
+    <w:tmpl w:val="4F6C79F4"/>
+    <w:lvl w:ilvl="0">
+      <w:start w:val="1"/>
+      <w:numFmt w:val="bullet"/>
+      <w:lvlText w:val=""/>
+      <w:lvlJc w:val="left"/>
+      <w:pPr>
+        <w:tabs>
+          <w:tab w:val="num" w:pos="720"/>
+        </w:tabs>
+        <w:ind w:left="720" w:hanging="360"/>
+      </w:pPr>
+      <w:rPr>
+        <w:rFonts w:ascii="Symbol" w:hAnsi="Symbol" w:hint="default"/>
+        <w:sz w:val="20"/>
+      </w:rPr>
+    </w:lvl>
+    <w:lvl w:ilvl="1" w:tentative="1">
+      <w:start w:val="1"/>
+      <w:numFmt w:val="bullet"/>
+      <w:lvlText w:val="o"/>
+      <w:lvlJc w:val="left"/>
+      <w:pPr>
+        <w:tabs>
+          <w:tab w:val="num" w:pos="1440"/>
+        </w:tabs>
+        <w:ind w:left="1440" w:hanging="360"/>
+      </w:pPr>
+      <w:rPr>
+        <w:rFonts w:ascii="Courier New" w:hAnsi="Courier New" w:hint="default"/>
+        <w:sz w:val="20"/>
+      </w:rPr>
+    </w:lvl>
+    <w:lvl w:ilvl="2" w:tentative="1">
+      <w:start w:val="1"/>
+      <w:numFmt w:val="bullet"/>
+      <w:lvlText w:val=""/>
+      <w:lvlJc w:val="left"/>
+      <w:pPr>
+        <w:tabs>
+          <w:tab w:val="num" w:pos="2160"/>
+        </w:tabs>
+        <w:ind w:left="2160" w:hanging="360"/>
+      </w:pPr>
+      <w:rPr>
+        <w:rFonts w:ascii="Wingdings" w:hAnsi="Wingdings" w:hint="default"/>
+        <w:sz w:val="20"/>
+      </w:rPr>
+    </w:lvl>
+    <w:lvl w:ilvl="3" w:tentative="1">
+      <w:start w:val="1"/>
+      <w:numFmt w:val="bullet"/>
+      <w:lvlText w:val=""/>
+      <w:lvlJc w:val="left"/>
+      <w:pPr>
+        <w:tabs>
+          <w:tab w:val="num" w:pos="2880"/>
+        </w:tabs>
+        <w:ind w:left="2880" w:hanging="360"/>
+      </w:pPr>
+      <w:rPr>
+        <w:rFonts w:ascii="Wingdings" w:hAnsi="Wingdings" w:hint="default"/>
+        <w:sz w:val="20"/>
+      </w:rPr>
+    </w:lvl>
+    <w:lvl w:ilvl="4" w:tentative="1">
+      <w:start w:val="1"/>
+      <w:numFmt w:val="bullet"/>
+      <w:lvlText w:val=""/>
+      <w:lvlJc w:val="left"/>
+      <w:pPr>
+        <w:tabs>
+          <w:tab w:val="num" w:pos="3600"/>
+        </w:tabs>
+        <w:ind w:left="3600" w:hanging="360"/>
+      </w:pPr>
+      <w:rPr>
+        <w:rFonts w:ascii="Wingdings" w:hAnsi="Wingdings" w:hint="default"/>
+        <w:sz w:val="20"/>
+      </w:rPr>
+    </w:lvl>
+    <w:lvl w:ilvl="5" w:tentative="1">
+      <w:start w:val="1"/>
+      <w:numFmt w:val="bullet"/>
+      <w:lvlText w:val=""/>
+      <w:lvlJc w:val="left"/>
+      <w:pPr>
+        <w:tabs>
+          <w:tab w:val="num" w:pos="4320"/>
+        </w:tabs>
+        <w:ind w:left="4320" w:hanging="360"/>
+      </w:pPr>
+      <w:rPr>
+        <w:rFonts w:ascii="Wingdings" w:hAnsi="Wingdings" w:hint="default"/>
+        <w:sz w:val="20"/>
+      </w:rPr>
+    </w:lvl>
+    <w:lvl w:ilvl="6" w:tentative="1">
+      <w:start w:val="1"/>
+      <w:numFmt w:val="bullet"/>
+      <w:lvlText w:val=""/>
+      <w:lvlJc w:val="left"/>
+      <w:pPr>
+        <w:tabs>
+          <w:tab w:val="num" w:pos="5040"/>
+        </w:tabs>
+        <w:ind w:left="5040" w:hanging="360"/>
+      </w:pPr>
+      <w:rPr>
+        <w:rFonts w:ascii="Wingdings" w:hAnsi="Wingdings" w:hint="default"/>
+        <w:sz w:val="20"/>
+      </w:rPr>
+    </w:lvl>
+    <w:lvl w:ilvl="7" w:tentative="1">
+      <w:start w:val="1"/>
+      <w:numFmt w:val="bullet"/>
+      <w:lvlText w:val=""/>
+      <w:lvlJc w:val="left"/>
+      <w:pPr>
+        <w:tabs>
+          <w:tab w:val="num" w:pos="5760"/>
+        </w:tabs>
+        <w:ind w:left="5760" w:hanging="360"/>
+      </w:pPr>
+      <w:rPr>
+        <w:rFonts w:ascii="Wingdings" w:hAnsi="Wingdings" w:hint="default"/>
+        <w:sz w:val="20"/>
+      </w:rPr>
+    </w:lvl>
+    <w:lvl w:ilvl="8" w:tentative="1">
+      <w:start w:val="1"/>
+      <w:numFmt w:val="bullet"/>
+      <w:lvlText w:val=""/>
+      <w:lvlJc w:val="left"/>
+      <w:pPr>
+        <w:tabs>
+          <w:tab w:val="num" w:pos="6480"/>
+        </w:tabs>
+        <w:ind w:left="6480" w:hanging="360"/>
+      </w:pPr>
+      <w:rPr>
+        <w:rFonts w:ascii="Wingdings" w:hAnsi="Wingdings" w:hint="default"/>
+        <w:sz w:val="20"/>
+      </w:rPr>
+    </w:lvl>
+  </w:abstractNum>
+  <w:abstractNum w:abstractNumId="8" w15:restartNumberingAfterBreak="0">
     <w:nsid w:val="6CCF1DF4"/>
     <w:multiLevelType w:val="multilevel"/>
     <w:tmpl w:val="9F62DB1C"/>
@@ -2178,7 +7674,7 @@
       </w:rPr>
     </w:lvl>
   </w:abstractNum>
-  <w:abstractNum w:abstractNumId="3" w15:restartNumberingAfterBreak="0">
+  <w:abstractNum w:abstractNumId="9" w15:restartNumberingAfterBreak="0">
     <w:nsid w:val="6FE45E42"/>
     <w:multiLevelType w:val="multilevel"/>
     <w:tmpl w:val="BA70083A"/>
@@ -2327,7 +7823,156 @@
       </w:rPr>
     </w:lvl>
   </w:abstractNum>
-  <w:abstractNum w:abstractNumId="4" w15:restartNumberingAfterBreak="0">
+  <w:abstractNum w:abstractNumId="10" w15:restartNumberingAfterBreak="0">
+    <w:nsid w:val="70E54163"/>
+    <w:multiLevelType w:val="multilevel"/>
+    <w:tmpl w:val="5994FB2C"/>
+    <w:lvl w:ilvl="0">
+      <w:start w:val="1"/>
+      <w:numFmt w:val="bullet"/>
+      <w:lvlText w:val=""/>
+      <w:lvlJc w:val="left"/>
+      <w:pPr>
+        <w:tabs>
+          <w:tab w:val="num" w:pos="720"/>
+        </w:tabs>
+        <w:ind w:left="720" w:hanging="360"/>
+      </w:pPr>
+      <w:rPr>
+        <w:rFonts w:ascii="Symbol" w:hAnsi="Symbol" w:hint="default"/>
+        <w:sz w:val="20"/>
+      </w:rPr>
+    </w:lvl>
+    <w:lvl w:ilvl="1" w:tentative="1">
+      <w:start w:val="1"/>
+      <w:numFmt w:val="bullet"/>
+      <w:lvlText w:val="o"/>
+      <w:lvlJc w:val="left"/>
+      <w:pPr>
+        <w:tabs>
+          <w:tab w:val="num" w:pos="1440"/>
+        </w:tabs>
+        <w:ind w:left="1440" w:hanging="360"/>
+      </w:pPr>
+      <w:rPr>
+        <w:rFonts w:ascii="Courier New" w:hAnsi="Courier New" w:hint="default"/>
+        <w:sz w:val="20"/>
+      </w:rPr>
+    </w:lvl>
+    <w:lvl w:ilvl="2" w:tentative="1">
+      <w:start w:val="1"/>
+      <w:numFmt w:val="bullet"/>
+      <w:lvlText w:val=""/>
+      <w:lvlJc w:val="left"/>
+      <w:pPr>
+        <w:tabs>
+          <w:tab w:val="num" w:pos="2160"/>
+        </w:tabs>
+        <w:ind w:left="2160" w:hanging="360"/>
+      </w:pPr>
+      <w:rPr>
+        <w:rFonts w:ascii="Wingdings" w:hAnsi="Wingdings" w:hint="default"/>
+        <w:sz w:val="20"/>
+      </w:rPr>
+    </w:lvl>
+    <w:lvl w:ilvl="3" w:tentative="1">
+      <w:start w:val="1"/>
+      <w:numFmt w:val="bullet"/>
+      <w:lvlText w:val=""/>
+      <w:lvlJc w:val="left"/>
+      <w:pPr>
+        <w:tabs>
+          <w:tab w:val="num" w:pos="2880"/>
+        </w:tabs>
+        <w:ind w:left="2880" w:hanging="360"/>
+      </w:pPr>
+      <w:rPr>
+        <w:rFonts w:ascii="Wingdings" w:hAnsi="Wingdings" w:hint="default"/>
+        <w:sz w:val="20"/>
+      </w:rPr>
+    </w:lvl>
+    <w:lvl w:ilvl="4" w:tentative="1">
+      <w:start w:val="1"/>
+      <w:numFmt w:val="bullet"/>
+      <w:lvlText w:val=""/>
+      <w:lvlJc w:val="left"/>
+      <w:pPr>
+        <w:tabs>
+          <w:tab w:val="num" w:pos="3600"/>
+        </w:tabs>
+        <w:ind w:left="3600" w:hanging="360"/>
+      </w:pPr>
+      <w:rPr>
+        <w:rFonts w:ascii="Wingdings" w:hAnsi="Wingdings" w:hint="default"/>
+        <w:sz w:val="20"/>
+      </w:rPr>
+    </w:lvl>
+    <w:lvl w:ilvl="5" w:tentative="1">
+      <w:start w:val="1"/>
+      <w:numFmt w:val="bullet"/>
+      <w:lvlText w:val=""/>
+      <w:lvlJc w:val="left"/>
+      <w:pPr>
+        <w:tabs>
+          <w:tab w:val="num" w:pos="4320"/>
+        </w:tabs>
+        <w:ind w:left="4320" w:hanging="360"/>
+      </w:pPr>
+      <w:rPr>
+        <w:rFonts w:ascii="Wingdings" w:hAnsi="Wingdings" w:hint="default"/>
+        <w:sz w:val="20"/>
+      </w:rPr>
+    </w:lvl>
+    <w:lvl w:ilvl="6" w:tentative="1">
+      <w:start w:val="1"/>
+      <w:numFmt w:val="bullet"/>
+      <w:lvlText w:val=""/>
+      <w:lvlJc w:val="left"/>
+      <w:pPr>
+        <w:tabs>
+          <w:tab w:val="num" w:pos="5040"/>
+        </w:tabs>
+        <w:ind w:left="5040" w:hanging="360"/>
+      </w:pPr>
+      <w:rPr>
+        <w:rFonts w:ascii="Wingdings" w:hAnsi="Wingdings" w:hint="default"/>
+        <w:sz w:val="20"/>
+      </w:rPr>
+    </w:lvl>
+    <w:lvl w:ilvl="7" w:tentative="1">
+      <w:start w:val="1"/>
+      <w:numFmt w:val="bullet"/>
+      <w:lvlText w:val=""/>
+      <w:lvlJc w:val="left"/>
+      <w:pPr>
+        <w:tabs>
+          <w:tab w:val="num" w:pos="5760"/>
+        </w:tabs>
+        <w:ind w:left="5760" w:hanging="360"/>
+      </w:pPr>
+      <w:rPr>
+        <w:rFonts w:ascii="Wingdings" w:hAnsi="Wingdings" w:hint="default"/>
+        <w:sz w:val="20"/>
+      </w:rPr>
+    </w:lvl>
+    <w:lvl w:ilvl="8" w:tentative="1">
+      <w:start w:val="1"/>
+      <w:numFmt w:val="bullet"/>
+      <w:lvlText w:val=""/>
+      <w:lvlJc w:val="left"/>
+      <w:pPr>
+        <w:tabs>
+          <w:tab w:val="num" w:pos="6480"/>
+        </w:tabs>
+        <w:ind w:left="6480" w:hanging="360"/>
+      </w:pPr>
+      <w:rPr>
+        <w:rFonts w:ascii="Wingdings" w:hAnsi="Wingdings" w:hint="default"/>
+        <w:sz w:val="20"/>
+      </w:rPr>
+    </w:lvl>
+  </w:abstractNum>
+  <w:abstractNum w:abstractNumId="11" w15:restartNumberingAfterBreak="0">
     <w:nsid w:val="71075B27"/>
     <w:multiLevelType w:val="multilevel"/>
     <w:tmpl w:val="7966CED8"/>
@@ -2476,7 +8121,7 @@
       </w:rPr>
     </w:lvl>
   </w:abstractNum>
-  <w:abstractNum w:abstractNumId="5" w15:restartNumberingAfterBreak="0">
+  <w:abstractNum w:abstractNumId="12" w15:restartNumberingAfterBreak="0">
     <w:nsid w:val="72690967"/>
     <w:multiLevelType w:val="multilevel"/>
     <w:tmpl w:val="AFF0F68A"/>
@@ -2625,7 +8270,7 @@
       </w:rPr>
     </w:lvl>
   </w:abstractNum>
-  <w:abstractNum w:abstractNumId="6" w15:restartNumberingAfterBreak="0">
+  <w:abstractNum w:abstractNumId="13" w15:restartNumberingAfterBreak="0">
     <w:nsid w:val="75D77976"/>
     <w:multiLevelType w:val="multilevel"/>
     <w:tmpl w:val="D6B20904"/>
@@ -2774,7 +8419,7 @@
       </w:rPr>
     </w:lvl>
   </w:abstractNum>
-  <w:abstractNum w:abstractNumId="7" w15:restartNumberingAfterBreak="0">
+  <w:abstractNum w:abstractNumId="14" w15:restartNumberingAfterBreak="0">
     <w:nsid w:val="77460C68"/>
     <w:multiLevelType w:val="multilevel"/>
     <w:tmpl w:val="30F2FFDE"/>
@@ -2923,7 +8568,156 @@
       </w:rPr>
     </w:lvl>
   </w:abstractNum>
-  <w:abstractNum w:abstractNumId="8" w15:restartNumberingAfterBreak="0">
+  <w:abstractNum w:abstractNumId="15" w15:restartNumberingAfterBreak="0">
+    <w:nsid w:val="7CC97822"/>
+    <w:multiLevelType w:val="multilevel"/>
+    <w:tmpl w:val="E11EE202"/>
+    <w:lvl w:ilvl="0">
+      <w:start w:val="1"/>
+      <w:numFmt w:val="bullet"/>
+      <w:lvlText w:val=""/>
+      <w:lvlJc w:val="left"/>
+      <w:pPr>
+        <w:tabs>
+          <w:tab w:val="num" w:pos="720"/>
+        </w:tabs>
+        <w:ind w:left="720" w:hanging="360"/>
+      </w:pPr>
+      <w:rPr>
+        <w:rFonts w:ascii="Symbol" w:hAnsi="Symbol" w:hint="default"/>
+        <w:sz w:val="20"/>
+      </w:rPr>
+    </w:lvl>
+    <w:lvl w:ilvl="1" w:tentative="1">
+      <w:start w:val="1"/>
+      <w:numFmt w:val="bullet"/>
+      <w:lvlText w:val="o"/>
+      <w:lvlJc w:val="left"/>
+      <w:pPr>
+        <w:tabs>
+          <w:tab w:val="num" w:pos="1440"/>
+        </w:tabs>
+        <w:ind w:left="1440" w:hanging="360"/>
+      </w:pPr>
+      <w:rPr>
+        <w:rFonts w:ascii="Courier New" w:hAnsi="Courier New" w:hint="default"/>
+        <w:sz w:val="20"/>
+      </w:rPr>
+    </w:lvl>
+    <w:lvl w:ilvl="2" w:tentative="1">
+      <w:start w:val="1"/>
+      <w:numFmt w:val="bullet"/>
+      <w:lvlText w:val=""/>
+      <w:lvlJc w:val="left"/>
+      <w:pPr>
+        <w:tabs>
+          <w:tab w:val="num" w:pos="2160"/>
+        </w:tabs>
+        <w:ind w:left="2160" w:hanging="360"/>
+      </w:pPr>
+      <w:rPr>
+        <w:rFonts w:ascii="Wingdings" w:hAnsi="Wingdings" w:hint="default"/>
+        <w:sz w:val="20"/>
+      </w:rPr>
+    </w:lvl>
+    <w:lvl w:ilvl="3" w:tentative="1">
+      <w:start w:val="1"/>
+      <w:numFmt w:val="bullet"/>
+      <w:lvlText w:val=""/>
+      <w:lvlJc w:val="left"/>
+      <w:pPr>
+        <w:tabs>
+          <w:tab w:val="num" w:pos="2880"/>
+        </w:tabs>
+        <w:ind w:left="2880" w:hanging="360"/>
+      </w:pPr>
+      <w:rPr>
+        <w:rFonts w:ascii="Wingdings" w:hAnsi="Wingdings" w:hint="default"/>
+        <w:sz w:val="20"/>
+      </w:rPr>
+    </w:lvl>
+    <w:lvl w:ilvl="4" w:tentative="1">
+      <w:start w:val="1"/>
+      <w:numFmt w:val="bullet"/>
+      <w:lvlText w:val=""/>
+      <w:lvlJc w:val="left"/>
+      <w:pPr>
+        <w:tabs>
+          <w:tab w:val="num" w:pos="3600"/>
+        </w:tabs>
+        <w:ind w:left="3600" w:hanging="360"/>
+      </w:pPr>
+      <w:rPr>
+        <w:rFonts w:ascii="Wingdings" w:hAnsi="Wingdings" w:hint="default"/>
+        <w:sz w:val="20"/>
+      </w:rPr>
+    </w:lvl>
+    <w:lvl w:ilvl="5" w:tentative="1">
+      <w:start w:val="1"/>
+      <w:numFmt w:val="bullet"/>
+      <w:lvlText w:val=""/>
+      <w:lvlJc w:val="left"/>
+      <w:pPr>
+        <w:tabs>
+          <w:tab w:val="num" w:pos="4320"/>
+        </w:tabs>
+        <w:ind w:left="4320" w:hanging="360"/>
+      </w:pPr>
+      <w:rPr>
+        <w:rFonts w:ascii="Wingdings" w:hAnsi="Wingdings" w:hint="default"/>
+        <w:sz w:val="20"/>
+      </w:rPr>
+    </w:lvl>
+    <w:lvl w:ilvl="6" w:tentative="1">
+      <w:start w:val="1"/>
+      <w:numFmt w:val="bullet"/>
+      <w:lvlText w:val=""/>
+      <w:lvlJc w:val="left"/>
+      <w:pPr>
+        <w:tabs>
+          <w:tab w:val="num" w:pos="5040"/>
+        </w:tabs>
+        <w:ind w:left="5040" w:hanging="360"/>
+      </w:pPr>
+      <w:rPr>
+        <w:rFonts w:ascii="Wingdings" w:hAnsi="Wingdings" w:hint="default"/>
+        <w:sz w:val="20"/>
+      </w:rPr>
+    </w:lvl>
+    <w:lvl w:ilvl="7" w:tentative="1">
+      <w:start w:val="1"/>
+      <w:numFmt w:val="bullet"/>
+      <w:lvlText w:val=""/>
+      <w:lvlJc w:val="left"/>
+      <w:pPr>
+        <w:tabs>
+          <w:tab w:val="num" w:pos="5760"/>
+        </w:tabs>
+        <w:ind w:left="5760" w:hanging="360"/>
+      </w:pPr>
+      <w:rPr>
+        <w:rFonts w:ascii="Wingdings" w:hAnsi="Wingdings" w:hint="default"/>
+        <w:sz w:val="20"/>
+      </w:rPr>
+    </w:lvl>
+    <w:lvl w:ilvl="8" w:tentative="1">
+      <w:start w:val="1"/>
+      <w:numFmt w:val="bullet"/>
+      <w:lvlText w:val=""/>
+      <w:lvlJc w:val="left"/>
+      <w:pPr>
+        <w:tabs>
+          <w:tab w:val="num" w:pos="6480"/>
+        </w:tabs>
+        <w:ind w:left="6480" w:hanging="360"/>
+      </w:pPr>
+      <w:rPr>
+        <w:rFonts w:ascii="Wingdings" w:hAnsi="Wingdings" w:hint="default"/>
+        <w:sz w:val="20"/>
+      </w:rPr>
+    </w:lvl>
+  </w:abstractNum>
+  <w:abstractNum w:abstractNumId="16" w15:restartNumberingAfterBreak="0">
     <w:nsid w:val="7FD42E87"/>
     <w:multiLevelType w:val="multilevel"/>
     <w:tmpl w:val="7506D4FC"/>
@@ -3073,31 +8867,55 @@
     </w:lvl>
   </w:abstractNum>
   <w:num w:numId="1" w16cid:durableId="827283878">
-    <w:abstractNumId w:val="2"/>
+    <w:abstractNumId w:val="8"/>
   </w:num>
   <w:num w:numId="2" w16cid:durableId="363749201">
-    <w:abstractNumId w:val="6"/>
+    <w:abstractNumId w:val="13"/>
   </w:num>
   <w:num w:numId="3" w16cid:durableId="2048945635">
-    <w:abstractNumId w:val="3"/>
+    <w:abstractNumId w:val="9"/>
   </w:num>
   <w:num w:numId="4" w16cid:durableId="2104110742">
     <w:abstractNumId w:val="0"/>
   </w:num>
   <w:num w:numId="5" w16cid:durableId="532039458">
-    <w:abstractNumId w:val="8"/>
+    <w:abstractNumId w:val="16"/>
   </w:num>
   <w:num w:numId="6" w16cid:durableId="28533252">
+    <w:abstractNumId w:val="3"/>
+  </w:num>
+  <w:num w:numId="7" w16cid:durableId="1314750071">
+    <w:abstractNumId w:val="14"/>
+  </w:num>
+  <w:num w:numId="8" w16cid:durableId="1985960506">
+    <w:abstractNumId w:val="11"/>
+  </w:num>
+  <w:num w:numId="9" w16cid:durableId="1602372662">
+    <w:abstractNumId w:val="12"/>
+  </w:num>
+  <w:num w:numId="10" w16cid:durableId="85804744">
+    <w:abstractNumId w:val="15"/>
+  </w:num>
+  <w:num w:numId="11" w16cid:durableId="396050855">
+    <w:abstractNumId w:val="4"/>
+  </w:num>
+  <w:num w:numId="12" w16cid:durableId="326708849">
+    <w:abstractNumId w:val="5"/>
+  </w:num>
+  <w:num w:numId="13" w16cid:durableId="1679653242">
+    <w:abstractNumId w:val="6"/>
+  </w:num>
+  <w:num w:numId="14" w16cid:durableId="200750924">
     <w:abstractNumId w:val="1"/>
   </w:num>
-  <w:num w:numId="7" w16cid:durableId="1314750071">
+  <w:num w:numId="15" w16cid:durableId="529220877">
+    <w:abstractNumId w:val="2"/>
+  </w:num>
+  <w:num w:numId="16" w16cid:durableId="129717246">
     <w:abstractNumId w:val="7"/>
   </w:num>
-  <w:num w:numId="8" w16cid:durableId="1985960506">
-    <w:abstractNumId w:val="4"/>
-  </w:num>
-  <w:num w:numId="9" w16cid:durableId="1602372662">
-    <w:abstractNumId w:val="5"/>
+  <w:num w:numId="17" w16cid:durableId="1088961363">
+    <w:abstractNumId w:val="10"/>
   </w:num>
 </w:numbering>
 </file>
@@ -3705,6 +9523,7 @@
   <w:style w:type="character" w:default="1" w:styleId="DefaultParagraphFont">
     <w:name w:val="Default Paragraph Font"/>
     <w:uiPriority w:val="1"/>
+    <w:semiHidden/>
     <w:unhideWhenUsed/>
   </w:style>
   <w:style w:type="table" w:default="1" w:styleId="TableNormal">
